--- a/GsdAutomatico/pdf/PATD_Alegacao_DF.docx
+++ b/GsdAutomatico/pdf/PATD_Alegacao_DF.docx
@@ -6,67 +6,17 @@
       <w:pPr>
         <w:pBdr/>
         <w:tabs>
-          <w:tab w:val="left" w:leader="none" w:pos="7033"/>
-        </w:tabs>
-        <w:spacing/>
-        <w:ind/>
-        <w:jc w:val="center"/>
-        <w:rPr>
-          <w:rFonts w:eastAsia="Times New Roman"/>
-          <w:b/>
-          <w:bCs/>
-          <w:color w:val="ff0000"/>
-        </w:rPr>
-      </w:pPr>
-      <w:r>
-        <w:rPr>
-          <w:rFonts w:eastAsia="Times New Roman"/>
-          <w:b/>
-          <w:bCs/>
-          <w:color w:val="ff0000"/>
-        </w:rPr>
-        <w:t xml:space="preserve">{</w:t>
-      </w:r>
-      <w:r>
-        <w:rPr>
-          <w:rFonts w:eastAsia="Times New Roman"/>
-          <w:b/>
-          <w:bCs/>
-          <w:color w:val="ff0000"/>
-        </w:rPr>
-        <w:t xml:space="preserve">nova_pagina</w:t>
-      </w:r>
-      <w:r>
-        <w:rPr>
-          <w:rFonts w:eastAsia="Times New Roman"/>
-          <w:b/>
-          <w:bCs/>
-          <w:color w:val="ff0000"/>
-        </w:rPr>
-        <w:t xml:space="preserve">}</w:t>
-      </w:r>
-      <w:r>
-        <w:rPr>
-          <w:rFonts w:eastAsia="Times New Roman"/>
-          <w:b/>
-          <w:bCs/>
-          <w:color w:val="ff0000"/>
-        </w:rPr>
-      </w:r>
-    </w:p>
-    <w:p>
-      <w:pPr>
-        <w:pBdr/>
-        <w:tabs>
           <w:tab w:val="center" w:leader="none" w:pos="4252"/>
           <w:tab w:val="right" w:leader="none" w:pos="8504"/>
         </w:tabs>
-        <w:spacing w:after="0" w:line="240" w:lineRule="auto"/>
-        <w:ind w:left="1416"/>
+        <w:spacing w:after="0" w:afterAutospacing="0" w:line="240" w:lineRule="auto"/>
+        <w:ind w:left="0"/>
         <w:jc w:val="center"/>
         <w:rPr>
-          <w:rFonts w:ascii="Times New Roman" w:hAnsi="Times New Roman" w:eastAsia="Times New Roman" w:cs="Times New Roman"/>
+          <w:rFonts w:ascii="Times New Roman" w:hAnsi="Times New Roman" w:cs="Times New Roman"/>
           <w:color w:val="ff0000"/>
+          <w:sz w:val="24"/>
+          <w:szCs w:val="24"/>
         </w:rPr>
       </w:pPr>
       <w:r>
@@ -75,6 +25,8 @@
           <w:b/>
           <w:bCs/>
           <w:color w:val="ff0000"/>
+          <w:sz w:val="24"/>
+          <w:szCs w:val="24"/>
         </w:rPr>
         <w:t xml:space="preserve">INFORMAÇÃO PESSOAL – ACESSO RESTRITO</w:t>
       </w:r>
@@ -82,196 +34,258 @@
         <w:rPr>
           <w:rFonts w:ascii="Times New Roman" w:hAnsi="Times New Roman" w:eastAsia="Times New Roman" w:cs="Times New Roman"/>
           <w:color w:val="ff0000"/>
-        </w:rPr>
-      </w:r>
-    </w:p>
-    <w:p>
-      <w:pPr>
-        <w:pBdr/>
-        <w:tabs>
-          <w:tab w:val="center" w:leader="none" w:pos="4252"/>
-          <w:tab w:val="right" w:leader="none" w:pos="8504"/>
-        </w:tabs>
-        <w:spacing w:after="0" w:line="240" w:lineRule="auto"/>
-        <w:ind w:left="1416"/>
-        <w:jc w:val="center"/>
-        <w:rPr>
-          <w:rFonts w:ascii="Times New Roman" w:hAnsi="Times New Roman" w:eastAsia="Times New Roman" w:cs="Times New Roman"/>
-          <w:color w:val="ff0000"/>
-        </w:rPr>
-      </w:pPr>
-      <w:r>
-        <w:rPr>
-          <w:rFonts w:ascii="Times New Roman" w:hAnsi="Times New Roman" w:eastAsia="Times New Roman" w:cs="Times New Roman"/>
-          <w:color w:val="ff0000"/>
+          <w:sz w:val="24"/>
+          <w:szCs w:val="24"/>
         </w:rPr>
       </w:r>
       <w:r>
         <w:rPr>
           <w:rFonts w:ascii="Times New Roman" w:hAnsi="Times New Roman" w:eastAsia="Times New Roman" w:cs="Times New Roman"/>
           <w:color w:val="ff0000"/>
+          <w:sz w:val="24"/>
+          <w:szCs w:val="24"/>
+        </w:rPr>
+      </w:r>
+      <w:r>
+        <w:rPr>
+          <w:rFonts w:ascii="Times New Roman" w:hAnsi="Times New Roman" w:eastAsia="Times New Roman" w:cs="Times New Roman"/>
+          <w:b w:val="0"/>
+          <w:bCs w:val="0"/>
+          <w:color w:val="000000" w:themeColor="text1"/>
+          <w:sz w:val="24"/>
+          <w:szCs w:val="24"/>
+        </w:rPr>
+      </w:r>
+      <w:r>
+        <w:rPr>
+          <w:rFonts w:ascii="Times New Roman" w:hAnsi="Times New Roman" w:eastAsia="Times New Roman" w:cs="Times New Roman"/>
+          <w:b w:val="0"/>
+          <w:bCs w:val="0"/>
+          <w:color w:val="000000" w:themeColor="text1"/>
+          <w:sz w:val="24"/>
+          <w:szCs w:val="24"/>
+        </w:rPr>
+      </w:r>
+      <w:r>
+        <w:rPr>
+          <w:rFonts w:ascii="Times New Roman" w:hAnsi="Times New Roman" w:eastAsia="Times New Roman" w:cs="Times New Roman"/>
+          <w:b w:val="0"/>
+          <w:bCs w:val="0"/>
+          <w:color w:val="000000" w:themeColor="text1"/>
+          <w:sz w:val="24"/>
+          <w:szCs w:val="24"/>
+        </w:rPr>
+      </w:r>
+      <w:r>
+        <w:rPr>
+          <w:rFonts w:ascii="Times New Roman" w:hAnsi="Times New Roman" w:cs="Times New Roman"/>
+          <w:color w:val="ff0000"/>
+          <w:sz w:val="24"/>
+          <w:szCs w:val="24"/>
         </w:rPr>
       </w:r>
     </w:p>
     <w:p>
       <w:pPr>
         <w:pBdr/>
-        <w:spacing w:after="0" w:line="9" w:lineRule="exact"/>
+        <w:spacing w:after="0" w:afterAutospacing="0" w:line="240" w:lineRule="auto"/>
         <w:ind/>
         <w:jc w:val="center"/>
         <w:rPr>
+          <w:rFonts w:ascii="Times New Roman" w:hAnsi="Times New Roman" w:cs="Times New Roman"/>
+          <w:b w:val="0"/>
+          <w:bCs w:val="0"/>
+          <w:color w:val="ff0000"/>
+          <w:sz w:val="24"/>
+          <w:szCs w:val="24"/>
+        </w:rPr>
+      </w:pPr>
+      <w:r>
+        <w:rPr>
           <w:rFonts w:ascii="Times New Roman" w:hAnsi="Times New Roman" w:eastAsia="Times New Roman" w:cs="Times New Roman"/>
+          <w:b w:val="0"/>
+          <w:bCs w:val="0"/>
+          <w:color w:val="ff0000"/>
+          <w:sz w:val="24"/>
+          <w:szCs w:val="24"/>
+        </w:rPr>
+        <w:t xml:space="preserve">Art. 5º, Inciso X, da Constituição Federal do Brasil, de 1988</w:t>
+      </w:r>
+      <w:r>
+        <w:rPr>
+          <w:rFonts w:ascii="Times New Roman" w:hAnsi="Times New Roman" w:eastAsia="Times New Roman" w:cs="Times New Roman"/>
+          <w:b w:val="0"/>
+          <w:bCs w:val="0"/>
+          <w:color w:val="ff0000"/>
+          <w:sz w:val="24"/>
+          <w:szCs w:val="24"/>
+        </w:rPr>
+      </w:r>
+      <w:r>
+        <w:rPr>
+          <w:rFonts w:ascii="Times New Roman" w:hAnsi="Times New Roman" w:eastAsia="Times New Roman" w:cs="Times New Roman"/>
+          <w:b w:val="0"/>
+          <w:bCs w:val="0"/>
+          <w:color w:val="ff0000"/>
+          <w:sz w:val="24"/>
+          <w:szCs w:val="24"/>
+        </w:rPr>
+      </w:r>
+    </w:p>
+    <w:p>
+      <w:pPr>
+        <w:pBdr/>
+        <w:spacing w:after="0" w:afterAutospacing="0" w:line="240" w:lineRule="auto"/>
+        <w:ind/>
+        <w:jc w:val="center"/>
+        <w:rPr>
+          <w:rFonts w:ascii="Times New Roman" w:hAnsi="Times New Roman" w:cs="Times New Roman"/>
+          <w:b w:val="0"/>
+          <w:bCs w:val="0"/>
+          <w:color w:val="ff0000"/>
+          <w:sz w:val="24"/>
+          <w:szCs w:val="24"/>
+        </w:rPr>
+      </w:pPr>
+      <w:r>
+        <w:rPr>
+          <w:rFonts w:ascii="Times New Roman" w:hAnsi="Times New Roman" w:eastAsia="Times New Roman" w:cs="Times New Roman"/>
+          <w:b w:val="0"/>
+          <w:bCs w:val="0"/>
+          <w:color w:val="ff0000"/>
+          <w:sz w:val="24"/>
+          <w:szCs w:val="24"/>
+        </w:rPr>
+        <w:t xml:space="preserve">Art. 31 da Lei nº 12.527, de 2011</w:t>
+      </w:r>
+      <w:r>
+        <w:rPr>
+          <w:rFonts w:ascii="Times New Roman" w:hAnsi="Times New Roman" w:eastAsia="Times New Roman" w:cs="Times New Roman"/>
+          <w:b w:val="0"/>
+          <w:bCs w:val="0"/>
+          <w:color w:val="ff0000"/>
+          <w:sz w:val="24"/>
+          <w:szCs w:val="24"/>
+        </w:rPr>
+      </w:r>
+      <w:r>
+        <w:rPr>
+          <w:rFonts w:ascii="Times New Roman" w:hAnsi="Times New Roman" w:eastAsia="Times New Roman" w:cs="Times New Roman"/>
+          <w:b w:val="0"/>
+          <w:bCs w:val="0"/>
+          <w:color w:val="ff0000"/>
+          <w:sz w:val="24"/>
+          <w:szCs w:val="24"/>
+        </w:rPr>
+      </w:r>
+    </w:p>
+    <w:p>
+      <w:pPr>
+        <w:pBdr/>
+        <w:spacing w:after="0" w:afterAutospacing="0" w:line="240" w:lineRule="auto"/>
+        <w:ind/>
+        <w:jc w:val="center"/>
+        <w:rPr>
+          <w:rFonts w:ascii="Times New Roman" w:hAnsi="Times New Roman" w:cs="Times New Roman"/>
+          <w:b w:val="0"/>
+          <w:bCs w:val="0"/>
+          <w:color w:val="ff0000"/>
+          <w:sz w:val="24"/>
+          <w:szCs w:val="24"/>
+        </w:rPr>
+      </w:pPr>
+      <w:r>
+        <w:rPr>
+          <w:rFonts w:ascii="Times New Roman" w:hAnsi="Times New Roman" w:eastAsia="Times New Roman" w:cs="Times New Roman"/>
+          <w:b w:val="0"/>
+          <w:bCs w:val="0"/>
+          <w:color w:val="ff0000"/>
+          <w:sz w:val="24"/>
+          <w:szCs w:val="24"/>
+        </w:rPr>
+        <w:t xml:space="preserve">Arts</w:t>
+      </w:r>
+      <w:r>
+        <w:rPr>
+          <w:rFonts w:ascii="Times New Roman" w:hAnsi="Times New Roman" w:eastAsia="Times New Roman" w:cs="Times New Roman"/>
+          <w:b w:val="0"/>
+          <w:bCs w:val="0"/>
+          <w:color w:val="ff0000"/>
+          <w:sz w:val="24"/>
+          <w:szCs w:val="24"/>
+        </w:rPr>
+        <w:t xml:space="preserve">. 55 a 62 do Decreto nº 7.724, de 2012</w:t>
+      </w:r>
+      <w:r>
+        <w:rPr>
+          <w:rFonts w:ascii="Times New Roman" w:hAnsi="Times New Roman" w:eastAsia="Times New Roman" w:cs="Times New Roman"/>
+          <w:b w:val="0"/>
+          <w:bCs w:val="0"/>
+          <w:color w:val="ff0000"/>
+          <w:sz w:val="24"/>
+          <w:szCs w:val="24"/>
+        </w:rPr>
+      </w:r>
+      <w:r>
+        <w:rPr>
+          <w:rFonts w:ascii="Times New Roman" w:hAnsi="Times New Roman" w:eastAsia="Times New Roman" w:cs="Times New Roman"/>
+          <w:b w:val="0"/>
+          <w:bCs w:val="0"/>
+          <w:color w:val="ff0000"/>
+          <w:sz w:val="24"/>
+          <w:szCs w:val="24"/>
+        </w:rPr>
+      </w:r>
+    </w:p>
+    <w:p>
+      <w:pPr>
+        <w:pBdr/>
+        <w:spacing w:after="0" w:afterAutospacing="0" w:line="240" w:lineRule="auto"/>
+        <w:ind/>
+        <w:jc w:val="center"/>
+        <w:rPr>
+          <w:rFonts w:ascii="Times New Roman" w:hAnsi="Times New Roman" w:cs="Times New Roman"/>
           <w:color w:val="000000" w:themeColor="text1"/>
+          <w:sz w:val="24"/>
+          <w:szCs w:val="24"/>
         </w:rPr>
       </w:pPr>
       <w:r>
         <w:rPr>
           <w:rFonts w:ascii="Times New Roman" w:hAnsi="Times New Roman" w:eastAsia="Times New Roman" w:cs="Times New Roman"/>
           <w:color w:val="000000" w:themeColor="text1"/>
+          <w:sz w:val="24"/>
+          <w:szCs w:val="24"/>
         </w:rPr>
       </w:r>
       <w:r>
         <w:rPr>
           <w:rFonts w:ascii="Times New Roman" w:hAnsi="Times New Roman" w:eastAsia="Times New Roman" w:cs="Times New Roman"/>
           <w:color w:val="000000" w:themeColor="text1"/>
-        </w:rPr>
-      </w:r>
-    </w:p>
-    <w:p>
-      <w:pPr>
-        <w:pBdr/>
-        <w:spacing w:after="0" w:line="240" w:lineRule="auto"/>
-        <w:ind/>
-        <w:jc w:val="center"/>
-        <w:rPr>
-          <w:rFonts w:ascii="Times New Roman" w:hAnsi="Times New Roman" w:eastAsia="Times New Roman" w:cs="Times New Roman"/>
-          <w:b/>
-          <w:bCs/>
-          <w:color w:val="ff0000"/>
-        </w:rPr>
-      </w:pPr>
-      <w:r>
-        <w:rPr>
-          <w:rFonts w:ascii="Times New Roman" w:hAnsi="Times New Roman" w:eastAsia="Times New Roman" w:cs="Times New Roman"/>
-          <w:b/>
-          <w:bCs/>
-          <w:color w:val="ff0000"/>
-        </w:rPr>
-        <w:t xml:space="preserve">Art. 5º, Inciso X, da Constituição Federal do Brasil, de 1988</w:t>
-      </w:r>
-      <w:r>
-        <w:rPr>
-          <w:rFonts w:ascii="Times New Roman" w:hAnsi="Times New Roman" w:eastAsia="Times New Roman" w:cs="Times New Roman"/>
-          <w:b/>
-          <w:bCs/>
-          <w:color w:val="ff0000"/>
-        </w:rPr>
-      </w:r>
-    </w:p>
-    <w:p>
-      <w:pPr>
-        <w:pBdr/>
-        <w:spacing w:after="0" w:line="240" w:lineRule="auto"/>
-        <w:ind/>
-        <w:jc w:val="center"/>
-        <w:rPr>
-          <w:rFonts w:ascii="Times New Roman" w:hAnsi="Times New Roman" w:eastAsia="Times New Roman" w:cs="Times New Roman"/>
-          <w:b/>
-          <w:bCs/>
-          <w:color w:val="ff0000"/>
-        </w:rPr>
-      </w:pPr>
-      <w:r>
-        <w:rPr>
-          <w:rFonts w:ascii="Times New Roman" w:hAnsi="Times New Roman" w:eastAsia="Times New Roman" w:cs="Times New Roman"/>
-          <w:b/>
-          <w:bCs/>
-          <w:color w:val="ff0000"/>
-        </w:rPr>
-        <w:t xml:space="preserve">Art. 31 da Lei nº 12.527, de 2011</w:t>
-      </w:r>
-      <w:r>
-        <w:rPr>
-          <w:rFonts w:ascii="Times New Roman" w:hAnsi="Times New Roman" w:eastAsia="Times New Roman" w:cs="Times New Roman"/>
-          <w:b/>
-          <w:bCs/>
-          <w:color w:val="ff0000"/>
-        </w:rPr>
-      </w:r>
-    </w:p>
-    <w:p>
-      <w:pPr>
-        <w:pBdr/>
-        <w:spacing w:after="0" w:line="240" w:lineRule="auto"/>
-        <w:ind/>
-        <w:jc w:val="center"/>
-        <w:rPr>
-          <w:rFonts w:ascii="Times New Roman" w:hAnsi="Times New Roman" w:eastAsia="Times New Roman" w:cs="Times New Roman"/>
-          <w:b/>
-          <w:bCs/>
-          <w:color w:val="ff0000"/>
-        </w:rPr>
-      </w:pPr>
-      <w:r>
-        <w:rPr>
-          <w:rFonts w:ascii="Times New Roman" w:hAnsi="Times New Roman" w:eastAsia="Times New Roman" w:cs="Times New Roman"/>
-          <w:b/>
-          <w:bCs/>
-          <w:color w:val="ff0000"/>
-        </w:rPr>
-        <w:t xml:space="preserve">Arts</w:t>
-      </w:r>
-      <w:r>
-        <w:rPr>
-          <w:rFonts w:ascii="Times New Roman" w:hAnsi="Times New Roman" w:eastAsia="Times New Roman" w:cs="Times New Roman"/>
-          <w:b/>
-          <w:bCs/>
-          <w:color w:val="ff0000"/>
-        </w:rPr>
-        <w:t xml:space="preserve">. 55 a 62 do Decreto nº 7.724, de 2012</w:t>
-      </w:r>
-      <w:r>
-        <w:rPr>
-          <w:rFonts w:ascii="Times New Roman" w:hAnsi="Times New Roman" w:eastAsia="Times New Roman" w:cs="Times New Roman"/>
-          <w:b/>
-          <w:bCs/>
-          <w:color w:val="ff0000"/>
-        </w:rPr>
-      </w:r>
-    </w:p>
-    <w:p>
-      <w:pPr>
-        <w:pBdr/>
-        <w:spacing w:after="0" w:line="195" w:lineRule="exact"/>
-        <w:ind/>
-        <w:jc w:val="center"/>
-        <w:rPr>
-          <w:rFonts w:ascii="Times New Roman" w:hAnsi="Times New Roman" w:eastAsia="Times New Roman" w:cs="Times New Roman"/>
-          <w:color w:val="000000" w:themeColor="text1"/>
-        </w:rPr>
-      </w:pPr>
-      <w:r>
-        <w:rPr>
-          <w:rFonts w:ascii="Times New Roman" w:hAnsi="Times New Roman" w:eastAsia="Times New Roman" w:cs="Times New Roman"/>
-          <w:color w:val="000000" w:themeColor="text1"/>
+          <w:sz w:val="24"/>
+          <w:szCs w:val="24"/>
         </w:rPr>
       </w:r>
       <w:r>
         <w:rPr>
           <w:rFonts w:ascii="Times New Roman" w:hAnsi="Times New Roman" w:eastAsia="Times New Roman" w:cs="Times New Roman"/>
           <w:color w:val="000000" w:themeColor="text1"/>
+          <w:sz w:val="24"/>
+          <w:szCs w:val="24"/>
         </w:rPr>
       </w:r>
     </w:p>
     <w:p>
       <w:pPr>
         <w:pBdr/>
-        <w:spacing w:after="0" w:line="240" w:lineRule="auto"/>
+        <w:spacing w:after="0" w:afterAutospacing="0" w:line="240" w:lineRule="auto"/>
         <w:ind/>
         <w:jc w:val="center"/>
         <w:rPr>
-          <w:rFonts w:ascii="Times New Roman" w:hAnsi="Times New Roman" w:eastAsia="Times New Roman" w:cs="Times New Roman"/>
+          <w:rFonts w:ascii="Times New Roman" w:hAnsi="Times New Roman" w:cs="Times New Roman"/>
           <w:color w:val="000000" w:themeColor="text1"/>
+          <w:sz w:val="24"/>
+          <w:szCs w:val="24"/>
         </w:rPr>
       </w:pPr>
       <w:r>
@@ -280,6 +294,8 @@
           <w:b/>
           <w:bCs/>
           <w:color w:val="000000" w:themeColor="text1"/>
+          <w:sz w:val="24"/>
+          <w:szCs w:val="24"/>
         </w:rPr>
         <w:t xml:space="preserve">ALEGAÇÕES DE DEFESA</w:t>
       </w:r>
@@ -287,72 +303,114 @@
         <w:rPr>
           <w:rFonts w:ascii="Times New Roman" w:hAnsi="Times New Roman" w:eastAsia="Times New Roman" w:cs="Times New Roman"/>
           <w:color w:val="000000" w:themeColor="text1"/>
-        </w:rPr>
-      </w:r>
-    </w:p>
-    <w:p>
-      <w:pPr>
-        <w:pBdr/>
-        <w:spacing w:after="0" w:line="200" w:lineRule="exact"/>
-        <w:ind/>
-        <w:jc w:val="center"/>
-        <w:rPr>
-          <w:rFonts w:ascii="Times New Roman" w:hAnsi="Times New Roman" w:eastAsia="Times New Roman" w:cs="Times New Roman"/>
-          <w:color w:val="000000" w:themeColor="text1"/>
-        </w:rPr>
-      </w:pPr>
-      <w:r>
-        <w:rPr>
-          <w:rFonts w:ascii="Times New Roman" w:hAnsi="Times New Roman" w:eastAsia="Times New Roman" w:cs="Times New Roman"/>
-          <w:color w:val="000000" w:themeColor="text1"/>
+          <w:sz w:val="24"/>
+          <w:szCs w:val="24"/>
         </w:rPr>
       </w:r>
       <w:r>
         <w:rPr>
           <w:rFonts w:ascii="Times New Roman" w:hAnsi="Times New Roman" w:eastAsia="Times New Roman" w:cs="Times New Roman"/>
           <w:color w:val="000000" w:themeColor="text1"/>
+          <w:sz w:val="24"/>
+          <w:szCs w:val="24"/>
         </w:rPr>
       </w:r>
     </w:p>
     <w:p>
       <w:pPr>
         <w:pBdr/>
-        <w:spacing w:after="0" w:line="200" w:lineRule="exact"/>
+        <w:spacing w:after="0" w:afterAutospacing="0" w:line="240" w:lineRule="auto"/>
         <w:ind/>
         <w:jc w:val="center"/>
         <w:rPr>
-          <w:rFonts w:ascii="Times New Roman" w:hAnsi="Times New Roman" w:eastAsia="Times New Roman" w:cs="Times New Roman"/>
+          <w:rFonts w:ascii="Times New Roman" w:hAnsi="Times New Roman" w:cs="Times New Roman"/>
           <w:color w:val="000000" w:themeColor="text1"/>
+          <w:sz w:val="24"/>
+          <w:szCs w:val="24"/>
         </w:rPr>
       </w:pPr>
       <w:r>
         <w:rPr>
           <w:rFonts w:ascii="Times New Roman" w:hAnsi="Times New Roman" w:eastAsia="Times New Roman" w:cs="Times New Roman"/>
           <w:color w:val="000000" w:themeColor="text1"/>
+          <w:sz w:val="24"/>
+          <w:szCs w:val="24"/>
         </w:rPr>
       </w:r>
       <w:r>
         <w:rPr>
           <w:rFonts w:ascii="Times New Roman" w:hAnsi="Times New Roman" w:eastAsia="Times New Roman" w:cs="Times New Roman"/>
           <w:color w:val="000000" w:themeColor="text1"/>
+          <w:sz w:val="24"/>
+          <w:szCs w:val="24"/>
+        </w:rPr>
+      </w:r>
+      <w:r>
+        <w:rPr>
+          <w:rFonts w:ascii="Times New Roman" w:hAnsi="Times New Roman" w:eastAsia="Times New Roman" w:cs="Times New Roman"/>
+          <w:color w:val="000000" w:themeColor="text1"/>
+          <w:sz w:val="24"/>
+          <w:szCs w:val="24"/>
         </w:rPr>
       </w:r>
     </w:p>
     <w:p>
       <w:pPr>
         <w:pBdr/>
-        <w:spacing w:after="0" w:line="200" w:lineRule="exact"/>
+        <w:spacing w:after="0" w:afterAutospacing="0" w:line="240" w:lineRule="auto"/>
         <w:ind/>
         <w:jc w:val="center"/>
         <w:rPr>
-          <w:rFonts w:ascii="Times New Roman" w:hAnsi="Times New Roman" w:eastAsia="Times New Roman" w:cs="Times New Roman"/>
+          <w:rFonts w:ascii="Times New Roman" w:hAnsi="Times New Roman" w:cs="Times New Roman"/>
           <w:color w:val="000000" w:themeColor="text1"/>
+          <w:sz w:val="24"/>
+          <w:szCs w:val="24"/>
         </w:rPr>
       </w:pPr>
       <w:r>
         <w:rPr>
           <w:rFonts w:ascii="Times New Roman" w:hAnsi="Times New Roman" w:eastAsia="Times New Roman" w:cs="Times New Roman"/>
           <w:color w:val="000000" w:themeColor="text1"/>
+          <w:sz w:val="24"/>
+          <w:szCs w:val="24"/>
+        </w:rPr>
+      </w:r>
+      <w:r>
+        <w:rPr>
+          <w:rFonts w:ascii="Times New Roman" w:hAnsi="Times New Roman" w:eastAsia="Times New Roman" w:cs="Times New Roman"/>
+          <w:color w:val="000000" w:themeColor="text1"/>
+          <w:sz w:val="24"/>
+          <w:szCs w:val="24"/>
+        </w:rPr>
+      </w:r>
+      <w:r>
+        <w:rPr>
+          <w:rFonts w:ascii="Times New Roman" w:hAnsi="Times New Roman" w:eastAsia="Times New Roman" w:cs="Times New Roman"/>
+          <w:color w:val="000000" w:themeColor="text1"/>
+          <w:sz w:val="24"/>
+          <w:szCs w:val="24"/>
+        </w:rPr>
+      </w:r>
+    </w:p>
+    <w:p>
+      <w:pPr>
+        <w:pBdr/>
+        <w:spacing w:after="0" w:afterAutospacing="0" w:line="240" w:lineRule="auto"/>
+        <w:ind/>
+        <w:jc w:val="center"/>
+        <w:rPr>
+          <w:rFonts w:ascii="Times New Roman" w:hAnsi="Times New Roman" w:cs="Times New Roman"/>
+          <w:color w:val="000000" w:themeColor="text1"/>
+          <w:sz w:val="24"/>
+          <w:szCs w:val="24"/>
+        </w:rPr>
+      </w:pPr>
+      <w:r>
+        <w:rPr>
+          <w:rFonts w:ascii="Times New Roman" w:hAnsi="Times New Roman" w:eastAsia="Times New Roman" w:cs="Times New Roman"/>
+          <w:color w:val="000000" w:themeColor="text1"/>
+          <w:sz w:val="24"/>
+          <w:szCs w:val="24"/>
         </w:rPr>
         <w:t xml:space="preserve">{Alegação de defesa}</w:t>
       </w:r>
@@ -360,679 +418,1103 @@
         <w:rPr>
           <w:rFonts w:ascii="Times New Roman" w:hAnsi="Times New Roman" w:eastAsia="Times New Roman" w:cs="Times New Roman"/>
           <w:color w:val="000000" w:themeColor="text1"/>
-        </w:rPr>
-      </w:r>
-    </w:p>
-    <w:p>
-      <w:pPr>
-        <w:pBdr/>
-        <w:spacing w:after="0" w:line="200" w:lineRule="exact"/>
-        <w:ind/>
-        <w:rPr>
-          <w:rFonts w:ascii="Times New Roman" w:hAnsi="Times New Roman" w:eastAsia="Times New Roman" w:cs="Times New Roman"/>
-          <w:color w:val="000000" w:themeColor="text1"/>
-        </w:rPr>
-      </w:pPr>
-      <w:r>
-        <w:rPr>
-          <w:rFonts w:ascii="Times New Roman" w:hAnsi="Times New Roman" w:eastAsia="Times New Roman" w:cs="Times New Roman"/>
-          <w:color w:val="000000" w:themeColor="text1"/>
+          <w:sz w:val="24"/>
+          <w:szCs w:val="24"/>
         </w:rPr>
       </w:r>
       <w:r>
         <w:rPr>
           <w:rFonts w:ascii="Times New Roman" w:hAnsi="Times New Roman" w:eastAsia="Times New Roman" w:cs="Times New Roman"/>
           <w:color w:val="000000" w:themeColor="text1"/>
+          <w:sz w:val="24"/>
+          <w:szCs w:val="24"/>
         </w:rPr>
       </w:r>
     </w:p>
     <w:p>
       <w:pPr>
         <w:pBdr/>
-        <w:spacing w:after="0" w:line="200" w:lineRule="exact"/>
+        <w:spacing w:after="0" w:afterAutospacing="0" w:line="240" w:lineRule="auto"/>
         <w:ind/>
         <w:rPr>
-          <w:rFonts w:ascii="Times New Roman" w:hAnsi="Times New Roman" w:eastAsia="Times New Roman" w:cs="Times New Roman"/>
+          <w:rFonts w:ascii="Times New Roman" w:hAnsi="Times New Roman" w:cs="Times New Roman"/>
           <w:color w:val="000000" w:themeColor="text1"/>
+          <w:sz w:val="24"/>
+          <w:szCs w:val="24"/>
         </w:rPr>
       </w:pPr>
       <w:r>
         <w:rPr>
           <w:rFonts w:ascii="Times New Roman" w:hAnsi="Times New Roman" w:eastAsia="Times New Roman" w:cs="Times New Roman"/>
           <w:color w:val="000000" w:themeColor="text1"/>
+          <w:sz w:val="24"/>
+          <w:szCs w:val="24"/>
         </w:rPr>
       </w:r>
       <w:r>
         <w:rPr>
           <w:rFonts w:ascii="Times New Roman" w:hAnsi="Times New Roman" w:eastAsia="Times New Roman" w:cs="Times New Roman"/>
           <w:color w:val="000000" w:themeColor="text1"/>
-        </w:rPr>
-      </w:r>
-    </w:p>
-    <w:p>
-      <w:pPr>
-        <w:pBdr/>
-        <w:spacing w:after="0" w:line="200" w:lineRule="exact"/>
-        <w:ind/>
-        <w:rPr>
-          <w:rFonts w:ascii="Times New Roman" w:hAnsi="Times New Roman" w:eastAsia="Times New Roman" w:cs="Times New Roman"/>
-          <w:color w:val="000000" w:themeColor="text1"/>
-        </w:rPr>
-      </w:pPr>
-      <w:r>
-        <w:rPr>
-          <w:rFonts w:ascii="Times New Roman" w:hAnsi="Times New Roman" w:eastAsia="Times New Roman" w:cs="Times New Roman"/>
-          <w:color w:val="000000" w:themeColor="text1"/>
+          <w:sz w:val="24"/>
+          <w:szCs w:val="24"/>
         </w:rPr>
       </w:r>
       <w:r>
         <w:rPr>
           <w:rFonts w:ascii="Times New Roman" w:hAnsi="Times New Roman" w:eastAsia="Times New Roman" w:cs="Times New Roman"/>
           <w:color w:val="000000" w:themeColor="text1"/>
+          <w:sz w:val="24"/>
+          <w:szCs w:val="24"/>
         </w:rPr>
       </w:r>
     </w:p>
     <w:p>
       <w:pPr>
         <w:pBdr/>
-        <w:spacing w:after="0" w:line="200" w:lineRule="exact"/>
+        <w:spacing w:after="0" w:afterAutospacing="0" w:line="240" w:lineRule="auto"/>
         <w:ind/>
         <w:rPr>
-          <w:rFonts w:ascii="Times New Roman" w:hAnsi="Times New Roman" w:eastAsia="Times New Roman" w:cs="Times New Roman"/>
+          <w:rFonts w:ascii="Times New Roman" w:hAnsi="Times New Roman" w:cs="Times New Roman"/>
           <w:color w:val="000000" w:themeColor="text1"/>
+          <w:sz w:val="24"/>
+          <w:szCs w:val="24"/>
         </w:rPr>
       </w:pPr>
       <w:r>
         <w:rPr>
           <w:rFonts w:ascii="Times New Roman" w:hAnsi="Times New Roman" w:eastAsia="Times New Roman" w:cs="Times New Roman"/>
           <w:color w:val="000000" w:themeColor="text1"/>
+          <w:sz w:val="24"/>
+          <w:szCs w:val="24"/>
         </w:rPr>
       </w:r>
       <w:r>
         <w:rPr>
           <w:rFonts w:ascii="Times New Roman" w:hAnsi="Times New Roman" w:eastAsia="Times New Roman" w:cs="Times New Roman"/>
           <w:color w:val="000000" w:themeColor="text1"/>
-        </w:rPr>
-      </w:r>
-    </w:p>
-    <w:p>
-      <w:pPr>
-        <w:pBdr/>
-        <w:spacing w:after="0" w:line="200" w:lineRule="exact"/>
-        <w:ind/>
-        <w:rPr>
-          <w:rFonts w:ascii="Times New Roman" w:hAnsi="Times New Roman" w:eastAsia="Times New Roman" w:cs="Times New Roman"/>
-          <w:color w:val="000000" w:themeColor="text1"/>
-        </w:rPr>
-      </w:pPr>
-      <w:r>
-        <w:rPr>
-          <w:rFonts w:ascii="Times New Roman" w:hAnsi="Times New Roman" w:eastAsia="Times New Roman" w:cs="Times New Roman"/>
-          <w:color w:val="000000" w:themeColor="text1"/>
+          <w:sz w:val="24"/>
+          <w:szCs w:val="24"/>
         </w:rPr>
       </w:r>
       <w:r>
         <w:rPr>
           <w:rFonts w:ascii="Times New Roman" w:hAnsi="Times New Roman" w:eastAsia="Times New Roman" w:cs="Times New Roman"/>
           <w:color w:val="000000" w:themeColor="text1"/>
+          <w:sz w:val="24"/>
+          <w:szCs w:val="24"/>
         </w:rPr>
       </w:r>
     </w:p>
     <w:p>
       <w:pPr>
         <w:pBdr/>
-        <w:spacing w:after="0" w:line="200" w:lineRule="exact"/>
+        <w:spacing w:after="0" w:afterAutospacing="0" w:line="240" w:lineRule="auto"/>
         <w:ind/>
         <w:rPr>
-          <w:rFonts w:ascii="Times New Roman" w:hAnsi="Times New Roman" w:eastAsia="Times New Roman" w:cs="Times New Roman"/>
+          <w:rFonts w:ascii="Times New Roman" w:hAnsi="Times New Roman" w:cs="Times New Roman"/>
           <w:color w:val="000000" w:themeColor="text1"/>
+          <w:sz w:val="24"/>
+          <w:szCs w:val="24"/>
         </w:rPr>
       </w:pPr>
       <w:r>
         <w:rPr>
           <w:rFonts w:ascii="Times New Roman" w:hAnsi="Times New Roman" w:eastAsia="Times New Roman" w:cs="Times New Roman"/>
           <w:color w:val="000000" w:themeColor="text1"/>
+          <w:sz w:val="24"/>
+          <w:szCs w:val="24"/>
         </w:rPr>
       </w:r>
       <w:r>
         <w:rPr>
           <w:rFonts w:ascii="Times New Roman" w:hAnsi="Times New Roman" w:eastAsia="Times New Roman" w:cs="Times New Roman"/>
           <w:color w:val="000000" w:themeColor="text1"/>
-        </w:rPr>
-      </w:r>
-    </w:p>
-    <w:p>
-      <w:pPr>
-        <w:pBdr/>
-        <w:spacing w:after="0" w:line="200" w:lineRule="exact"/>
-        <w:ind/>
-        <w:rPr>
-          <w:rFonts w:ascii="Times New Roman" w:hAnsi="Times New Roman" w:eastAsia="Times New Roman" w:cs="Times New Roman"/>
-          <w:color w:val="000000" w:themeColor="text1"/>
-        </w:rPr>
-      </w:pPr>
-      <w:r>
-        <w:rPr>
-          <w:rFonts w:ascii="Times New Roman" w:hAnsi="Times New Roman" w:eastAsia="Times New Roman" w:cs="Times New Roman"/>
-          <w:color w:val="000000" w:themeColor="text1"/>
+          <w:sz w:val="24"/>
+          <w:szCs w:val="24"/>
         </w:rPr>
       </w:r>
       <w:r>
         <w:rPr>
           <w:rFonts w:ascii="Times New Roman" w:hAnsi="Times New Roman" w:eastAsia="Times New Roman" w:cs="Times New Roman"/>
           <w:color w:val="000000" w:themeColor="text1"/>
+          <w:sz w:val="24"/>
+          <w:szCs w:val="24"/>
         </w:rPr>
       </w:r>
     </w:p>
     <w:p>
       <w:pPr>
         <w:pBdr/>
-        <w:spacing w:after="0" w:line="200" w:lineRule="exact"/>
+        <w:spacing w:after="0" w:afterAutospacing="0" w:line="240" w:lineRule="auto"/>
         <w:ind/>
         <w:rPr>
-          <w:rFonts w:ascii="Times New Roman" w:hAnsi="Times New Roman" w:eastAsia="Times New Roman" w:cs="Times New Roman"/>
+          <w:rFonts w:ascii="Times New Roman" w:hAnsi="Times New Roman" w:cs="Times New Roman"/>
           <w:color w:val="000000" w:themeColor="text1"/>
+          <w:sz w:val="24"/>
+          <w:szCs w:val="24"/>
         </w:rPr>
       </w:pPr>
       <w:r>
         <w:rPr>
           <w:rFonts w:ascii="Times New Roman" w:hAnsi="Times New Roman" w:eastAsia="Times New Roman" w:cs="Times New Roman"/>
           <w:color w:val="000000" w:themeColor="text1"/>
+          <w:sz w:val="24"/>
+          <w:szCs w:val="24"/>
         </w:rPr>
       </w:r>
       <w:r>
         <w:rPr>
           <w:rFonts w:ascii="Times New Roman" w:hAnsi="Times New Roman" w:eastAsia="Times New Roman" w:cs="Times New Roman"/>
           <w:color w:val="000000" w:themeColor="text1"/>
-        </w:rPr>
-      </w:r>
-    </w:p>
-    <w:p>
-      <w:pPr>
-        <w:pBdr/>
-        <w:spacing w:after="0" w:line="200" w:lineRule="exact"/>
-        <w:ind/>
-        <w:rPr>
-          <w:rFonts w:ascii="Times New Roman" w:hAnsi="Times New Roman" w:eastAsia="Times New Roman" w:cs="Times New Roman"/>
-          <w:color w:val="000000" w:themeColor="text1"/>
-        </w:rPr>
-      </w:pPr>
-      <w:r>
-        <w:rPr>
-          <w:rFonts w:ascii="Times New Roman" w:hAnsi="Times New Roman" w:eastAsia="Times New Roman" w:cs="Times New Roman"/>
-          <w:color w:val="000000" w:themeColor="text1"/>
+          <w:sz w:val="24"/>
+          <w:szCs w:val="24"/>
         </w:rPr>
       </w:r>
       <w:r>
         <w:rPr>
           <w:rFonts w:ascii="Times New Roman" w:hAnsi="Times New Roman" w:eastAsia="Times New Roman" w:cs="Times New Roman"/>
           <w:color w:val="000000" w:themeColor="text1"/>
+          <w:sz w:val="24"/>
+          <w:szCs w:val="24"/>
         </w:rPr>
       </w:r>
     </w:p>
     <w:p>
       <w:pPr>
         <w:pBdr/>
-        <w:spacing w:after="0" w:line="200" w:lineRule="exact"/>
+        <w:spacing w:after="0" w:afterAutospacing="0" w:line="240" w:lineRule="auto"/>
         <w:ind/>
         <w:rPr>
-          <w:rFonts w:ascii="Times New Roman" w:hAnsi="Times New Roman" w:eastAsia="Times New Roman" w:cs="Times New Roman"/>
+          <w:rFonts w:ascii="Times New Roman" w:hAnsi="Times New Roman" w:cs="Times New Roman"/>
           <w:color w:val="000000" w:themeColor="text1"/>
+          <w:sz w:val="24"/>
+          <w:szCs w:val="24"/>
         </w:rPr>
       </w:pPr>
       <w:r>
         <w:rPr>
           <w:rFonts w:ascii="Times New Roman" w:hAnsi="Times New Roman" w:eastAsia="Times New Roman" w:cs="Times New Roman"/>
           <w:color w:val="000000" w:themeColor="text1"/>
+          <w:sz w:val="24"/>
+          <w:szCs w:val="24"/>
         </w:rPr>
       </w:r>
       <w:r>
         <w:rPr>
           <w:rFonts w:ascii="Times New Roman" w:hAnsi="Times New Roman" w:eastAsia="Times New Roman" w:cs="Times New Roman"/>
           <w:color w:val="000000" w:themeColor="text1"/>
-        </w:rPr>
-      </w:r>
-    </w:p>
-    <w:p>
-      <w:pPr>
-        <w:pBdr/>
-        <w:spacing w:after="0" w:line="200" w:lineRule="exact"/>
-        <w:ind/>
-        <w:rPr>
-          <w:rFonts w:ascii="Times New Roman" w:hAnsi="Times New Roman" w:eastAsia="Times New Roman" w:cs="Times New Roman"/>
-          <w:color w:val="000000" w:themeColor="text1"/>
-        </w:rPr>
-      </w:pPr>
-      <w:r>
-        <w:rPr>
-          <w:rFonts w:ascii="Times New Roman" w:hAnsi="Times New Roman" w:eastAsia="Times New Roman" w:cs="Times New Roman"/>
-          <w:color w:val="000000" w:themeColor="text1"/>
+          <w:sz w:val="24"/>
+          <w:szCs w:val="24"/>
         </w:rPr>
       </w:r>
       <w:r>
         <w:rPr>
           <w:rFonts w:ascii="Times New Roman" w:hAnsi="Times New Roman" w:eastAsia="Times New Roman" w:cs="Times New Roman"/>
           <w:color w:val="000000" w:themeColor="text1"/>
+          <w:sz w:val="24"/>
+          <w:szCs w:val="24"/>
         </w:rPr>
       </w:r>
     </w:p>
     <w:p>
       <w:pPr>
         <w:pBdr/>
-        <w:spacing w:after="0" w:line="200" w:lineRule="exact"/>
+        <w:spacing w:after="0" w:afterAutospacing="0" w:line="240" w:lineRule="auto"/>
         <w:ind/>
         <w:rPr>
-          <w:rFonts w:ascii="Times New Roman" w:hAnsi="Times New Roman" w:eastAsia="Times New Roman" w:cs="Times New Roman"/>
+          <w:rFonts w:ascii="Times New Roman" w:hAnsi="Times New Roman" w:cs="Times New Roman"/>
           <w:color w:val="000000" w:themeColor="text1"/>
+          <w:sz w:val="24"/>
+          <w:szCs w:val="24"/>
         </w:rPr>
       </w:pPr>
       <w:r>
         <w:rPr>
           <w:rFonts w:ascii="Times New Roman" w:hAnsi="Times New Roman" w:eastAsia="Times New Roman" w:cs="Times New Roman"/>
           <w:color w:val="000000" w:themeColor="text1"/>
+          <w:sz w:val="24"/>
+          <w:szCs w:val="24"/>
         </w:rPr>
       </w:r>
       <w:r>
         <w:rPr>
           <w:rFonts w:ascii="Times New Roman" w:hAnsi="Times New Roman" w:eastAsia="Times New Roman" w:cs="Times New Roman"/>
           <w:color w:val="000000" w:themeColor="text1"/>
-        </w:rPr>
-      </w:r>
-    </w:p>
-    <w:p>
-      <w:pPr>
-        <w:pBdr/>
-        <w:spacing w:after="0" w:line="200" w:lineRule="exact"/>
-        <w:ind/>
-        <w:rPr>
-          <w:rFonts w:ascii="Times New Roman" w:hAnsi="Times New Roman" w:eastAsia="Times New Roman" w:cs="Times New Roman"/>
-          <w:color w:val="000000" w:themeColor="text1"/>
-        </w:rPr>
-      </w:pPr>
-      <w:r>
-        <w:rPr>
-          <w:rFonts w:ascii="Times New Roman" w:hAnsi="Times New Roman" w:eastAsia="Times New Roman" w:cs="Times New Roman"/>
-          <w:color w:val="000000" w:themeColor="text1"/>
+          <w:sz w:val="24"/>
+          <w:szCs w:val="24"/>
         </w:rPr>
       </w:r>
       <w:r>
         <w:rPr>
           <w:rFonts w:ascii="Times New Roman" w:hAnsi="Times New Roman" w:eastAsia="Times New Roman" w:cs="Times New Roman"/>
           <w:color w:val="000000" w:themeColor="text1"/>
+          <w:sz w:val="24"/>
+          <w:szCs w:val="24"/>
         </w:rPr>
       </w:r>
     </w:p>
     <w:p>
       <w:pPr>
         <w:pBdr/>
-        <w:spacing w:after="0" w:line="200" w:lineRule="exact"/>
+        <w:spacing w:after="0" w:afterAutospacing="0" w:line="240" w:lineRule="auto"/>
         <w:ind/>
         <w:rPr>
-          <w:rFonts w:ascii="Times New Roman" w:hAnsi="Times New Roman" w:eastAsia="Times New Roman" w:cs="Times New Roman"/>
+          <w:rFonts w:ascii="Times New Roman" w:hAnsi="Times New Roman" w:cs="Times New Roman"/>
           <w:color w:val="000000" w:themeColor="text1"/>
+          <w:sz w:val="24"/>
+          <w:szCs w:val="24"/>
         </w:rPr>
       </w:pPr>
       <w:r>
         <w:rPr>
           <w:rFonts w:ascii="Times New Roman" w:hAnsi="Times New Roman" w:eastAsia="Times New Roman" w:cs="Times New Roman"/>
           <w:color w:val="000000" w:themeColor="text1"/>
+          <w:sz w:val="24"/>
+          <w:szCs w:val="24"/>
         </w:rPr>
       </w:r>
       <w:r>
         <w:rPr>
           <w:rFonts w:ascii="Times New Roman" w:hAnsi="Times New Roman" w:eastAsia="Times New Roman" w:cs="Times New Roman"/>
           <w:color w:val="000000" w:themeColor="text1"/>
-        </w:rPr>
-      </w:r>
-    </w:p>
-    <w:p>
-      <w:pPr>
-        <w:pBdr/>
-        <w:spacing w:after="0" w:line="200" w:lineRule="exact"/>
-        <w:ind/>
-        <w:rPr>
-          <w:rFonts w:ascii="Times New Roman" w:hAnsi="Times New Roman" w:eastAsia="Times New Roman" w:cs="Times New Roman"/>
-          <w:color w:val="000000" w:themeColor="text1"/>
-        </w:rPr>
-      </w:pPr>
-      <w:r>
-        <w:rPr>
-          <w:rFonts w:ascii="Times New Roman" w:hAnsi="Times New Roman" w:eastAsia="Times New Roman" w:cs="Times New Roman"/>
-          <w:color w:val="000000" w:themeColor="text1"/>
+          <w:sz w:val="24"/>
+          <w:szCs w:val="24"/>
         </w:rPr>
       </w:r>
       <w:r>
         <w:rPr>
           <w:rFonts w:ascii="Times New Roman" w:hAnsi="Times New Roman" w:eastAsia="Times New Roman" w:cs="Times New Roman"/>
           <w:color w:val="000000" w:themeColor="text1"/>
+          <w:sz w:val="24"/>
+          <w:szCs w:val="24"/>
         </w:rPr>
       </w:r>
     </w:p>
     <w:p>
       <w:pPr>
         <w:pBdr/>
-        <w:spacing w:after="0" w:line="200" w:lineRule="exact"/>
+        <w:spacing w:after="0" w:afterAutospacing="0" w:line="240" w:lineRule="auto"/>
         <w:ind/>
         <w:rPr>
-          <w:rFonts w:ascii="Times New Roman" w:hAnsi="Times New Roman" w:eastAsia="Times New Roman" w:cs="Times New Roman"/>
+          <w:rFonts w:ascii="Times New Roman" w:hAnsi="Times New Roman" w:cs="Times New Roman"/>
           <w:color w:val="000000" w:themeColor="text1"/>
+          <w:sz w:val="24"/>
+          <w:szCs w:val="24"/>
         </w:rPr>
       </w:pPr>
       <w:r>
         <w:rPr>
           <w:rFonts w:ascii="Times New Roman" w:hAnsi="Times New Roman" w:eastAsia="Times New Roman" w:cs="Times New Roman"/>
           <w:color w:val="000000" w:themeColor="text1"/>
+          <w:sz w:val="24"/>
+          <w:szCs w:val="24"/>
         </w:rPr>
       </w:r>
       <w:r>
         <w:rPr>
           <w:rFonts w:ascii="Times New Roman" w:hAnsi="Times New Roman" w:eastAsia="Times New Roman" w:cs="Times New Roman"/>
           <w:color w:val="000000" w:themeColor="text1"/>
-        </w:rPr>
-      </w:r>
-    </w:p>
-    <w:p>
-      <w:pPr>
-        <w:pBdr/>
-        <w:spacing w:after="0" w:line="200" w:lineRule="exact"/>
-        <w:ind/>
-        <w:rPr>
-          <w:rFonts w:ascii="Times New Roman" w:hAnsi="Times New Roman" w:eastAsia="Times New Roman" w:cs="Times New Roman"/>
-          <w:color w:val="000000" w:themeColor="text1"/>
-        </w:rPr>
-      </w:pPr>
-      <w:r>
-        <w:rPr>
-          <w:rFonts w:ascii="Times New Roman" w:hAnsi="Times New Roman" w:eastAsia="Times New Roman" w:cs="Times New Roman"/>
-          <w:color w:val="000000" w:themeColor="text1"/>
+          <w:sz w:val="24"/>
+          <w:szCs w:val="24"/>
         </w:rPr>
       </w:r>
       <w:r>
         <w:rPr>
           <w:rFonts w:ascii="Times New Roman" w:hAnsi="Times New Roman" w:eastAsia="Times New Roman" w:cs="Times New Roman"/>
           <w:color w:val="000000" w:themeColor="text1"/>
+          <w:sz w:val="24"/>
+          <w:szCs w:val="24"/>
         </w:rPr>
       </w:r>
     </w:p>
     <w:p>
       <w:pPr>
         <w:pBdr/>
-        <w:spacing w:after="0" w:line="200" w:lineRule="exact"/>
+        <w:spacing w:after="0" w:afterAutospacing="0" w:line="240" w:lineRule="auto"/>
         <w:ind/>
         <w:rPr>
-          <w:rFonts w:ascii="Times New Roman" w:hAnsi="Times New Roman" w:eastAsia="Times New Roman" w:cs="Times New Roman"/>
+          <w:rFonts w:ascii="Times New Roman" w:hAnsi="Times New Roman" w:cs="Times New Roman"/>
           <w:color w:val="000000" w:themeColor="text1"/>
+          <w:sz w:val="24"/>
+          <w:szCs w:val="24"/>
         </w:rPr>
       </w:pPr>
       <w:r>
         <w:rPr>
           <w:rFonts w:ascii="Times New Roman" w:hAnsi="Times New Roman" w:eastAsia="Times New Roman" w:cs="Times New Roman"/>
           <w:color w:val="000000" w:themeColor="text1"/>
+          <w:sz w:val="24"/>
+          <w:szCs w:val="24"/>
         </w:rPr>
       </w:r>
       <w:r>
         <w:rPr>
           <w:rFonts w:ascii="Times New Roman" w:hAnsi="Times New Roman" w:eastAsia="Times New Roman" w:cs="Times New Roman"/>
           <w:color w:val="000000" w:themeColor="text1"/>
-        </w:rPr>
-      </w:r>
-    </w:p>
-    <w:p>
-      <w:pPr>
-        <w:pBdr/>
-        <w:spacing w:after="0" w:line="200" w:lineRule="exact"/>
-        <w:ind/>
-        <w:rPr>
-          <w:rFonts w:ascii="Times New Roman" w:hAnsi="Times New Roman" w:eastAsia="Times New Roman" w:cs="Times New Roman"/>
-          <w:color w:val="000000" w:themeColor="text1"/>
-        </w:rPr>
-      </w:pPr>
-      <w:r>
-        <w:rPr>
-          <w:rFonts w:ascii="Times New Roman" w:hAnsi="Times New Roman" w:eastAsia="Times New Roman" w:cs="Times New Roman"/>
-          <w:color w:val="000000" w:themeColor="text1"/>
+          <w:sz w:val="24"/>
+          <w:szCs w:val="24"/>
         </w:rPr>
       </w:r>
       <w:r>
         <w:rPr>
           <w:rFonts w:ascii="Times New Roman" w:hAnsi="Times New Roman" w:eastAsia="Times New Roman" w:cs="Times New Roman"/>
           <w:color w:val="000000" w:themeColor="text1"/>
+          <w:sz w:val="24"/>
+          <w:szCs w:val="24"/>
         </w:rPr>
       </w:r>
     </w:p>
     <w:p>
       <w:pPr>
         <w:pBdr/>
-        <w:spacing w:after="0" w:line="200" w:lineRule="exact"/>
+        <w:spacing w:after="0" w:afterAutospacing="0" w:line="240" w:lineRule="auto"/>
         <w:ind/>
         <w:rPr>
-          <w:rFonts w:ascii="Times New Roman" w:hAnsi="Times New Roman" w:eastAsia="Times New Roman" w:cs="Times New Roman"/>
+          <w:rFonts w:ascii="Times New Roman" w:hAnsi="Times New Roman" w:cs="Times New Roman"/>
           <w:color w:val="000000" w:themeColor="text1"/>
+          <w:sz w:val="24"/>
+          <w:szCs w:val="24"/>
         </w:rPr>
       </w:pPr>
       <w:r>
         <w:rPr>
           <w:rFonts w:ascii="Times New Roman" w:hAnsi="Times New Roman" w:eastAsia="Times New Roman" w:cs="Times New Roman"/>
           <w:color w:val="000000" w:themeColor="text1"/>
+          <w:sz w:val="24"/>
+          <w:szCs w:val="24"/>
         </w:rPr>
       </w:r>
       <w:r>
         <w:rPr>
           <w:rFonts w:ascii="Times New Roman" w:hAnsi="Times New Roman" w:eastAsia="Times New Roman" w:cs="Times New Roman"/>
           <w:color w:val="000000" w:themeColor="text1"/>
-        </w:rPr>
-      </w:r>
-    </w:p>
-    <w:p>
-      <w:pPr>
-        <w:pBdr/>
-        <w:spacing w:after="0" w:line="383" w:lineRule="exact"/>
-        <w:ind/>
-        <w:rPr>
-          <w:rFonts w:ascii="Times New Roman" w:hAnsi="Times New Roman" w:eastAsia="Times New Roman" w:cs="Times New Roman"/>
-          <w:color w:val="000000" w:themeColor="text1"/>
-        </w:rPr>
-      </w:pPr>
-      <w:r>
-        <w:rPr>
-          <w:rFonts w:ascii="Times New Roman" w:hAnsi="Times New Roman" w:eastAsia="Times New Roman" w:cs="Times New Roman"/>
-          <w:color w:val="000000" w:themeColor="text1"/>
+          <w:sz w:val="24"/>
+          <w:szCs w:val="24"/>
         </w:rPr>
       </w:r>
       <w:r>
         <w:rPr>
           <w:rFonts w:ascii="Times New Roman" w:hAnsi="Times New Roman" w:eastAsia="Times New Roman" w:cs="Times New Roman"/>
           <w:color w:val="000000" w:themeColor="text1"/>
+          <w:sz w:val="24"/>
+          <w:szCs w:val="24"/>
         </w:rPr>
       </w:r>
     </w:p>
     <w:p>
       <w:pPr>
         <w:pBdr/>
-        <w:spacing w:after="0" w:line="240" w:lineRule="auto"/>
-        <w:ind/>
+        <w:spacing w:after="0" w:afterAutospacing="0" w:line="240" w:lineRule="auto"/>
+        <w:ind/>
+        <w:rPr>
+          <w:rFonts w:ascii="Times New Roman" w:hAnsi="Times New Roman" w:cs="Times New Roman"/>
+          <w:color w:val="000000" w:themeColor="text1"/>
+          <w:sz w:val="24"/>
+          <w:szCs w:val="24"/>
+        </w:rPr>
+      </w:pPr>
+      <w:r>
         <w:rPr>
           <w:rFonts w:ascii="Times New Roman" w:hAnsi="Times New Roman" w:eastAsia="Times New Roman" w:cs="Times New Roman"/>
+          <w:color w:val="000000" w:themeColor="text1"/>
+          <w:sz w:val="24"/>
+          <w:szCs w:val="24"/>
+        </w:rPr>
+      </w:r>
+      <w:r>
+        <w:rPr>
+          <w:rFonts w:ascii="Times New Roman" w:hAnsi="Times New Roman" w:eastAsia="Times New Roman" w:cs="Times New Roman"/>
+          <w:color w:val="000000" w:themeColor="text1"/>
+          <w:sz w:val="24"/>
+          <w:szCs w:val="24"/>
+        </w:rPr>
+      </w:r>
+      <w:r>
+        <w:rPr>
+          <w:rFonts w:ascii="Times New Roman" w:hAnsi="Times New Roman" w:eastAsia="Times New Roman" w:cs="Times New Roman"/>
+          <w:color w:val="000000" w:themeColor="text1"/>
+          <w:sz w:val="24"/>
+          <w:szCs w:val="24"/>
+        </w:rPr>
+      </w:r>
+    </w:p>
+    <w:p>
+      <w:pPr>
+        <w:pBdr/>
+        <w:spacing w:after="0" w:afterAutospacing="0" w:line="240" w:lineRule="auto"/>
+        <w:ind/>
+        <w:rPr>
+          <w:rFonts w:ascii="Times New Roman" w:hAnsi="Times New Roman" w:cs="Times New Roman"/>
+          <w:color w:val="000000" w:themeColor="text1"/>
+          <w:sz w:val="24"/>
+          <w:szCs w:val="24"/>
+        </w:rPr>
+      </w:pPr>
+      <w:r>
+        <w:rPr>
+          <w:rFonts w:ascii="Times New Roman" w:hAnsi="Times New Roman" w:eastAsia="Times New Roman" w:cs="Times New Roman"/>
+          <w:color w:val="000000" w:themeColor="text1"/>
+          <w:sz w:val="24"/>
+          <w:szCs w:val="24"/>
+        </w:rPr>
+      </w:r>
+      <w:r>
+        <w:rPr>
+          <w:rFonts w:ascii="Times New Roman" w:hAnsi="Times New Roman" w:eastAsia="Times New Roman" w:cs="Times New Roman"/>
+          <w:color w:val="000000" w:themeColor="text1"/>
+          <w:sz w:val="24"/>
+          <w:szCs w:val="24"/>
+        </w:rPr>
+      </w:r>
+      <w:r>
+        <w:rPr>
+          <w:rFonts w:ascii="Times New Roman" w:hAnsi="Times New Roman" w:eastAsia="Times New Roman" w:cs="Times New Roman"/>
+          <w:color w:val="000000" w:themeColor="text1"/>
+          <w:sz w:val="24"/>
+          <w:szCs w:val="24"/>
+        </w:rPr>
+      </w:r>
+    </w:p>
+    <w:p>
+      <w:pPr>
+        <w:pBdr/>
+        <w:spacing w:after="0" w:afterAutospacing="0" w:line="240" w:lineRule="auto"/>
+        <w:ind/>
+        <w:rPr>
+          <w:rFonts w:ascii="Times New Roman" w:hAnsi="Times New Roman" w:cs="Times New Roman"/>
+          <w:color w:val="000000" w:themeColor="text1"/>
+          <w:sz w:val="24"/>
+          <w:szCs w:val="24"/>
+        </w:rPr>
+      </w:pPr>
+      <w:r>
+        <w:rPr>
+          <w:rFonts w:ascii="Times New Roman" w:hAnsi="Times New Roman" w:eastAsia="Times New Roman" w:cs="Times New Roman"/>
+          <w:color w:val="000000" w:themeColor="text1"/>
+          <w:sz w:val="24"/>
+          <w:szCs w:val="24"/>
+        </w:rPr>
+      </w:r>
+      <w:r>
+        <w:rPr>
+          <w:rFonts w:ascii="Times New Roman" w:hAnsi="Times New Roman" w:eastAsia="Times New Roman" w:cs="Times New Roman"/>
+          <w:color w:val="000000" w:themeColor="text1"/>
+          <w:sz w:val="24"/>
+          <w:szCs w:val="24"/>
+        </w:rPr>
+      </w:r>
+      <w:r>
+        <w:rPr>
+          <w:rFonts w:ascii="Times New Roman" w:hAnsi="Times New Roman" w:eastAsia="Times New Roman" w:cs="Times New Roman"/>
+          <w:color w:val="000000" w:themeColor="text1"/>
+          <w:sz w:val="24"/>
+          <w:szCs w:val="24"/>
+        </w:rPr>
+      </w:r>
+    </w:p>
+    <w:p>
+      <w:pPr>
+        <w:pBdr/>
+        <w:spacing w:after="0" w:afterAutospacing="0" w:line="240" w:lineRule="auto"/>
+        <w:ind/>
+        <w:rPr>
+          <w:rFonts w:ascii="Times New Roman" w:hAnsi="Times New Roman" w:cs="Times New Roman"/>
+          <w:color w:val="000000" w:themeColor="text1"/>
+          <w:sz w:val="24"/>
+          <w:szCs w:val="24"/>
+        </w:rPr>
+      </w:pPr>
+      <w:r>
+        <w:rPr>
+          <w:rFonts w:ascii="Times New Roman" w:hAnsi="Times New Roman" w:eastAsia="Times New Roman" w:cs="Times New Roman"/>
+          <w:color w:val="000000" w:themeColor="text1"/>
+          <w:sz w:val="24"/>
+          <w:szCs w:val="24"/>
+        </w:rPr>
+      </w:r>
+      <w:r>
+        <w:rPr>
+          <w:rFonts w:ascii="Times New Roman" w:hAnsi="Times New Roman" w:eastAsia="Times New Roman" w:cs="Times New Roman"/>
+          <w:color w:val="000000" w:themeColor="text1"/>
+          <w:sz w:val="24"/>
+          <w:szCs w:val="24"/>
+        </w:rPr>
+      </w:r>
+      <w:r>
+        <w:rPr>
+          <w:rFonts w:ascii="Times New Roman" w:hAnsi="Times New Roman" w:eastAsia="Times New Roman" w:cs="Times New Roman"/>
+          <w:color w:val="000000" w:themeColor="text1"/>
+          <w:sz w:val="24"/>
+          <w:szCs w:val="24"/>
+        </w:rPr>
+      </w:r>
+    </w:p>
+    <w:p>
+      <w:pPr>
+        <w:pBdr/>
+        <w:spacing w:after="0" w:afterAutospacing="0" w:line="240" w:lineRule="auto"/>
+        <w:ind/>
+        <w:rPr>
+          <w:rFonts w:ascii="Times New Roman" w:hAnsi="Times New Roman" w:cs="Times New Roman"/>
+          <w:color w:val="000000" w:themeColor="text1"/>
+          <w:sz w:val="24"/>
+          <w:szCs w:val="24"/>
+        </w:rPr>
+      </w:pPr>
+      <w:r>
+        <w:rPr>
+          <w:rFonts w:ascii="Times New Roman" w:hAnsi="Times New Roman" w:eastAsia="Times New Roman" w:cs="Times New Roman"/>
+          <w:color w:val="000000" w:themeColor="text1"/>
+          <w:sz w:val="24"/>
+          <w:szCs w:val="24"/>
+        </w:rPr>
+      </w:r>
+      <w:r>
+        <w:rPr>
+          <w:rFonts w:ascii="Times New Roman" w:hAnsi="Times New Roman" w:eastAsia="Times New Roman" w:cs="Times New Roman"/>
+          <w:color w:val="000000" w:themeColor="text1"/>
+          <w:sz w:val="24"/>
+          <w:szCs w:val="24"/>
+        </w:rPr>
+      </w:r>
+      <w:r>
+        <w:rPr>
+          <w:rFonts w:ascii="Times New Roman" w:hAnsi="Times New Roman" w:eastAsia="Times New Roman" w:cs="Times New Roman"/>
+          <w:color w:val="000000" w:themeColor="text1"/>
+          <w:sz w:val="24"/>
+          <w:szCs w:val="24"/>
+        </w:rPr>
+      </w:r>
+    </w:p>
+    <w:p>
+      <w:pPr>
+        <w:pBdr/>
+        <w:spacing w:after="0" w:afterAutospacing="0" w:line="240" w:lineRule="auto"/>
+        <w:ind/>
+        <w:rPr>
+          <w:rFonts w:ascii="Times New Roman" w:hAnsi="Times New Roman" w:cs="Times New Roman"/>
+          <w:color w:val="000000" w:themeColor="text1"/>
+          <w:sz w:val="24"/>
+          <w:szCs w:val="24"/>
+        </w:rPr>
+      </w:pPr>
+      <w:r>
+        <w:rPr>
+          <w:rFonts w:ascii="Times New Roman" w:hAnsi="Times New Roman" w:eastAsia="Times New Roman" w:cs="Times New Roman"/>
+          <w:color w:val="000000" w:themeColor="text1"/>
+          <w:sz w:val="24"/>
+          <w:szCs w:val="24"/>
+        </w:rPr>
+      </w:r>
+      <w:r>
+        <w:rPr>
+          <w:rFonts w:ascii="Times New Roman" w:hAnsi="Times New Roman" w:eastAsia="Times New Roman" w:cs="Times New Roman"/>
+          <w:color w:val="000000" w:themeColor="text1"/>
+          <w:sz w:val="24"/>
+          <w:szCs w:val="24"/>
+        </w:rPr>
+      </w:r>
+      <w:r>
+        <w:rPr>
+          <w:rFonts w:ascii="Times New Roman" w:hAnsi="Times New Roman" w:eastAsia="Times New Roman" w:cs="Times New Roman"/>
+          <w:color w:val="000000" w:themeColor="text1"/>
+          <w:sz w:val="24"/>
+          <w:szCs w:val="24"/>
+        </w:rPr>
+      </w:r>
+    </w:p>
+    <w:p>
+      <w:pPr>
+        <w:pBdr/>
+        <w:spacing w:after="0" w:afterAutospacing="0" w:line="240" w:lineRule="auto"/>
+        <w:ind/>
+        <w:rPr>
+          <w:rFonts w:ascii="Times New Roman" w:hAnsi="Times New Roman" w:cs="Times New Roman"/>
+          <w:color w:val="000000" w:themeColor="text1"/>
+          <w:sz w:val="24"/>
+          <w:szCs w:val="24"/>
+        </w:rPr>
+      </w:pPr>
+      <w:r>
+        <w:rPr>
+          <w:rFonts w:ascii="Times New Roman" w:hAnsi="Times New Roman" w:eastAsia="Times New Roman" w:cs="Times New Roman"/>
+          <w:color w:val="000000" w:themeColor="text1"/>
+          <w:sz w:val="24"/>
+          <w:szCs w:val="24"/>
+        </w:rPr>
+      </w:r>
+      <w:r>
+        <w:rPr>
+          <w:rFonts w:ascii="Times New Roman" w:hAnsi="Times New Roman" w:eastAsia="Times New Roman" w:cs="Times New Roman"/>
+          <w:color w:val="000000" w:themeColor="text1"/>
+          <w:sz w:val="24"/>
+          <w:szCs w:val="24"/>
+        </w:rPr>
+      </w:r>
+      <w:r>
+        <w:rPr>
+          <w:rFonts w:ascii="Times New Roman" w:hAnsi="Times New Roman" w:eastAsia="Times New Roman" w:cs="Times New Roman"/>
+          <w:color w:val="000000" w:themeColor="text1"/>
+          <w:sz w:val="24"/>
+          <w:szCs w:val="24"/>
+        </w:rPr>
+      </w:r>
+    </w:p>
+    <w:p>
+      <w:pPr>
+        <w:pBdr/>
+        <w:spacing w:after="0" w:afterAutospacing="0" w:line="240" w:lineRule="auto"/>
+        <w:ind/>
+        <w:rPr>
+          <w:rFonts w:ascii="Times New Roman" w:hAnsi="Times New Roman" w:cs="Times New Roman"/>
+          <w:color w:val="000000" w:themeColor="text1"/>
+          <w:sz w:val="24"/>
+          <w:szCs w:val="24"/>
+        </w:rPr>
+      </w:pPr>
+      <w:r>
+        <w:rPr>
+          <w:rFonts w:ascii="Times New Roman" w:hAnsi="Times New Roman" w:eastAsia="Times New Roman" w:cs="Times New Roman"/>
+          <w:color w:val="000000" w:themeColor="text1"/>
+          <w:sz w:val="24"/>
+          <w:szCs w:val="24"/>
+        </w:rPr>
+      </w:r>
+      <w:r>
+        <w:rPr>
+          <w:rFonts w:ascii="Times New Roman" w:hAnsi="Times New Roman" w:eastAsia="Times New Roman" w:cs="Times New Roman"/>
+          <w:color w:val="000000" w:themeColor="text1"/>
+          <w:sz w:val="24"/>
+          <w:szCs w:val="24"/>
+        </w:rPr>
+      </w:r>
+      <w:r>
+        <w:rPr>
+          <w:rFonts w:ascii="Times New Roman" w:hAnsi="Times New Roman" w:eastAsia="Times New Roman" w:cs="Times New Roman"/>
+          <w:color w:val="000000" w:themeColor="text1"/>
+          <w:sz w:val="24"/>
+          <w:szCs w:val="24"/>
+        </w:rPr>
+      </w:r>
+    </w:p>
+    <w:p>
+      <w:pPr>
+        <w:pBdr/>
+        <w:spacing w:after="0" w:afterAutospacing="0" w:afterLines="0" w:line="240" w:lineRule="auto"/>
+        <w:ind/>
+        <w:jc w:val="left"/>
+        <w:rPr>
+          <w:rFonts w:ascii="Times New Roman" w:hAnsi="Times New Roman" w:cs="Times New Roman"/>
           <w:color w:val="ff0000"/>
+          <w:sz w:val="24"/>
+          <w:szCs w:val="24"/>
+        </w:rPr>
+      </w:pPr>
+      <w:r>
+        <w:rPr>
+          <w:rFonts w:ascii="Times New Roman" w:hAnsi="Times New Roman" w:cs="Times New Roman"/>
+          <w:color w:val="ff0000"/>
+          <w:sz w:val="24"/>
+          <w:szCs w:val="24"/>
+        </w:rPr>
+      </w:r>
+      <w:r>
+        <w:rPr>
+          <w:rFonts w:ascii="Times New Roman" w:hAnsi="Times New Roman" w:cs="Times New Roman"/>
+          <w:color w:val="ff0000"/>
+          <w:sz w:val="24"/>
+          <w:szCs w:val="24"/>
+        </w:rPr>
+      </w:r>
+      <w:r>
+        <w:rPr>
+          <w:rFonts w:ascii="Times New Roman" w:hAnsi="Times New Roman" w:cs="Times New Roman"/>
+          <w:color w:val="ff0000"/>
+          <w:sz w:val="24"/>
+          <w:szCs w:val="24"/>
+        </w:rPr>
+      </w:r>
+    </w:p>
+    <w:p>
+      <w:pPr>
+        <w:pBdr/>
+        <w:spacing w:after="0" w:afterAutospacing="0" w:afterLines="0" w:line="240" w:lineRule="auto"/>
+        <w:ind/>
+        <w:jc w:val="left"/>
+        <w:rPr>
+          <w:rFonts w:ascii="Times New Roman" w:hAnsi="Times New Roman" w:cs="Times New Roman"/>
+          <w:color w:val="ff0000"/>
+          <w:sz w:val="24"/>
+          <w:szCs w:val="24"/>
+        </w:rPr>
+      </w:pPr>
+      <w:r>
+        <w:rPr>
+          <w:rFonts w:ascii="Times New Roman" w:hAnsi="Times New Roman" w:cs="Times New Roman"/>
+          <w:color w:val="ff0000"/>
+          <w:sz w:val="24"/>
+          <w:szCs w:val="24"/>
+        </w:rPr>
+      </w:r>
+      <w:r>
+        <w:rPr>
+          <w:rFonts w:ascii="Times New Roman" w:hAnsi="Times New Roman" w:cs="Times New Roman"/>
+          <w:color w:val="ff0000"/>
+          <w:sz w:val="24"/>
+          <w:szCs w:val="24"/>
+        </w:rPr>
+      </w:r>
+      <w:r>
+        <w:rPr>
+          <w:rFonts w:ascii="Times New Roman" w:hAnsi="Times New Roman" w:cs="Times New Roman"/>
+          <w:color w:val="ff0000"/>
+          <w:sz w:val="24"/>
+          <w:szCs w:val="24"/>
+        </w:rPr>
+      </w:r>
+    </w:p>
+    <w:p>
+      <w:pPr>
+        <w:pBdr/>
+        <w:spacing w:after="0" w:afterAutospacing="0" w:afterLines="0" w:line="240" w:lineRule="auto"/>
+        <w:ind/>
+        <w:jc w:val="left"/>
+        <w:rPr>
+          <w:rFonts w:ascii="Times New Roman" w:hAnsi="Times New Roman" w:cs="Times New Roman"/>
+          <w:color w:val="ff0000"/>
+          <w:sz w:val="24"/>
+          <w:szCs w:val="24"/>
+        </w:rPr>
+      </w:pPr>
+      <w:r>
+        <w:rPr>
+          <w:rFonts w:ascii="Times New Roman" w:hAnsi="Times New Roman" w:cs="Times New Roman"/>
+          <w:color w:val="ff0000"/>
+          <w:sz w:val="24"/>
+          <w:szCs w:val="24"/>
+        </w:rPr>
+      </w:r>
+      <w:r>
+        <w:rPr>
+          <w:rFonts w:ascii="Times New Roman" w:hAnsi="Times New Roman" w:cs="Times New Roman"/>
+          <w:color w:val="ff0000"/>
+          <w:sz w:val="24"/>
+          <w:szCs w:val="24"/>
+        </w:rPr>
+      </w:r>
+      <w:r>
+        <w:rPr>
+          <w:rFonts w:ascii="Times New Roman" w:hAnsi="Times New Roman" w:cs="Times New Roman"/>
+          <w:color w:val="ff0000"/>
+          <w:sz w:val="24"/>
+          <w:szCs w:val="24"/>
+        </w:rPr>
+      </w:r>
+    </w:p>
+    <w:p>
+      <w:pPr>
+        <w:pBdr/>
+        <w:spacing w:after="0" w:afterAutospacing="0" w:afterLines="0" w:line="240" w:lineRule="auto"/>
+        <w:ind/>
+        <w:jc w:val="left"/>
+        <w:rPr>
+          <w:rFonts w:ascii="Times New Roman" w:hAnsi="Times New Roman" w:cs="Times New Roman"/>
+          <w:color w:val="ff0000"/>
+          <w:sz w:val="24"/>
+          <w:szCs w:val="24"/>
+        </w:rPr>
+      </w:pPr>
+      <w:r>
+        <w:rPr>
+          <w:rFonts w:ascii="Times New Roman" w:hAnsi="Times New Roman" w:cs="Times New Roman"/>
+          <w:color w:val="ff0000"/>
+          <w:sz w:val="24"/>
+          <w:szCs w:val="24"/>
+        </w:rPr>
+      </w:r>
+      <w:r>
+        <w:rPr>
+          <w:rFonts w:ascii="Times New Roman" w:hAnsi="Times New Roman" w:cs="Times New Roman"/>
+          <w:color w:val="ff0000"/>
+          <w:sz w:val="24"/>
+          <w:szCs w:val="24"/>
+        </w:rPr>
+      </w:r>
+      <w:r>
+        <w:rPr>
+          <w:rFonts w:ascii="Times New Roman" w:hAnsi="Times New Roman" w:cs="Times New Roman"/>
+          <w:color w:val="ff0000"/>
+          <w:sz w:val="24"/>
+          <w:szCs w:val="24"/>
+        </w:rPr>
+      </w:r>
+    </w:p>
+    <w:p>
+      <w:pPr>
+        <w:pBdr/>
+        <w:spacing w:after="0" w:afterAutospacing="0" w:line="240" w:lineRule="auto"/>
+        <w:ind/>
+        <w:jc w:val="left"/>
+        <w:rPr>
+          <w:rFonts w:ascii="Times New Roman" w:hAnsi="Times New Roman" w:cs="Times New Roman"/>
+          <w:color w:val="ff0000"/>
+          <w:sz w:val="24"/>
+          <w:szCs w:val="24"/>
         </w:rPr>
       </w:pPr>
       <w:r>
         <w:rPr>
           <w:rFonts w:ascii="Times New Roman" w:hAnsi="Times New Roman" w:eastAsia="Times New Roman" w:cs="Times New Roman"/>
           <w:color w:val="ff0000"/>
+          <w:sz w:val="24"/>
+          <w:szCs w:val="24"/>
         </w:rPr>
       </w:r>
       <w:r>
         <w:rPr>
           <w:rFonts w:ascii="Times New Roman" w:hAnsi="Times New Roman" w:eastAsia="Times New Roman" w:cs="Times New Roman"/>
           <w:color w:val="ff0000"/>
+          <w:sz w:val="24"/>
+          <w:szCs w:val="24"/>
         </w:rPr>
       </w:r>
     </w:p>
     <w:p>
       <w:pPr>
         <w:pBdr/>
-        <w:spacing w:after="0" w:line="240" w:lineRule="auto"/>
+        <w:spacing w:after="0" w:afterAutospacing="0" w:afterLines="0" w:line="240" w:lineRule="auto"/>
         <w:ind/>
         <w:jc w:val="right"/>
         <w:rPr>
-          <w:rFonts w:ascii="Times New Roman" w:hAnsi="Times New Roman" w:eastAsia="Times New Roman" w:cs="Times New Roman"/>
+          <w:rFonts w:ascii="Times New Roman" w:hAnsi="Times New Roman" w:cs="Times New Roman"/>
           <w:color w:val="ff0000"/>
+          <w:sz w:val="24"/>
+          <w:szCs w:val="24"/>
+        </w:rPr>
+      </w:pPr>
+      <w:r>
+        <w:rPr>
+          <w:rFonts w:ascii="Times New Roman" w:hAnsi="Times New Roman" w:cs="Times New Roman"/>
+          <w:color w:val="ff0000"/>
+          <w:sz w:val="24"/>
+          <w:szCs w:val="24"/>
+        </w:rPr>
+      </w:r>
+      <w:r>
+        <w:rPr>
+          <w:rFonts w:ascii="Times New Roman" w:hAnsi="Times New Roman" w:cs="Times New Roman"/>
+          <w:color w:val="ff0000"/>
+          <w:sz w:val="24"/>
+          <w:szCs w:val="24"/>
+        </w:rPr>
+      </w:r>
+      <w:r>
+        <w:rPr>
+          <w:rFonts w:ascii="Times New Roman" w:hAnsi="Times New Roman" w:cs="Times New Roman"/>
+          <w:color w:val="ff0000"/>
+          <w:sz w:val="24"/>
+          <w:szCs w:val="24"/>
+        </w:rPr>
+      </w:r>
+    </w:p>
+    <w:p>
+      <w:pPr>
+        <w:pBdr/>
+        <w:spacing w:after="0" w:afterAutospacing="0" w:afterLines="0" w:line="240" w:lineRule="auto"/>
+        <w:ind/>
+        <w:jc w:val="right"/>
+        <w:rPr>
+          <w:rFonts w:ascii="Times New Roman" w:hAnsi="Times New Roman" w:cs="Times New Roman"/>
+          <w:color w:val="ff0000"/>
+          <w:sz w:val="24"/>
+          <w:szCs w:val="24"/>
+        </w:rPr>
+      </w:pPr>
+      <w:r>
+        <w:rPr>
+          <w:rFonts w:ascii="Times New Roman" w:hAnsi="Times New Roman" w:cs="Times New Roman"/>
+          <w:color w:val="ff0000"/>
+          <w:sz w:val="24"/>
+          <w:szCs w:val="24"/>
+        </w:rPr>
+      </w:r>
+      <w:r>
+        <w:rPr>
+          <w:rFonts w:ascii="Times New Roman" w:hAnsi="Times New Roman" w:cs="Times New Roman"/>
+          <w:color w:val="ff0000"/>
+          <w:sz w:val="24"/>
+          <w:szCs w:val="24"/>
+        </w:rPr>
+      </w:r>
+      <w:r>
+        <w:rPr>
+          <w:rFonts w:ascii="Times New Roman" w:hAnsi="Times New Roman" w:cs="Times New Roman"/>
+          <w:color w:val="ff0000"/>
+          <w:sz w:val="24"/>
+          <w:szCs w:val="24"/>
+        </w:rPr>
+      </w:r>
+    </w:p>
+    <w:p>
+      <w:pPr>
+        <w:pBdr/>
+        <w:spacing w:after="0" w:afterAutospacing="0" w:afterLines="0" w:line="240" w:lineRule="auto"/>
+        <w:ind/>
+        <w:jc w:val="right"/>
+        <w:rPr>
+          <w:rFonts w:ascii="Times New Roman" w:hAnsi="Times New Roman" w:cs="Times New Roman"/>
+          <w:color w:val="ff0000"/>
+          <w:sz w:val="24"/>
+          <w:szCs w:val="24"/>
+        </w:rPr>
+      </w:pPr>
+      <w:r>
+        <w:rPr>
+          <w:rFonts w:ascii="Times New Roman" w:hAnsi="Times New Roman" w:cs="Times New Roman"/>
+          <w:color w:val="ff0000"/>
+          <w:sz w:val="24"/>
+          <w:szCs w:val="24"/>
+        </w:rPr>
+      </w:r>
+      <w:r>
+        <w:rPr>
+          <w:rFonts w:ascii="Times New Roman" w:hAnsi="Times New Roman" w:cs="Times New Roman"/>
+          <w:color w:val="ff0000"/>
+          <w:sz w:val="24"/>
+          <w:szCs w:val="24"/>
+        </w:rPr>
+      </w:r>
+      <w:r>
+        <w:rPr>
+          <w:rFonts w:ascii="Times New Roman" w:hAnsi="Times New Roman" w:cs="Times New Roman"/>
+          <w:color w:val="ff0000"/>
+          <w:sz w:val="24"/>
+          <w:szCs w:val="24"/>
+        </w:rPr>
+      </w:r>
+    </w:p>
+    <w:p>
+      <w:pPr>
+        <w:pBdr/>
+        <w:spacing w:after="0" w:afterAutospacing="0" w:line="240" w:lineRule="auto"/>
+        <w:ind/>
+        <w:jc w:val="left"/>
+        <w:rPr>
+          <w:rFonts w:ascii="Times New Roman" w:hAnsi="Times New Roman" w:cs="Times New Roman"/>
+          <w:color w:val="ff0000"/>
+          <w:sz w:val="24"/>
+          <w:szCs w:val="24"/>
         </w:rPr>
       </w:pPr>
       <w:r>
         <w:rPr>
           <w:rFonts w:ascii="Times New Roman" w:hAnsi="Times New Roman" w:eastAsia="Times New Roman" w:cs="Times New Roman"/>
           <w:color w:val="ff0000"/>
+          <w:sz w:val="24"/>
+          <w:szCs w:val="24"/>
         </w:rPr>
       </w:r>
       <w:r>
         <w:rPr>
           <w:rFonts w:ascii="Times New Roman" w:hAnsi="Times New Roman" w:eastAsia="Times New Roman" w:cs="Times New Roman"/>
           <w:color w:val="ff0000"/>
-        </w:rPr>
-      </w:r>
-    </w:p>
-    <w:p>
-      <w:pPr>
-        <w:pBdr/>
-        <w:spacing w:after="0" w:line="240" w:lineRule="auto"/>
-        <w:ind/>
-        <w:jc w:val="right"/>
-        <w:rPr>
-          <w:rFonts w:ascii="Times New Roman" w:hAnsi="Times New Roman" w:eastAsia="Times New Roman" w:cs="Times New Roman"/>
-          <w:color w:val="ff0000"/>
-        </w:rPr>
-      </w:pPr>
-      <w:r>
-        <w:rPr>
-          <w:rFonts w:ascii="Times New Roman" w:hAnsi="Times New Roman" w:eastAsia="Times New Roman" w:cs="Times New Roman"/>
-          <w:color w:val="ff0000"/>
+          <w:sz w:val="24"/>
+          <w:szCs w:val="24"/>
         </w:rPr>
       </w:r>
       <w:r>
         <w:rPr>
           <w:rFonts w:ascii="Times New Roman" w:hAnsi="Times New Roman" w:eastAsia="Times New Roman" w:cs="Times New Roman"/>
           <w:color w:val="ff0000"/>
+          <w:sz w:val="24"/>
+          <w:szCs w:val="24"/>
         </w:rPr>
       </w:r>
     </w:p>
     <w:p>
       <w:pPr>
         <w:pBdr/>
-        <w:spacing w:after="0" w:line="240" w:lineRule="auto"/>
+        <w:spacing w:after="0" w:afterAutospacing="0" w:line="240" w:lineRule="auto"/>
         <w:ind/>
         <w:jc w:val="right"/>
         <w:rPr>
-          <w:rFonts w:ascii="Times New Roman" w:hAnsi="Times New Roman" w:eastAsia="Times New Roman" w:cs="Times New Roman"/>
+          <w:rFonts w:ascii="Times New Roman" w:hAnsi="Times New Roman" w:cs="Times New Roman"/>
           <w:color w:val="ff0000"/>
+          <w:sz w:val="24"/>
+          <w:szCs w:val="24"/>
         </w:rPr>
       </w:pPr>
       <w:r>
         <w:rPr>
           <w:rFonts w:ascii="Times New Roman" w:hAnsi="Times New Roman" w:eastAsia="Times New Roman" w:cs="Times New Roman"/>
           <w:color w:val="ff0000"/>
+          <w:sz w:val="24"/>
+          <w:szCs w:val="24"/>
         </w:rPr>
       </w:r>
       <w:r>
         <w:rPr>
           <w:rFonts w:ascii="Times New Roman" w:hAnsi="Times New Roman" w:eastAsia="Times New Roman" w:cs="Times New Roman"/>
           <w:color w:val="ff0000"/>
+          <w:sz w:val="24"/>
+          <w:szCs w:val="24"/>
+        </w:rPr>
+      </w:r>
+      <w:r>
+        <w:rPr>
+          <w:rFonts w:ascii="Times New Roman" w:hAnsi="Times New Roman" w:eastAsia="Times New Roman" w:cs="Times New Roman"/>
+          <w:color w:val="ff0000"/>
+          <w:sz w:val="24"/>
+          <w:szCs w:val="24"/>
         </w:rPr>
       </w:r>
     </w:p>
     <w:p>
       <w:pPr>
         <w:pBdr/>
-        <w:spacing w:after="0" w:line="203" w:lineRule="exact"/>
+        <w:spacing w:after="0" w:afterAutospacing="0" w:line="240" w:lineRule="auto"/>
         <w:ind/>
         <w:jc w:val="right"/>
+        <w:rPr>
+          <w:rFonts w:ascii="Times New Roman" w:hAnsi="Times New Roman" w:cs="Times New Roman"/>
+          <w:color w:val="000000" w:themeColor="text1"/>
+          <w:sz w:val="24"/>
+          <w:szCs w:val="24"/>
+        </w:rPr>
+      </w:pPr>
+      <w:r>
         <w:rPr>
           <w:rFonts w:ascii="Times New Roman" w:hAnsi="Times New Roman" w:eastAsia="Times New Roman" w:cs="Times New Roman"/>
           <w:color w:val="000000" w:themeColor="text1"/>
-        </w:rPr>
-      </w:pPr>
-      <w:r>
-        <w:rPr>
-          <w:rFonts w:ascii="Times New Roman" w:hAnsi="Times New Roman" w:eastAsia="Times New Roman" w:cs="Times New Roman"/>
-          <w:color w:val="ff0000"/>
+          <w:sz w:val="24"/>
+          <w:szCs w:val="24"/>
         </w:rPr>
         <w:t xml:space="preserve">Rio de Janeiro, </w:t>
       </w:r>
       <w:r>
         <w:rPr>
           <w:rFonts w:ascii="Times New Roman" w:hAnsi="Times New Roman" w:eastAsia="Times New Roman" w:cs="Times New Roman"/>
-          <w:color w:val="ff0000"/>
+          <w:color w:val="000000" w:themeColor="text1"/>
+          <w:sz w:val="24"/>
+          <w:szCs w:val="24"/>
         </w:rPr>
         <w:t xml:space="preserve">{</w:t>
       </w:r>
       <w:r>
         <w:rPr>
           <w:rFonts w:ascii="Times New Roman" w:hAnsi="Times New Roman" w:eastAsia="Times New Roman" w:cs="Times New Roman"/>
-          <w:color w:val="ff0000"/>
+          <w:color w:val="000000" w:themeColor="text1"/>
+          <w:sz w:val="24"/>
+          <w:szCs w:val="24"/>
         </w:rPr>
         <w:t xml:space="preserve">dia</w:t>
       </w:r>
       <w:r>
         <w:rPr>
           <w:rFonts w:ascii="Times New Roman" w:hAnsi="Times New Roman" w:eastAsia="Times New Roman" w:cs="Times New Roman"/>
-          <w:color w:val="ff0000"/>
-        </w:rPr>
-        <w:t xml:space="preserve">}</w:t>
-      </w:r>
-      <w:r>
-        <w:rPr>
-          <w:rFonts w:ascii="Times New Roman" w:hAnsi="Times New Roman" w:eastAsia="Times New Roman" w:cs="Times New Roman"/>
-          <w:color w:val="ff0000"/>
-        </w:rPr>
-        <w:t xml:space="preserve"> de </w:t>
-      </w:r>
-      <w:r>
-        <w:rPr>
-          <w:rFonts w:ascii="Times New Roman" w:hAnsi="Times New Roman" w:eastAsia="Times New Roman" w:cs="Times New Roman"/>
-          <w:color w:val="ff0000"/>
-        </w:rPr>
-        <w:t xml:space="preserve">{</w:t>
-      </w:r>
-      <w:r>
-        <w:rPr>
-          <w:rFonts w:ascii="Times New Roman" w:hAnsi="Times New Roman" w:eastAsia="Times New Roman" w:cs="Times New Roman"/>
-          <w:color w:val="ff0000"/>
-        </w:rPr>
-        <w:t xml:space="preserve">Mês</w:t>
-      </w:r>
-      <w:r>
-        <w:rPr>
-          <w:rFonts w:ascii="Times New Roman" w:hAnsi="Times New Roman" w:eastAsia="Times New Roman" w:cs="Times New Roman"/>
-          <w:color w:val="ff0000"/>
-        </w:rPr>
-        <w:t xml:space="preserve">}</w:t>
-      </w:r>
-      <w:r>
-        <w:rPr>
-          <w:rFonts w:ascii="Times New Roman" w:hAnsi="Times New Roman" w:eastAsia="Times New Roman" w:cs="Times New Roman"/>
-          <w:color w:val="ff0000"/>
-        </w:rPr>
-        <w:t xml:space="preserve"> de </w:t>
-      </w:r>
-      <w:r>
-        <w:rPr>
-          <w:rFonts w:ascii="Times New Roman" w:hAnsi="Times New Roman" w:eastAsia="Times New Roman" w:cs="Times New Roman"/>
-          <w:color w:val="ff0000"/>
-        </w:rPr>
-        <w:t xml:space="preserve">{</w:t>
-      </w:r>
-      <w:r>
-        <w:rPr>
-          <w:rFonts w:ascii="Times New Roman" w:hAnsi="Times New Roman" w:eastAsia="Times New Roman" w:cs="Times New Roman"/>
-          <w:color w:val="ff0000"/>
-        </w:rPr>
-        <w:t xml:space="preserve">Ano</w:t>
-      </w:r>
-      <w:r>
-        <w:rPr>
-          <w:rFonts w:ascii="Times New Roman" w:hAnsi="Times New Roman" w:eastAsia="Times New Roman" w:cs="Times New Roman"/>
-          <w:color w:val="ff0000"/>
+          <w:color w:val="000000" w:themeColor="text1"/>
+          <w:sz w:val="24"/>
+          <w:szCs w:val="24"/>
         </w:rPr>
         <w:t xml:space="preserve">}</w:t>
       </w:r>
@@ -1040,6 +1522,80 @@
         <w:rPr>
           <w:rFonts w:ascii="Times New Roman" w:hAnsi="Times New Roman" w:eastAsia="Times New Roman" w:cs="Times New Roman"/>
           <w:color w:val="000000" w:themeColor="text1"/>
+          <w:sz w:val="24"/>
+          <w:szCs w:val="24"/>
+        </w:rPr>
+        <w:t xml:space="preserve"> de </w:t>
+      </w:r>
+      <w:r>
+        <w:rPr>
+          <w:rFonts w:ascii="Times New Roman" w:hAnsi="Times New Roman" w:eastAsia="Times New Roman" w:cs="Times New Roman"/>
+          <w:color w:val="000000" w:themeColor="text1"/>
+          <w:sz w:val="24"/>
+          <w:szCs w:val="24"/>
+        </w:rPr>
+        <w:t xml:space="preserve">{</w:t>
+      </w:r>
+      <w:r>
+        <w:rPr>
+          <w:rFonts w:ascii="Times New Roman" w:hAnsi="Times New Roman" w:eastAsia="Times New Roman" w:cs="Times New Roman"/>
+          <w:color w:val="000000" w:themeColor="text1"/>
+          <w:sz w:val="24"/>
+          <w:szCs w:val="24"/>
+        </w:rPr>
+        <w:t xml:space="preserve">Mês</w:t>
+      </w:r>
+      <w:r>
+        <w:rPr>
+          <w:rFonts w:ascii="Times New Roman" w:hAnsi="Times New Roman" w:eastAsia="Times New Roman" w:cs="Times New Roman"/>
+          <w:color w:val="000000" w:themeColor="text1"/>
+          <w:sz w:val="24"/>
+          <w:szCs w:val="24"/>
+        </w:rPr>
+        <w:t xml:space="preserve">}</w:t>
+      </w:r>
+      <w:r>
+        <w:rPr>
+          <w:rFonts w:ascii="Times New Roman" w:hAnsi="Times New Roman" w:eastAsia="Times New Roman" w:cs="Times New Roman"/>
+          <w:color w:val="000000" w:themeColor="text1"/>
+          <w:sz w:val="24"/>
+          <w:szCs w:val="24"/>
+        </w:rPr>
+        <w:t xml:space="preserve"> de </w:t>
+      </w:r>
+      <w:r>
+        <w:rPr>
+          <w:rFonts w:ascii="Times New Roman" w:hAnsi="Times New Roman" w:eastAsia="Times New Roman" w:cs="Times New Roman"/>
+          <w:color w:val="000000" w:themeColor="text1"/>
+          <w:sz w:val="24"/>
+          <w:szCs w:val="24"/>
+        </w:rPr>
+        <w:t xml:space="preserve">{</w:t>
+      </w:r>
+      <w:r>
+        <w:rPr>
+          <w:rFonts w:ascii="Times New Roman" w:hAnsi="Times New Roman" w:eastAsia="Times New Roman" w:cs="Times New Roman"/>
+          <w:color w:val="000000" w:themeColor="text1"/>
+          <w:sz w:val="24"/>
+          <w:szCs w:val="24"/>
+        </w:rPr>
+        <w:t xml:space="preserve">Ano</w:t>
+      </w:r>
+      <w:r>
+        <w:rPr>
+          <w:rFonts w:ascii="Times New Roman" w:hAnsi="Times New Roman" w:eastAsia="Times New Roman" w:cs="Times New Roman"/>
+          <w:color w:val="000000" w:themeColor="text1"/>
+          <w:sz w:val="24"/>
+          <w:szCs w:val="24"/>
+        </w:rPr>
+        <w:t xml:space="preserve">}</w:t>
+      </w:r>
+      <w:r>
+        <w:rPr>
+          <w:rFonts w:ascii="Times New Roman" w:hAnsi="Times New Roman" w:eastAsia="Times New Roman" w:cs="Times New Roman"/>
+          <w:color w:val="000000" w:themeColor="text1"/>
+          <w:sz w:val="24"/>
+          <w:szCs w:val="24"/>
         </w:rPr>
         <w:t xml:space="preserve">.</w:t>
       </w:r>
@@ -1047,48 +1603,76 @@
         <w:rPr>
           <w:rFonts w:ascii="Times New Roman" w:hAnsi="Times New Roman" w:eastAsia="Times New Roman" w:cs="Times New Roman"/>
           <w:color w:val="000000" w:themeColor="text1"/>
-        </w:rPr>
-      </w:r>
-    </w:p>
-    <w:p>
-      <w:pPr>
-        <w:pBdr/>
-        <w:spacing w:after="0" w:line="395" w:lineRule="exact"/>
-        <w:ind/>
-        <w:jc w:val="center"/>
-        <w:rPr>
-          <w:rFonts w:ascii="Times New Roman" w:hAnsi="Times New Roman" w:eastAsia="Times New Roman" w:cs="Times New Roman"/>
-          <w:color w:val="000000" w:themeColor="text1"/>
-        </w:rPr>
-      </w:pPr>
-      <w:r>
-        <w:rPr>
-          <w:rFonts w:ascii="Times New Roman" w:hAnsi="Times New Roman" w:eastAsia="Times New Roman" w:cs="Times New Roman"/>
-          <w:color w:val="000000" w:themeColor="text1"/>
+          <w:sz w:val="24"/>
+          <w:szCs w:val="24"/>
         </w:rPr>
       </w:r>
       <w:r>
         <w:rPr>
           <w:rFonts w:ascii="Times New Roman" w:hAnsi="Times New Roman" w:eastAsia="Times New Roman" w:cs="Times New Roman"/>
           <w:color w:val="000000" w:themeColor="text1"/>
+          <w:sz w:val="24"/>
+          <w:szCs w:val="24"/>
         </w:rPr>
       </w:r>
     </w:p>
     <w:p>
       <w:pPr>
         <w:pBdr/>
-        <w:spacing w:after="0" w:line="203" w:lineRule="exact"/>
-        <w:ind w:left="2124"/>
+        <w:spacing w:after="0" w:afterAutospacing="0" w:line="240" w:lineRule="auto"/>
+        <w:ind/>
         <w:jc w:val="center"/>
         <w:rPr>
-          <w:rFonts w:ascii="Times New Roman" w:hAnsi="Times New Roman" w:eastAsia="Times New Roman" w:cs="Times New Roman"/>
+          <w:rFonts w:ascii="Times New Roman" w:hAnsi="Times New Roman" w:cs="Times New Roman"/>
           <w:color w:val="000000" w:themeColor="text1"/>
+          <w:sz w:val="24"/>
+          <w:szCs w:val="24"/>
         </w:rPr>
       </w:pPr>
       <w:r>
         <w:rPr>
           <w:rFonts w:ascii="Times New Roman" w:hAnsi="Times New Roman" w:eastAsia="Times New Roman" w:cs="Times New Roman"/>
           <w:color w:val="000000" w:themeColor="text1"/>
+          <w:sz w:val="24"/>
+          <w:szCs w:val="24"/>
+        </w:rPr>
+      </w:r>
+      <w:r>
+        <w:rPr>
+          <w:rFonts w:ascii="Times New Roman" w:hAnsi="Times New Roman" w:eastAsia="Times New Roman" w:cs="Times New Roman"/>
+          <w:color w:val="000000" w:themeColor="text1"/>
+          <w:sz w:val="24"/>
+          <w:szCs w:val="24"/>
+        </w:rPr>
+      </w:r>
+      <w:r>
+        <w:rPr>
+          <w:rFonts w:ascii="Times New Roman" w:hAnsi="Times New Roman" w:eastAsia="Times New Roman" w:cs="Times New Roman"/>
+          <w:color w:val="000000" w:themeColor="text1"/>
+          <w:sz w:val="24"/>
+          <w:szCs w:val="24"/>
+        </w:rPr>
+      </w:r>
+    </w:p>
+    <w:p>
+      <w:pPr>
+        <w:pBdr/>
+        <w:spacing w:after="0" w:afterAutospacing="0" w:line="240" w:lineRule="auto"/>
+        <w:ind w:left="0"/>
+        <w:jc w:val="center"/>
+        <w:rPr>
+          <w:rFonts w:ascii="Times New Roman" w:hAnsi="Times New Roman" w:cs="Times New Roman"/>
+          <w:color w:val="000000" w:themeColor="text1"/>
+          <w:sz w:val="24"/>
+          <w:szCs w:val="24"/>
+        </w:rPr>
+      </w:pPr>
+      <w:r>
+        <w:rPr>
+          <w:rFonts w:ascii="Times New Roman" w:hAnsi="Times New Roman" w:eastAsia="Times New Roman" w:cs="Times New Roman"/>
+          <w:color w:val="000000" w:themeColor="text1"/>
+          <w:sz w:val="24"/>
+          <w:szCs w:val="24"/>
         </w:rPr>
         <w:t xml:space="preserve">{Assinatura Militar Arrolado}</w:t>
       </w:r>
@@ -1096,24 +1680,38 @@
         <w:rPr>
           <w:rFonts w:ascii="Times New Roman" w:hAnsi="Times New Roman" w:eastAsia="Times New Roman" w:cs="Times New Roman"/>
           <w:color w:val="000000" w:themeColor="text1"/>
+          <w:sz w:val="24"/>
+          <w:szCs w:val="24"/>
+        </w:rPr>
+      </w:r>
+      <w:r>
+        <w:rPr>
+          <w:rFonts w:ascii="Times New Roman" w:hAnsi="Times New Roman" w:eastAsia="Times New Roman" w:cs="Times New Roman"/>
+          <w:color w:val="000000" w:themeColor="text1"/>
+          <w:sz w:val="24"/>
+          <w:szCs w:val="24"/>
         </w:rPr>
       </w:r>
     </w:p>
     <w:p>
       <w:pPr>
         <w:pBdr/>
-        <w:spacing w:after="0" w:line="240" w:lineRule="auto"/>
+        <w:spacing w:after="0" w:afterAutospacing="0" w:line="240" w:lineRule="auto"/>
         <w:ind/>
         <w:jc w:val="center"/>
         <w:rPr>
-          <w:rFonts w:ascii="Times New Roman" w:hAnsi="Times New Roman" w:eastAsia="Times New Roman" w:cs="Times New Roman"/>
+          <w:rFonts w:ascii="Times New Roman" w:hAnsi="Times New Roman" w:cs="Times New Roman"/>
           <w:color w:val="000000" w:themeColor="text1"/>
+          <w:sz w:val="24"/>
+          <w:szCs w:val="24"/>
         </w:rPr>
       </w:pPr>
       <w:r>
         <w:rPr>
           <w:rFonts w:ascii="Times New Roman" w:hAnsi="Times New Roman" w:eastAsia="Times New Roman" w:cs="Times New Roman"/>
           <w:color w:val="000000" w:themeColor="text1"/>
+          <w:sz w:val="24"/>
+          <w:szCs w:val="24"/>
         </w:rPr>
         <w:t xml:space="preserve">_____________________________________________________________________</w:t>
       </w:r>
@@ -1121,22 +1719,32 @@
         <w:rPr>
           <w:rFonts w:ascii="Times New Roman" w:hAnsi="Times New Roman" w:eastAsia="Times New Roman" w:cs="Times New Roman"/>
           <w:color w:val="000000" w:themeColor="text1"/>
+          <w:sz w:val="24"/>
+          <w:szCs w:val="24"/>
+        </w:rPr>
+      </w:r>
+      <w:r>
+        <w:rPr>
+          <w:rFonts w:ascii="Times New Roman" w:hAnsi="Times New Roman" w:eastAsia="Times New Roman" w:cs="Times New Roman"/>
+          <w:color w:val="000000" w:themeColor="text1"/>
+          <w:sz w:val="24"/>
+          <w:szCs w:val="24"/>
         </w:rPr>
       </w:r>
     </w:p>
     <w:p>
       <w:pPr>
         <w:pBdr/>
-        <w:spacing w:after="0" w:line="240" w:lineRule="auto"/>
+        <w:spacing w:after="0" w:afterAutospacing="0" w:line="240" w:lineRule="auto"/>
         <w:ind/>
         <w:jc w:val="center"/>
         <w:rPr>
-          <w:rFonts w:ascii="Times New Roman" w:hAnsi="Times New Roman" w:eastAsia="Times New Roman" w:cs="Times New Roman"/>
+          <w:rFonts w:ascii="Times New Roman" w:hAnsi="Times New Roman" w:cs="Times New Roman"/>
           <w:b w:val="0"/>
           <w:bCs w:val="0"/>
-          <w:color w:val="ff0000"/>
-          <w:sz w:val="22"/>
-          <w:szCs w:val="22"/>
+          <w:color w:val="000000" w:themeColor="text1"/>
+          <w:sz w:val="24"/>
+          <w:szCs w:val="24"/>
         </w:rPr>
       </w:pPr>
       <w:r>
@@ -1144,9 +1752,9 @@
           <w:rFonts w:ascii="Times New Roman" w:hAnsi="Times New Roman" w:eastAsia="Times New Roman" w:cs="Times New Roman"/>
           <w:b w:val="0"/>
           <w:bCs w:val="0"/>
-          <w:color w:val="ff0000"/>
-          <w:sz w:val="22"/>
-          <w:szCs w:val="22"/>
+          <w:color w:val="000000" w:themeColor="text1"/>
+          <w:sz w:val="24"/>
+          <w:szCs w:val="24"/>
         </w:rPr>
         <w:t xml:space="preserve">{Militar Arrolado}</w:t>
       </w:r>
@@ -1155,125 +1763,79 @@
           <w:rFonts w:ascii="Times New Roman" w:hAnsi="Times New Roman" w:eastAsia="Times New Roman" w:cs="Times New Roman"/>
           <w:b w:val="0"/>
           <w:bCs w:val="0"/>
-          <w:color w:val="ff0000"/>
-          <w:sz w:val="22"/>
-          <w:szCs w:val="22"/>
-        </w:rPr>
-      </w:r>
-    </w:p>
-    <w:p>
-      <w:pPr>
-        <w:pBdr/>
-        <w:spacing w:after="0" w:line="240" w:lineRule="auto"/>
-        <w:ind/>
-        <w:jc w:val="center"/>
-        <w:rPr>
-          <w:rFonts w:ascii="Times New Roman" w:hAnsi="Times New Roman" w:eastAsia="Times New Roman" w:cs="Times New Roman"/>
-          <w:color w:val="ff0000"/>
-        </w:rPr>
-      </w:pPr>
-      <w:r>
-        <w:rPr>
-          <w:rFonts w:ascii="Times New Roman" w:hAnsi="Times New Roman" w:eastAsia="Times New Roman" w:cs="Times New Roman"/>
-          <w:color w:val="ff0000"/>
+          <w:color w:val="000000" w:themeColor="text1"/>
+          <w:sz w:val="24"/>
+          <w:szCs w:val="24"/>
         </w:rPr>
       </w:r>
       <w:r>
         <w:rPr>
           <w:rFonts w:ascii="Times New Roman" w:hAnsi="Times New Roman" w:eastAsia="Times New Roman" w:cs="Times New Roman"/>
-          <w:color w:val="ff0000"/>
+          <w:b w:val="0"/>
+          <w:bCs w:val="0"/>
+          <w:color w:val="000000" w:themeColor="text1"/>
+          <w:sz w:val="24"/>
+          <w:szCs w:val="24"/>
         </w:rPr>
       </w:r>
     </w:p>
     <w:p>
       <w:pPr>
         <w:pBdr/>
-        <w:tabs>
-          <w:tab w:val="left" w:leader="none" w:pos="5445"/>
-        </w:tabs>
-        <w:spacing w:after="0" w:line="200" w:lineRule="exact"/>
-        <w:ind/>
+        <w:spacing w:after="0" w:afterAutospacing="0" w:line="240" w:lineRule="auto"/>
+        <w:ind/>
+        <w:jc w:val="left"/>
         <w:rPr>
-          <w:rFonts w:ascii="Times New Roman" w:hAnsi="Times New Roman" w:eastAsia="Times New Roman" w:cs="Times New Roman"/>
+          <w:rFonts w:ascii="Times New Roman" w:hAnsi="Times New Roman" w:cs="Times New Roman"/>
           <w:color w:val="000000" w:themeColor="text1"/>
+          <w:sz w:val="24"/>
+          <w:szCs w:val="24"/>
         </w:rPr>
       </w:pPr>
       <w:r>
         <w:rPr>
           <w:rFonts w:ascii="Times New Roman" w:hAnsi="Times New Roman" w:eastAsia="Times New Roman" w:cs="Times New Roman"/>
           <w:color w:val="000000" w:themeColor="text1"/>
+          <w:sz w:val="24"/>
+          <w:szCs w:val="24"/>
         </w:rPr>
       </w:r>
       <w:r>
         <w:rPr>
           <w:rFonts w:ascii="Times New Roman" w:hAnsi="Times New Roman" w:eastAsia="Times New Roman" w:cs="Times New Roman"/>
           <w:color w:val="000000" w:themeColor="text1"/>
-        </w:rPr>
-      </w:r>
-    </w:p>
-    <w:p>
-      <w:pPr>
-        <w:pBdr/>
-        <w:spacing w:after="0" w:line="240" w:lineRule="auto"/>
-        <w:ind/>
-        <w:jc w:val="right"/>
-        <w:rPr>
-          <w:rFonts w:ascii="Times New Roman" w:hAnsi="Times New Roman" w:eastAsia="Times New Roman" w:cs="Times New Roman"/>
-          <w:color w:val="000000" w:themeColor="text1"/>
-        </w:rPr>
-      </w:pPr>
-      <w:r>
-        <w:rPr>
-          <w:rFonts w:ascii="Times New Roman" w:hAnsi="Times New Roman" w:eastAsia="Times New Roman" w:cs="Times New Roman"/>
-          <w:color w:val="000000" w:themeColor="text1"/>
+          <w:sz w:val="24"/>
+          <w:szCs w:val="24"/>
         </w:rPr>
       </w:r>
       <w:r>
         <w:rPr>
           <w:rFonts w:ascii="Times New Roman" w:hAnsi="Times New Roman" w:eastAsia="Times New Roman" w:cs="Times New Roman"/>
           <w:color w:val="000000" w:themeColor="text1"/>
+          <w:sz w:val="24"/>
+          <w:szCs w:val="24"/>
         </w:rPr>
       </w:r>
     </w:p>
     <w:p>
       <w:pPr>
         <w:pBdr/>
-        <w:spacing w:after="0" w:line="240" w:lineRule="auto"/>
+        <w:spacing w:after="0" w:afterAutospacing="0" w:line="240" w:lineRule="auto"/>
         <w:ind/>
         <w:jc w:val="right"/>
         <w:rPr>
-          <w:rFonts w:ascii="Times New Roman" w:hAnsi="Times New Roman" w:eastAsia="Times New Roman" w:cs="Times New Roman"/>
+          <w:rFonts w:ascii="Times New Roman" w:hAnsi="Times New Roman" w:cs="Times New Roman"/>
           <w:color w:val="000000" w:themeColor="text1"/>
+          <w:sz w:val="24"/>
+          <w:szCs w:val="24"/>
         </w:rPr>
       </w:pPr>
       <w:r>
         <w:rPr>
           <w:rFonts w:ascii="Times New Roman" w:hAnsi="Times New Roman" w:eastAsia="Times New Roman" w:cs="Times New Roman"/>
           <w:color w:val="000000" w:themeColor="text1"/>
-        </w:rPr>
-      </w:r>
-      <w:r>
-        <w:rPr>
-          <w:rFonts w:ascii="Times New Roman" w:hAnsi="Times New Roman" w:eastAsia="Times New Roman" w:cs="Times New Roman"/>
-          <w:color w:val="000000" w:themeColor="text1"/>
-        </w:rPr>
-      </w:r>
-    </w:p>
-    <w:p>
-      <w:pPr>
-        <w:pBdr/>
-        <w:spacing w:after="0" w:line="240" w:lineRule="auto"/>
-        <w:ind/>
-        <w:jc w:val="right"/>
-        <w:rPr>
-          <w:rFonts w:ascii="Times New Roman" w:hAnsi="Times New Roman" w:eastAsia="Times New Roman" w:cs="Times New Roman"/>
-          <w:color w:val="000000" w:themeColor="text1"/>
-        </w:rPr>
-      </w:pPr>
-      <w:r>
-        <w:rPr>
-          <w:rFonts w:ascii="Times New Roman" w:hAnsi="Times New Roman" w:eastAsia="Times New Roman" w:cs="Times New Roman"/>
-          <w:color w:val="000000" w:themeColor="text1"/>
+          <w:sz w:val="24"/>
+          <w:szCs w:val="24"/>
         </w:rPr>
         <w:t xml:space="preserve"> </w:t>
       </w:r>
@@ -1281,24 +1843,38 @@
         <w:rPr>
           <w:rFonts w:ascii="Times New Roman" w:hAnsi="Times New Roman" w:eastAsia="Times New Roman" w:cs="Times New Roman"/>
           <w:color w:val="000000" w:themeColor="text1"/>
+          <w:sz w:val="24"/>
+          <w:szCs w:val="24"/>
+        </w:rPr>
+      </w:r>
+      <w:r>
+        <w:rPr>
+          <w:rFonts w:ascii="Times New Roman" w:hAnsi="Times New Roman" w:eastAsia="Times New Roman" w:cs="Times New Roman"/>
+          <w:color w:val="000000" w:themeColor="text1"/>
+          <w:sz w:val="24"/>
+          <w:szCs w:val="24"/>
         </w:rPr>
       </w:r>
     </w:p>
     <w:p>
       <w:pPr>
         <w:pBdr/>
-        <w:spacing w:after="0" w:line="240" w:lineRule="auto"/>
+        <w:spacing w:after="0" w:afterAutospacing="0" w:line="240" w:lineRule="auto"/>
         <w:ind/>
         <w:jc w:val="right"/>
         <w:rPr>
-          <w:rFonts w:ascii="Times New Roman" w:hAnsi="Times New Roman" w:eastAsia="Times New Roman" w:cs="Times New Roman"/>
+          <w:rFonts w:ascii="Times New Roman" w:hAnsi="Times New Roman" w:cs="Times New Roman"/>
           <w:color w:val="000000" w:themeColor="text1"/>
+          <w:sz w:val="24"/>
+          <w:szCs w:val="24"/>
         </w:rPr>
       </w:pPr>
       <w:r>
         <w:rPr>
           <w:rFonts w:ascii="Times New Roman" w:hAnsi="Times New Roman" w:eastAsia="Times New Roman" w:cs="Times New Roman"/>
           <w:color w:val="000000" w:themeColor="text1"/>
+          <w:sz w:val="24"/>
+          <w:szCs w:val="24"/>
         </w:rPr>
         <w:t xml:space="preserve">Recebido em: {Data da alegação}</w:t>
       </w:r>
@@ -1306,71 +1882,113 @@
         <w:rPr>
           <w:rFonts w:ascii="Times New Roman" w:hAnsi="Times New Roman" w:eastAsia="Times New Roman" w:cs="Times New Roman"/>
           <w:color w:val="000000" w:themeColor="text1"/>
-        </w:rPr>
-      </w:r>
-    </w:p>
-    <w:p>
-      <w:pPr>
-        <w:pBdr/>
-        <w:spacing w:after="0" w:line="200" w:lineRule="exact"/>
-        <w:ind/>
-        <w:rPr>
-          <w:rFonts w:ascii="Times New Roman" w:hAnsi="Times New Roman" w:eastAsia="Times New Roman" w:cs="Times New Roman"/>
-          <w:color w:val="000000" w:themeColor="text1"/>
-        </w:rPr>
-      </w:pPr>
-      <w:r>
-        <w:rPr>
-          <w:rFonts w:ascii="Times New Roman" w:hAnsi="Times New Roman" w:eastAsia="Times New Roman" w:cs="Times New Roman"/>
-          <w:color w:val="000000" w:themeColor="text1"/>
+          <w:sz w:val="24"/>
+          <w:szCs w:val="24"/>
         </w:rPr>
       </w:r>
       <w:r>
         <w:rPr>
           <w:rFonts w:ascii="Times New Roman" w:hAnsi="Times New Roman" w:eastAsia="Times New Roman" w:cs="Times New Roman"/>
           <w:color w:val="000000" w:themeColor="text1"/>
+          <w:sz w:val="24"/>
+          <w:szCs w:val="24"/>
         </w:rPr>
       </w:r>
     </w:p>
     <w:p>
       <w:pPr>
         <w:pBdr/>
-        <w:spacing w:after="0" w:line="202" w:lineRule="exact"/>
-        <w:ind/>
-        <w:jc w:val="center"/>
+        <w:spacing w:after="0" w:afterAutospacing="0" w:line="240" w:lineRule="auto"/>
+        <w:ind/>
         <w:rPr>
-          <w:rFonts w:ascii="Times New Roman" w:hAnsi="Times New Roman" w:eastAsia="Times New Roman" w:cs="Times New Roman"/>
+          <w:rFonts w:ascii="Times New Roman" w:hAnsi="Times New Roman" w:cs="Times New Roman"/>
           <w:color w:val="000000" w:themeColor="text1"/>
+          <w:sz w:val="24"/>
+          <w:szCs w:val="24"/>
         </w:rPr>
       </w:pPr>
       <w:r>
         <w:rPr>
           <w:rFonts w:ascii="Times New Roman" w:hAnsi="Times New Roman" w:eastAsia="Times New Roman" w:cs="Times New Roman"/>
           <w:color w:val="000000" w:themeColor="text1"/>
+          <w:sz w:val="24"/>
+          <w:szCs w:val="24"/>
         </w:rPr>
       </w:r>
       <w:r>
         <w:rPr>
           <w:rFonts w:ascii="Times New Roman" w:hAnsi="Times New Roman" w:eastAsia="Times New Roman" w:cs="Times New Roman"/>
           <w:color w:val="000000" w:themeColor="text1"/>
+          <w:sz w:val="24"/>
+          <w:szCs w:val="24"/>
+        </w:rPr>
+      </w:r>
+      <w:r>
+        <w:rPr>
+          <w:rFonts w:ascii="Times New Roman" w:hAnsi="Times New Roman" w:eastAsia="Times New Roman" w:cs="Times New Roman"/>
+          <w:color w:val="000000" w:themeColor="text1"/>
+          <w:sz w:val="24"/>
+          <w:szCs w:val="24"/>
         </w:rPr>
       </w:r>
     </w:p>
     <w:p>
       <w:pPr>
         <w:pBdr/>
-        <w:spacing w:after="0" w:line="240" w:lineRule="auto"/>
+        <w:spacing w:after="0" w:afterAutospacing="0" w:line="240" w:lineRule="auto"/>
         <w:ind/>
         <w:jc w:val="center"/>
         <w:rPr>
-          <w:rFonts w:ascii="Times New Roman" w:hAnsi="Times New Roman" w:eastAsia="Times New Roman" w:cs="Times New Roman"/>
+          <w:rFonts w:ascii="Times New Roman" w:hAnsi="Times New Roman" w:cs="Times New Roman"/>
           <w:color w:val="000000" w:themeColor="text1"/>
+          <w:sz w:val="24"/>
+          <w:szCs w:val="24"/>
         </w:rPr>
       </w:pPr>
       <w:r>
         <w:rPr>
           <w:rFonts w:ascii="Times New Roman" w:hAnsi="Times New Roman" w:eastAsia="Times New Roman" w:cs="Times New Roman"/>
           <w:color w:val="000000" w:themeColor="text1"/>
+          <w:sz w:val="24"/>
+          <w:szCs w:val="24"/>
+        </w:rPr>
+      </w:r>
+      <w:r>
+        <w:rPr>
+          <w:rFonts w:ascii="Times New Roman" w:hAnsi="Times New Roman" w:eastAsia="Times New Roman" w:cs="Times New Roman"/>
+          <w:color w:val="000000" w:themeColor="text1"/>
+          <w:sz w:val="24"/>
+          <w:szCs w:val="24"/>
+        </w:rPr>
+      </w:r>
+      <w:r>
+        <w:rPr>
+          <w:rFonts w:ascii="Times New Roman" w:hAnsi="Times New Roman" w:eastAsia="Times New Roman" w:cs="Times New Roman"/>
+          <w:color w:val="000000" w:themeColor="text1"/>
+          <w:sz w:val="24"/>
+          <w:szCs w:val="24"/>
+        </w:rPr>
+      </w:r>
+    </w:p>
+    <w:p>
+      <w:pPr>
+        <w:pBdr/>
+        <w:spacing w:after="0" w:afterAutospacing="0" w:line="240" w:lineRule="auto"/>
+        <w:ind/>
+        <w:jc w:val="center"/>
+        <w:rPr>
+          <w:rFonts w:ascii="Times New Roman" w:hAnsi="Times New Roman" w:cs="Times New Roman"/>
+          <w:color w:val="000000" w:themeColor="text1"/>
+          <w:sz w:val="24"/>
+          <w:szCs w:val="24"/>
+        </w:rPr>
+      </w:pPr>
+      <w:r>
+        <w:rPr>
+          <w:rFonts w:ascii="Times New Roman" w:hAnsi="Times New Roman" w:eastAsia="Times New Roman" w:cs="Times New Roman"/>
+          <w:color w:val="000000" w:themeColor="text1"/>
+          <w:sz w:val="24"/>
+          <w:szCs w:val="24"/>
         </w:rPr>
         <w:t xml:space="preserve">{Assinatura Oficial Apurador}</w:t>
       </w:r>
@@ -1378,24 +1996,38 @@
         <w:rPr>
           <w:rFonts w:ascii="Times New Roman" w:hAnsi="Times New Roman" w:eastAsia="Times New Roman" w:cs="Times New Roman"/>
           <w:color w:val="000000" w:themeColor="text1"/>
+          <w:sz w:val="24"/>
+          <w:szCs w:val="24"/>
+        </w:rPr>
+      </w:r>
+      <w:r>
+        <w:rPr>
+          <w:rFonts w:ascii="Times New Roman" w:hAnsi="Times New Roman" w:eastAsia="Times New Roman" w:cs="Times New Roman"/>
+          <w:color w:val="000000" w:themeColor="text1"/>
+          <w:sz w:val="24"/>
+          <w:szCs w:val="24"/>
         </w:rPr>
       </w:r>
     </w:p>
     <w:p>
       <w:pPr>
         <w:pBdr/>
-        <w:spacing w:after="0" w:line="240" w:lineRule="auto"/>
+        <w:spacing w:after="0" w:afterAutospacing="0" w:line="240" w:lineRule="auto"/>
         <w:ind/>
         <w:jc w:val="center"/>
         <w:rPr>
-          <w:rFonts w:ascii="Times New Roman" w:hAnsi="Times New Roman" w:eastAsia="Times New Roman" w:cs="Times New Roman"/>
+          <w:rFonts w:ascii="Times New Roman" w:hAnsi="Times New Roman" w:cs="Times New Roman"/>
           <w:color w:val="000000" w:themeColor="text1"/>
+          <w:sz w:val="24"/>
+          <w:szCs w:val="24"/>
         </w:rPr>
       </w:pPr>
       <w:r>
         <w:rPr>
           <w:rFonts w:ascii="Times New Roman" w:hAnsi="Times New Roman" w:eastAsia="Times New Roman" w:cs="Times New Roman"/>
           <w:color w:val="000000" w:themeColor="text1"/>
+          <w:sz w:val="24"/>
+          <w:szCs w:val="24"/>
         </w:rPr>
         <w:t xml:space="preserve">____________________________________________________</w:t>
       </w:r>
@@ -1403,24 +2035,38 @@
         <w:rPr>
           <w:rFonts w:ascii="Times New Roman" w:hAnsi="Times New Roman" w:eastAsia="Times New Roman" w:cs="Times New Roman"/>
           <w:color w:val="000000" w:themeColor="text1"/>
+          <w:sz w:val="24"/>
+          <w:szCs w:val="24"/>
+        </w:rPr>
+      </w:r>
+      <w:r>
+        <w:rPr>
+          <w:rFonts w:ascii="Times New Roman" w:hAnsi="Times New Roman" w:eastAsia="Times New Roman" w:cs="Times New Roman"/>
+          <w:color w:val="000000" w:themeColor="text1"/>
+          <w:sz w:val="24"/>
+          <w:szCs w:val="24"/>
         </w:rPr>
       </w:r>
     </w:p>
     <w:p>
       <w:pPr>
         <w:pBdr/>
-        <w:spacing w:after="0" w:line="240" w:lineRule="auto"/>
+        <w:spacing w:after="0" w:afterAutospacing="0" w:line="240" w:lineRule="auto"/>
         <w:ind/>
         <w:jc w:val="center"/>
         <w:rPr>
-          <w:rFonts w:ascii="Times New Roman" w:hAnsi="Times New Roman" w:eastAsia="Times New Roman" w:cs="Times New Roman"/>
+          <w:rFonts w:ascii="Times New Roman" w:hAnsi="Times New Roman" w:cs="Times New Roman"/>
           <w:color w:val="000000" w:themeColor="text1"/>
+          <w:sz w:val="24"/>
+          <w:szCs w:val="24"/>
         </w:rPr>
       </w:pPr>
       <w:r>
         <w:rPr>
           <w:rFonts w:ascii="Times New Roman" w:hAnsi="Times New Roman" w:eastAsia="Times New Roman" w:cs="Times New Roman"/>
           <w:color w:val="000000" w:themeColor="text1"/>
+          <w:sz w:val="24"/>
+          <w:szCs w:val="24"/>
         </w:rPr>
         <w:t xml:space="preserve">{Oficial Apurador}</w:t>
       </w:r>
@@ -1428,24 +2074,38 @@
         <w:rPr>
           <w:rFonts w:ascii="Times New Roman" w:hAnsi="Times New Roman" w:eastAsia="Times New Roman" w:cs="Times New Roman"/>
           <w:color w:val="000000" w:themeColor="text1"/>
+          <w:sz w:val="24"/>
+          <w:szCs w:val="24"/>
+        </w:rPr>
+      </w:r>
+      <w:r>
+        <w:rPr>
+          <w:rFonts w:ascii="Times New Roman" w:hAnsi="Times New Roman" w:eastAsia="Times New Roman" w:cs="Times New Roman"/>
+          <w:color w:val="000000" w:themeColor="text1"/>
+          <w:sz w:val="24"/>
+          <w:szCs w:val="24"/>
         </w:rPr>
       </w:r>
     </w:p>
     <w:p>
       <w:pPr>
         <w:pBdr/>
-        <w:spacing w:after="0" w:line="240" w:lineRule="auto"/>
+        <w:spacing w:after="0" w:afterAutospacing="0" w:line="240" w:lineRule="auto"/>
         <w:ind/>
         <w:jc w:val="center"/>
         <w:rPr>
-          <w:rFonts w:ascii="Times New Roman" w:hAnsi="Times New Roman" w:eastAsia="Times New Roman" w:cs="Times New Roman"/>
+          <w:rFonts w:ascii="Times New Roman" w:hAnsi="Times New Roman" w:cs="Times New Roman"/>
           <w:color w:val="000000" w:themeColor="text1"/>
+          <w:sz w:val="24"/>
+          <w:szCs w:val="24"/>
         </w:rPr>
       </w:pPr>
       <w:r>
         <w:rPr>
           <w:rFonts w:ascii="Times New Roman" w:hAnsi="Times New Roman" w:eastAsia="Times New Roman" w:cs="Times New Roman"/>
           <w:color w:val="000000" w:themeColor="text1"/>
+          <w:sz w:val="24"/>
+          <w:szCs w:val="24"/>
         </w:rPr>
         <w:t xml:space="preserve">                                                                       </w:t>
       </w:r>
@@ -1455,6 +2115,8 @@
           <w:b/>
           <w:bCs/>
           <w:color w:val="000000" w:themeColor="text1"/>
+          <w:sz w:val="24"/>
+          <w:szCs w:val="24"/>
         </w:rPr>
         <w:t xml:space="preserve">    </w:t>
       </w:r>
@@ -1462,23 +2124,32 @@
         <w:rPr>
           <w:rFonts w:ascii="Times New Roman" w:hAnsi="Times New Roman" w:eastAsia="Times New Roman" w:cs="Times New Roman"/>
           <w:color w:val="000000" w:themeColor="text1"/>
+          <w:sz w:val="24"/>
+          <w:szCs w:val="24"/>
+        </w:rPr>
+      </w:r>
+      <w:r>
+        <w:rPr>
+          <w:rFonts w:ascii="Times New Roman" w:hAnsi="Times New Roman" w:eastAsia="Times New Roman" w:cs="Times New Roman"/>
+          <w:color w:val="000000" w:themeColor="text1"/>
+          <w:sz w:val="24"/>
+          <w:szCs w:val="24"/>
         </w:rPr>
       </w:r>
     </w:p>
     <w:p>
       <w:pPr>
         <w:pBdr/>
-        <w:spacing w:after="0" w:line="240" w:lineRule="auto"/>
+        <w:spacing w:after="0" w:afterAutospacing="0" w:line="240" w:lineRule="auto"/>
         <w:ind/>
         <w:jc w:val="right"/>
         <w:rPr>
-          <w:rFonts w:ascii="Times New Roman" w:hAnsi="Times New Roman" w:eastAsia="Times New Roman" w:cs="Times New Roman"/>
+          <w:rFonts w:ascii="Times New Roman" w:hAnsi="Times New Roman" w:cs="Times New Roman"/>
           <w:b/>
           <w:bCs/>
           <w:color w:val="ff0000"/>
-          <w:sz w:val="22"/>
-          <w:szCs w:val="22"/>
-          <w:lang w:val="en-US"/>
+          <w:sz w:val="24"/>
+          <w:szCs w:val="24"/>
         </w:rPr>
       </w:pPr>
       <w:r>
@@ -1487,16 +2158,32 @@
           <w:b/>
           <w:bCs/>
           <w:color w:val="000000" w:themeColor="text1"/>
+          <w:sz w:val="24"/>
+          <w:szCs w:val="24"/>
           <w:lang w:val="en-US"/>
         </w:rPr>
-        <w:t xml:space="preserve">                                                                      PATD Nº</w:t>
+        <w:t xml:space="preserve">                                                                 </w:t>
       </w:r>
       <w:r>
         <w:rPr>
           <w:rFonts w:ascii="Times New Roman" w:hAnsi="Times New Roman" w:eastAsia="Times New Roman" w:cs="Times New Roman"/>
           <w:b/>
           <w:bCs/>
-          <w:color w:val="ff0000"/>
+          <w:color w:val="000000" w:themeColor="text1"/>
+          <w:sz w:val="20"/>
+          <w:szCs w:val="20"/>
+          <w:lang w:val="en-US"/>
+        </w:rPr>
+        <w:t xml:space="preserve">  PATD Nº</w:t>
+      </w:r>
+      <w:r>
+        <w:rPr>
+          <w:rFonts w:ascii="Times New Roman" w:hAnsi="Times New Roman" w:eastAsia="Times New Roman" w:cs="Times New Roman"/>
+          <w:b/>
+          <w:bCs/>
+          <w:color w:val="000000" w:themeColor="text1"/>
+          <w:sz w:val="20"/>
+          <w:szCs w:val="20"/>
           <w:lang w:val="en-US"/>
         </w:rPr>
         <w:t xml:space="preserve"> </w:t>
@@ -1506,7 +2193,9 @@
           <w:rFonts w:ascii="Times New Roman" w:hAnsi="Times New Roman" w:eastAsia="Times New Roman" w:cs="Times New Roman"/>
           <w:b/>
           <w:bCs/>
-          <w:color w:val="ff0000"/>
+          <w:color w:val="000000" w:themeColor="text1"/>
+          <w:sz w:val="20"/>
+          <w:szCs w:val="20"/>
           <w:lang w:val="en-US"/>
         </w:rPr>
         <w:t xml:space="preserve">{N PATD}</w:t>
@@ -1516,9 +2205,9 @@
           <w:rFonts w:ascii="Times New Roman" w:hAnsi="Times New Roman" w:eastAsia="Times New Roman" w:cs="Times New Roman"/>
           <w:b/>
           <w:bCs/>
-          <w:color w:val="ff0000"/>
-          <w:sz w:val="22"/>
-          <w:szCs w:val="22"/>
+          <w:color w:val="000000" w:themeColor="text1"/>
+          <w:sz w:val="20"/>
+          <w:szCs w:val="20"/>
           <w:lang w:val="en-US"/>
         </w:rPr>
         <w:t xml:space="preserve">/BAGL</w:t>
@@ -1528,9 +2217,9 @@
           <w:rFonts w:ascii="Times New Roman" w:hAnsi="Times New Roman" w:eastAsia="Times New Roman" w:cs="Times New Roman"/>
           <w:b/>
           <w:bCs/>
-          <w:color w:val="ff0000"/>
-          <w:sz w:val="22"/>
-          <w:szCs w:val="22"/>
+          <w:color w:val="000000" w:themeColor="text1"/>
+          <w:sz w:val="20"/>
+          <w:szCs w:val="20"/>
           <w:lang w:val="en-US"/>
         </w:rPr>
         <w:t xml:space="preserve">-</w:t>
@@ -1540,9 +2229,9 @@
           <w:rFonts w:ascii="Times New Roman" w:hAnsi="Times New Roman" w:eastAsia="Times New Roman" w:cs="Times New Roman"/>
           <w:b/>
           <w:bCs/>
-          <w:color w:val="ff0000"/>
-          <w:sz w:val="22"/>
-          <w:szCs w:val="22"/>
+          <w:color w:val="000000" w:themeColor="text1"/>
+          <w:sz w:val="20"/>
+          <w:szCs w:val="20"/>
           <w:lang w:val="en-US"/>
         </w:rPr>
         <w:t xml:space="preserve">GSDGL/</w:t>
@@ -1552,9 +2241,9 @@
           <w:rFonts w:ascii="Times New Roman" w:hAnsi="Times New Roman" w:eastAsia="Times New Roman" w:cs="Times New Roman"/>
           <w:b/>
           <w:bCs/>
-          <w:color w:val="ff0000"/>
-          <w:sz w:val="22"/>
-          <w:szCs w:val="22"/>
+          <w:color w:val="000000" w:themeColor="text1"/>
+          <w:sz w:val="20"/>
+          <w:szCs w:val="20"/>
           <w:lang w:val="en-US"/>
         </w:rPr>
         <w:t xml:space="preserve">{</w:t>
@@ -1564,9 +2253,9 @@
           <w:rFonts w:ascii="Times New Roman" w:hAnsi="Times New Roman" w:eastAsia="Times New Roman" w:cs="Times New Roman"/>
           <w:b/>
           <w:bCs/>
-          <w:color w:val="ff0000"/>
-          <w:sz w:val="22"/>
-          <w:szCs w:val="22"/>
+          <w:color w:val="000000" w:themeColor="text1"/>
+          <w:sz w:val="20"/>
+          <w:szCs w:val="20"/>
           <w:lang w:val="en-US"/>
         </w:rPr>
         <w:t xml:space="preserve">DataPatd</w:t>
@@ -1576,9 +2265,9 @@
           <w:rFonts w:ascii="Times New Roman" w:hAnsi="Times New Roman" w:eastAsia="Times New Roman" w:cs="Times New Roman"/>
           <w:b/>
           <w:bCs/>
-          <w:color w:val="ff0000"/>
-          <w:sz w:val="22"/>
-          <w:szCs w:val="22"/>
+          <w:color w:val="000000" w:themeColor="text1"/>
+          <w:sz w:val="20"/>
+          <w:szCs w:val="20"/>
           <w:lang w:val="en-US"/>
         </w:rPr>
         <w:t xml:space="preserve">}</w:t>
@@ -1588,9 +2277,20 @@
           <w:rFonts w:ascii="Times New Roman" w:hAnsi="Times New Roman" w:eastAsia="Times New Roman" w:cs="Times New Roman"/>
           <w:b/>
           <w:bCs/>
+          <w:color w:val="000000" w:themeColor="text1"/>
+          <w:sz w:val="20"/>
+          <w:szCs w:val="20"/>
+          <w:lang w:val="en-US"/>
+        </w:rPr>
+      </w:r>
+      <w:r>
+        <w:rPr>
+          <w:rFonts w:ascii="Times New Roman" w:hAnsi="Times New Roman" w:eastAsia="Times New Roman" w:cs="Times New Roman"/>
+          <w:b/>
+          <w:bCs/>
           <w:color w:val="ff0000"/>
-          <w:sz w:val="22"/>
-          <w:szCs w:val="22"/>
+          <w:sz w:val="24"/>
+          <w:szCs w:val="24"/>
           <w:lang w:val="en-US"/>
         </w:rPr>
       </w:r>
@@ -1600,7 +2300,7 @@
       <w:endnotePr/>
       <w:type w:val="nextPage"/>
       <w:pgSz w:h="16838" w:orient="portrait" w:w="11906"/>
-      <w:pgMar w:top="1440" w:right="1440" w:bottom="1440" w:left="1440" w:header="720" w:footer="720" w:gutter="0"/>
+      <w:pgMar w:top="590" w:right="1440" w:bottom="1440" w:left="1440" w:header="720" w:footer="720" w:gutter="0"/>
       <w:cols w:num="1" w:sep="0" w:space="720" w:equalWidth="1"/>
     </w:sectPr>
   </w:body>
@@ -1617,7 +2317,6 @@
         <w:ind/>
         <w:rPr/>
       </w:pPr>
-      <w:r/>
       <w:r>
         <w:separator/>
       </w:r>
@@ -1632,7 +2331,6 @@
         <w:ind/>
         <w:rPr/>
       </w:pPr>
-      <w:r/>
       <w:r>
         <w:continuationSeparator/>
       </w:r>
@@ -1652,7 +2350,6 @@
         <w:ind/>
         <w:rPr/>
       </w:pPr>
-      <w:r/>
       <w:r>
         <w:separator/>
       </w:r>
@@ -1667,7 +2364,6 @@
         <w:ind/>
         <w:rPr/>
       </w:pPr>
-      <w:r/>
       <w:r>
         <w:continuationSeparator/>
       </w:r>
@@ -1835,9 +2531,9 @@
     <w:lsdException w:name="Bibliography" w:uiPriority="37"/>
     <w:lsdException w:name="TOC Heading" w:uiPriority="39" w:qFormat="1"/>
   </w:latentStyles>
-  <w:style w:type="table" w:styleId="12">
+  <w:style w:type="table" w:styleId="701">
     <w:name w:val="Table Grid"/>
-    <w:basedOn w:val="666"/>
+    <w:basedOn w:val="889"/>
     <w:uiPriority w:val="59"/>
     <w:pPr>
       <w:pBdr/>
@@ -2034,9 +2730,9 @@
       </w:tcPr>
     </w:tblStylePr>
   </w:style>
-  <w:style w:type="table" w:styleId="13">
+  <w:style w:type="table" w:styleId="702">
     <w:name w:val="Table Grid Light"/>
-    <w:basedOn w:val="666"/>
+    <w:basedOn w:val="889"/>
     <w:uiPriority w:val="59"/>
     <w:pPr>
       <w:pBdr/>
@@ -2233,9 +2929,9 @@
       </w:tcPr>
     </w:tblStylePr>
   </w:style>
-  <w:style w:type="table" w:styleId="14">
+  <w:style w:type="table" w:styleId="703">
     <w:name w:val="Plain Table 1"/>
-    <w:basedOn w:val="666"/>
+    <w:basedOn w:val="889"/>
     <w:uiPriority w:val="59"/>
     <w:pPr>
       <w:pBdr/>
@@ -2458,9 +3154,9 @@
       </w:tcPr>
     </w:tblStylePr>
   </w:style>
-  <w:style w:type="table" w:styleId="15">
+  <w:style w:type="table" w:styleId="704">
     <w:name w:val="Plain Table 2"/>
-    <w:basedOn w:val="666"/>
+    <w:basedOn w:val="889"/>
     <w:uiPriority w:val="59"/>
     <w:pPr>
       <w:pBdr/>
@@ -2691,9 +3387,9 @@
       </w:tcPr>
     </w:tblStylePr>
   </w:style>
-  <w:style w:type="table" w:styleId="16">
+  <w:style w:type="table" w:styleId="705">
     <w:name w:val="Plain Table 3"/>
-    <w:basedOn w:val="666"/>
+    <w:basedOn w:val="889"/>
     <w:uiPriority w:val="99"/>
     <w:pPr>
       <w:pBdr/>
@@ -2921,9 +3617,9 @@
       </w:tcPr>
     </w:tblStylePr>
   </w:style>
-  <w:style w:type="table" w:styleId="17">
+  <w:style w:type="table" w:styleId="706">
     <w:name w:val="Plain Table 4"/>
-    <w:basedOn w:val="666"/>
+    <w:basedOn w:val="889"/>
     <w:uiPriority w:val="99"/>
     <w:pPr>
       <w:pBdr/>
@@ -3137,9 +3833,9 @@
       </w:tcPr>
     </w:tblStylePr>
   </w:style>
-  <w:style w:type="table" w:styleId="18">
+  <w:style w:type="table" w:styleId="707">
     <w:name w:val="Plain Table 5"/>
-    <w:basedOn w:val="666"/>
+    <w:basedOn w:val="889"/>
     <w:uiPriority w:val="99"/>
     <w:pPr>
       <w:pBdr/>
@@ -3370,9 +4066,9 @@
       </w:tcPr>
     </w:tblStylePr>
   </w:style>
-  <w:style w:type="table" w:styleId="19">
+  <w:style w:type="table" w:styleId="708">
     <w:name w:val="Grid Table 1 Light"/>
-    <w:basedOn w:val="666"/>
+    <w:basedOn w:val="889"/>
     <w:uiPriority w:val="99"/>
     <w:pPr>
       <w:pBdr/>
@@ -3593,9 +4289,9 @@
       </w:tcPr>
     </w:tblStylePr>
   </w:style>
-  <w:style w:type="table" w:styleId="20">
+  <w:style w:type="table" w:styleId="709">
     <w:name w:val="Grid Table 1 Light - Accent 1"/>
-    <w:basedOn w:val="666"/>
+    <w:basedOn w:val="889"/>
     <w:uiPriority w:val="99"/>
     <w:pPr>
       <w:pBdr/>
@@ -3816,9 +4512,9 @@
       </w:tcPr>
     </w:tblStylePr>
   </w:style>
-  <w:style w:type="table" w:styleId="21">
+  <w:style w:type="table" w:styleId="710">
     <w:name w:val="Grid Table 1 Light - Accent 2"/>
-    <w:basedOn w:val="666"/>
+    <w:basedOn w:val="889"/>
     <w:uiPriority w:val="99"/>
     <w:pPr>
       <w:pBdr/>
@@ -4039,9 +4735,9 @@
       </w:tcPr>
     </w:tblStylePr>
   </w:style>
-  <w:style w:type="table" w:styleId="22">
+  <w:style w:type="table" w:styleId="711">
     <w:name w:val="Grid Table 1 Light - Accent 3"/>
-    <w:basedOn w:val="666"/>
+    <w:basedOn w:val="889"/>
     <w:uiPriority w:val="99"/>
     <w:pPr>
       <w:pBdr/>
@@ -4262,9 +4958,9 @@
       </w:tcPr>
     </w:tblStylePr>
   </w:style>
-  <w:style w:type="table" w:styleId="23">
+  <w:style w:type="table" w:styleId="712">
     <w:name w:val="Grid Table 1 Light - Accent 4"/>
-    <w:basedOn w:val="666"/>
+    <w:basedOn w:val="889"/>
     <w:uiPriority w:val="99"/>
     <w:pPr>
       <w:pBdr/>
@@ -4485,9 +5181,9 @@
       </w:tcPr>
     </w:tblStylePr>
   </w:style>
-  <w:style w:type="table" w:styleId="24">
+  <w:style w:type="table" w:styleId="713">
     <w:name w:val="Grid Table 1 Light - Accent 5"/>
-    <w:basedOn w:val="666"/>
+    <w:basedOn w:val="889"/>
     <w:uiPriority w:val="99"/>
     <w:pPr>
       <w:pBdr/>
@@ -4708,9 +5404,9 @@
       </w:tcPr>
     </w:tblStylePr>
   </w:style>
-  <w:style w:type="table" w:styleId="25">
+  <w:style w:type="table" w:styleId="714">
     <w:name w:val="Grid Table 1 Light - Accent 6"/>
-    <w:basedOn w:val="666"/>
+    <w:basedOn w:val="889"/>
     <w:uiPriority w:val="99"/>
     <w:pPr>
       <w:pBdr/>
@@ -4931,9 +5627,9 @@
       </w:tcPr>
     </w:tblStylePr>
   </w:style>
-  <w:style w:type="table" w:styleId="26">
+  <w:style w:type="table" w:styleId="715">
     <w:name w:val="Grid Table 2"/>
-    <w:basedOn w:val="666"/>
+    <w:basedOn w:val="889"/>
     <w:uiPriority w:val="99"/>
     <w:pPr>
       <w:pBdr/>
@@ -5163,9 +5859,9 @@
       </w:tcPr>
     </w:tblStylePr>
   </w:style>
-  <w:style w:type="table" w:styleId="27">
+  <w:style w:type="table" w:styleId="716">
     <w:name w:val="Grid Table 2 - Accent 1"/>
-    <w:basedOn w:val="666"/>
+    <w:basedOn w:val="889"/>
     <w:uiPriority w:val="99"/>
     <w:pPr>
       <w:pBdr/>
@@ -5395,9 +6091,9 @@
       </w:tcPr>
     </w:tblStylePr>
   </w:style>
-  <w:style w:type="table" w:styleId="28">
+  <w:style w:type="table" w:styleId="717">
     <w:name w:val="Grid Table 2 - Accent 2"/>
-    <w:basedOn w:val="666"/>
+    <w:basedOn w:val="889"/>
     <w:uiPriority w:val="99"/>
     <w:pPr>
       <w:pBdr/>
@@ -5627,9 +6323,9 @@
       </w:tcPr>
     </w:tblStylePr>
   </w:style>
-  <w:style w:type="table" w:styleId="29">
+  <w:style w:type="table" w:styleId="718">
     <w:name w:val="Grid Table 2 - Accent 3"/>
-    <w:basedOn w:val="666"/>
+    <w:basedOn w:val="889"/>
     <w:uiPriority w:val="99"/>
     <w:pPr>
       <w:pBdr/>
@@ -5859,9 +6555,9 @@
       </w:tcPr>
     </w:tblStylePr>
   </w:style>
-  <w:style w:type="table" w:styleId="30">
+  <w:style w:type="table" w:styleId="719">
     <w:name w:val="Grid Table 2 - Accent 4"/>
-    <w:basedOn w:val="666"/>
+    <w:basedOn w:val="889"/>
     <w:uiPriority w:val="99"/>
     <w:pPr>
       <w:pBdr/>
@@ -6091,9 +6787,9 @@
       </w:tcPr>
     </w:tblStylePr>
   </w:style>
-  <w:style w:type="table" w:styleId="31">
+  <w:style w:type="table" w:styleId="720">
     <w:name w:val="Grid Table 2 - Accent 5"/>
-    <w:basedOn w:val="666"/>
+    <w:basedOn w:val="889"/>
     <w:uiPriority w:val="99"/>
     <w:pPr>
       <w:pBdr/>
@@ -6323,9 +7019,9 @@
       </w:tcPr>
     </w:tblStylePr>
   </w:style>
-  <w:style w:type="table" w:styleId="32">
+  <w:style w:type="table" w:styleId="721">
     <w:name w:val="Grid Table 2 - Accent 6"/>
-    <w:basedOn w:val="666"/>
+    <w:basedOn w:val="889"/>
     <w:uiPriority w:val="99"/>
     <w:pPr>
       <w:pBdr/>
@@ -6555,9 +7251,9 @@
       </w:tcPr>
     </w:tblStylePr>
   </w:style>
-  <w:style w:type="table" w:styleId="33">
+  <w:style w:type="table" w:styleId="722">
     <w:name w:val="Grid Table 3"/>
-    <w:basedOn w:val="666"/>
+    <w:basedOn w:val="889"/>
     <w:uiPriority w:val="99"/>
     <w:pPr>
       <w:pBdr/>
@@ -6656,29 +7352,6 @@
         <w:tblBorders/>
       </w:tblPr>
       <w:tcPr>
-        <w:shd w:color="ffffff"/>
-        <w:tcBorders>
-          <w:top w:val="none" w:color="000000" w:sz="4" w:space="0"/>
-          <w:left w:val="none" w:color="000000" w:sz="4" w:space="0"/>
-          <w:bottom w:val="none" w:color="000000" w:sz="4" w:space="0"/>
-          <w:right w:val="none" w:color="000000" w:sz="4" w:space="0"/>
-        </w:tcBorders>
-      </w:tcPr>
-    </w:tblStylePr>
-    <w:tblStylePr w:type="firstRow">
-      <w:rPr>
-        <w:b/>
-        <w:color w:val="404040"/>
-      </w:rPr>
-      <w:pPr>
-        <w:pBdr/>
-        <w:spacing/>
-        <w:ind/>
-      </w:pPr>
-      <w:tblPr>
-        <w:tblBorders/>
-      </w:tblPr>
-      <w:tcPr>
         <w:shd w:val="clear" w:color="ffffff"/>
         <w:tcBorders>
           <w:top w:val="none" w:color="000000" w:sz="4" w:space="0"/>
@@ -6688,30 +7361,7 @@
         </w:tcBorders>
       </w:tcPr>
     </w:tblStylePr>
-    <w:tblStylePr w:type="lastCol">
-      <w:rPr>
-        <w:i/>
-        <w:color w:val="404040"/>
-      </w:rPr>
-      <w:pPr>
-        <w:pBdr/>
-        <w:spacing/>
-        <w:ind/>
-      </w:pPr>
-      <w:tblPr>
-        <w:tblBorders/>
-      </w:tblPr>
-      <w:tcPr>
-        <w:shd w:color="ffffff"/>
-        <w:tcBorders>
-          <w:top w:val="none" w:color="000000" w:sz="4" w:space="0"/>
-          <w:left w:val="none" w:color="000000" w:sz="4" w:space="0"/>
-          <w:bottom w:val="none" w:color="000000" w:sz="4" w:space="0"/>
-          <w:right w:val="none" w:color="000000" w:sz="4" w:space="0"/>
-        </w:tcBorders>
-      </w:tcPr>
-    </w:tblStylePr>
-    <w:tblStylePr w:type="lastRow">
+    <w:tblStylePr w:type="firstRow">
       <w:rPr>
         <w:b/>
         <w:color w:val="404040"/>
@@ -6734,6 +7384,52 @@
         </w:tcBorders>
       </w:tcPr>
     </w:tblStylePr>
+    <w:tblStylePr w:type="lastCol">
+      <w:rPr>
+        <w:i/>
+        <w:color w:val="404040"/>
+      </w:rPr>
+      <w:pPr>
+        <w:pBdr/>
+        <w:spacing/>
+        <w:ind/>
+      </w:pPr>
+      <w:tblPr>
+        <w:tblBorders/>
+      </w:tblPr>
+      <w:tcPr>
+        <w:shd w:val="clear" w:color="ffffff"/>
+        <w:tcBorders>
+          <w:top w:val="none" w:color="000000" w:sz="4" w:space="0"/>
+          <w:left w:val="none" w:color="000000" w:sz="4" w:space="0"/>
+          <w:bottom w:val="none" w:color="000000" w:sz="4" w:space="0"/>
+          <w:right w:val="none" w:color="000000" w:sz="4" w:space="0"/>
+        </w:tcBorders>
+      </w:tcPr>
+    </w:tblStylePr>
+    <w:tblStylePr w:type="lastRow">
+      <w:rPr>
+        <w:b/>
+        <w:color w:val="404040"/>
+      </w:rPr>
+      <w:pPr>
+        <w:pBdr/>
+        <w:spacing/>
+        <w:ind/>
+      </w:pPr>
+      <w:tblPr>
+        <w:tblBorders/>
+      </w:tblPr>
+      <w:tcPr>
+        <w:shd w:val="clear" w:color="ffffff"/>
+        <w:tcBorders>
+          <w:top w:val="none" w:color="000000" w:sz="4" w:space="0"/>
+          <w:left w:val="none" w:color="000000" w:sz="4" w:space="0"/>
+          <w:bottom w:val="none" w:color="000000" w:sz="4" w:space="0"/>
+          <w:right w:val="none" w:color="000000" w:sz="4" w:space="0"/>
+        </w:tcBorders>
+      </w:tcPr>
+    </w:tblStylePr>
     <w:tblStylePr w:type="nwCell">
       <w:pPr>
         <w:pBdr/>
@@ -6800,9 +7496,9 @@
       </w:tcPr>
     </w:tblStylePr>
   </w:style>
-  <w:style w:type="table" w:styleId="34">
+  <w:style w:type="table" w:styleId="723">
     <w:name w:val="Grid Table 3 - Accent 1"/>
-    <w:basedOn w:val="666"/>
+    <w:basedOn w:val="889"/>
     <w:uiPriority w:val="99"/>
     <w:pPr>
       <w:pBdr/>
@@ -6901,29 +7597,6 @@
         <w:tblBorders/>
       </w:tblPr>
       <w:tcPr>
-        <w:shd w:color="ffffff"/>
-        <w:tcBorders>
-          <w:top w:val="none" w:color="000000" w:sz="4" w:space="0"/>
-          <w:left w:val="none" w:color="000000" w:sz="4" w:space="0"/>
-          <w:bottom w:val="none" w:color="000000" w:sz="4" w:space="0"/>
-          <w:right w:val="none" w:color="000000" w:sz="4" w:space="0"/>
-        </w:tcBorders>
-      </w:tcPr>
-    </w:tblStylePr>
-    <w:tblStylePr w:type="firstRow">
-      <w:rPr>
-        <w:b/>
-        <w:color w:val="404040"/>
-      </w:rPr>
-      <w:pPr>
-        <w:pBdr/>
-        <w:spacing/>
-        <w:ind/>
-      </w:pPr>
-      <w:tblPr>
-        <w:tblBorders/>
-      </w:tblPr>
-      <w:tcPr>
         <w:shd w:val="clear" w:color="ffffff"/>
         <w:tcBorders>
           <w:top w:val="none" w:color="000000" w:sz="4" w:space="0"/>
@@ -6933,30 +7606,7 @@
         </w:tcBorders>
       </w:tcPr>
     </w:tblStylePr>
-    <w:tblStylePr w:type="lastCol">
-      <w:rPr>
-        <w:i/>
-        <w:color w:val="404040"/>
-      </w:rPr>
-      <w:pPr>
-        <w:pBdr/>
-        <w:spacing/>
-        <w:ind/>
-      </w:pPr>
-      <w:tblPr>
-        <w:tblBorders/>
-      </w:tblPr>
-      <w:tcPr>
-        <w:shd w:color="ffffff"/>
-        <w:tcBorders>
-          <w:top w:val="none" w:color="000000" w:sz="4" w:space="0"/>
-          <w:left w:val="none" w:color="000000" w:sz="4" w:space="0"/>
-          <w:bottom w:val="none" w:color="000000" w:sz="4" w:space="0"/>
-          <w:right w:val="none" w:color="000000" w:sz="4" w:space="0"/>
-        </w:tcBorders>
-      </w:tcPr>
-    </w:tblStylePr>
-    <w:tblStylePr w:type="lastRow">
+    <w:tblStylePr w:type="firstRow">
       <w:rPr>
         <w:b/>
         <w:color w:val="404040"/>
@@ -6979,6 +7629,52 @@
         </w:tcBorders>
       </w:tcPr>
     </w:tblStylePr>
+    <w:tblStylePr w:type="lastCol">
+      <w:rPr>
+        <w:i/>
+        <w:color w:val="404040"/>
+      </w:rPr>
+      <w:pPr>
+        <w:pBdr/>
+        <w:spacing/>
+        <w:ind/>
+      </w:pPr>
+      <w:tblPr>
+        <w:tblBorders/>
+      </w:tblPr>
+      <w:tcPr>
+        <w:shd w:val="clear" w:color="ffffff"/>
+        <w:tcBorders>
+          <w:top w:val="none" w:color="000000" w:sz="4" w:space="0"/>
+          <w:left w:val="none" w:color="000000" w:sz="4" w:space="0"/>
+          <w:bottom w:val="none" w:color="000000" w:sz="4" w:space="0"/>
+          <w:right w:val="none" w:color="000000" w:sz="4" w:space="0"/>
+        </w:tcBorders>
+      </w:tcPr>
+    </w:tblStylePr>
+    <w:tblStylePr w:type="lastRow">
+      <w:rPr>
+        <w:b/>
+        <w:color w:val="404040"/>
+      </w:rPr>
+      <w:pPr>
+        <w:pBdr/>
+        <w:spacing/>
+        <w:ind/>
+      </w:pPr>
+      <w:tblPr>
+        <w:tblBorders/>
+      </w:tblPr>
+      <w:tcPr>
+        <w:shd w:val="clear" w:color="ffffff"/>
+        <w:tcBorders>
+          <w:top w:val="none" w:color="000000" w:sz="4" w:space="0"/>
+          <w:left w:val="none" w:color="000000" w:sz="4" w:space="0"/>
+          <w:bottom w:val="none" w:color="000000" w:sz="4" w:space="0"/>
+          <w:right w:val="none" w:color="000000" w:sz="4" w:space="0"/>
+        </w:tcBorders>
+      </w:tcPr>
+    </w:tblStylePr>
     <w:tblStylePr w:type="nwCell">
       <w:pPr>
         <w:pBdr/>
@@ -7045,9 +7741,9 @@
       </w:tcPr>
     </w:tblStylePr>
   </w:style>
-  <w:style w:type="table" w:styleId="35">
+  <w:style w:type="table" w:styleId="724">
     <w:name w:val="Grid Table 3 - Accent 2"/>
-    <w:basedOn w:val="666"/>
+    <w:basedOn w:val="889"/>
     <w:uiPriority w:val="99"/>
     <w:pPr>
       <w:pBdr/>
@@ -7146,29 +7842,6 @@
         <w:tblBorders/>
       </w:tblPr>
       <w:tcPr>
-        <w:shd w:color="ffffff"/>
-        <w:tcBorders>
-          <w:top w:val="none" w:color="000000" w:sz="4" w:space="0"/>
-          <w:left w:val="none" w:color="000000" w:sz="4" w:space="0"/>
-          <w:bottom w:val="none" w:color="000000" w:sz="4" w:space="0"/>
-          <w:right w:val="none" w:color="000000" w:sz="4" w:space="0"/>
-        </w:tcBorders>
-      </w:tcPr>
-    </w:tblStylePr>
-    <w:tblStylePr w:type="firstRow">
-      <w:rPr>
-        <w:b/>
-        <w:color w:val="404040"/>
-      </w:rPr>
-      <w:pPr>
-        <w:pBdr/>
-        <w:spacing/>
-        <w:ind/>
-      </w:pPr>
-      <w:tblPr>
-        <w:tblBorders/>
-      </w:tblPr>
-      <w:tcPr>
         <w:shd w:val="clear" w:color="ffffff"/>
         <w:tcBorders>
           <w:top w:val="none" w:color="000000" w:sz="4" w:space="0"/>
@@ -7178,30 +7851,7 @@
         </w:tcBorders>
       </w:tcPr>
     </w:tblStylePr>
-    <w:tblStylePr w:type="lastCol">
-      <w:rPr>
-        <w:i/>
-        <w:color w:val="404040"/>
-      </w:rPr>
-      <w:pPr>
-        <w:pBdr/>
-        <w:spacing/>
-        <w:ind/>
-      </w:pPr>
-      <w:tblPr>
-        <w:tblBorders/>
-      </w:tblPr>
-      <w:tcPr>
-        <w:shd w:color="ffffff"/>
-        <w:tcBorders>
-          <w:top w:val="none" w:color="000000" w:sz="4" w:space="0"/>
-          <w:left w:val="none" w:color="000000" w:sz="4" w:space="0"/>
-          <w:bottom w:val="none" w:color="000000" w:sz="4" w:space="0"/>
-          <w:right w:val="none" w:color="000000" w:sz="4" w:space="0"/>
-        </w:tcBorders>
-      </w:tcPr>
-    </w:tblStylePr>
-    <w:tblStylePr w:type="lastRow">
+    <w:tblStylePr w:type="firstRow">
       <w:rPr>
         <w:b/>
         <w:color w:val="404040"/>
@@ -7224,6 +7874,52 @@
         </w:tcBorders>
       </w:tcPr>
     </w:tblStylePr>
+    <w:tblStylePr w:type="lastCol">
+      <w:rPr>
+        <w:i/>
+        <w:color w:val="404040"/>
+      </w:rPr>
+      <w:pPr>
+        <w:pBdr/>
+        <w:spacing/>
+        <w:ind/>
+      </w:pPr>
+      <w:tblPr>
+        <w:tblBorders/>
+      </w:tblPr>
+      <w:tcPr>
+        <w:shd w:val="clear" w:color="ffffff"/>
+        <w:tcBorders>
+          <w:top w:val="none" w:color="000000" w:sz="4" w:space="0"/>
+          <w:left w:val="none" w:color="000000" w:sz="4" w:space="0"/>
+          <w:bottom w:val="none" w:color="000000" w:sz="4" w:space="0"/>
+          <w:right w:val="none" w:color="000000" w:sz="4" w:space="0"/>
+        </w:tcBorders>
+      </w:tcPr>
+    </w:tblStylePr>
+    <w:tblStylePr w:type="lastRow">
+      <w:rPr>
+        <w:b/>
+        <w:color w:val="404040"/>
+      </w:rPr>
+      <w:pPr>
+        <w:pBdr/>
+        <w:spacing/>
+        <w:ind/>
+      </w:pPr>
+      <w:tblPr>
+        <w:tblBorders/>
+      </w:tblPr>
+      <w:tcPr>
+        <w:shd w:val="clear" w:color="ffffff"/>
+        <w:tcBorders>
+          <w:top w:val="none" w:color="000000" w:sz="4" w:space="0"/>
+          <w:left w:val="none" w:color="000000" w:sz="4" w:space="0"/>
+          <w:bottom w:val="none" w:color="000000" w:sz="4" w:space="0"/>
+          <w:right w:val="none" w:color="000000" w:sz="4" w:space="0"/>
+        </w:tcBorders>
+      </w:tcPr>
+    </w:tblStylePr>
     <w:tblStylePr w:type="nwCell">
       <w:pPr>
         <w:pBdr/>
@@ -7290,9 +7986,9 @@
       </w:tcPr>
     </w:tblStylePr>
   </w:style>
-  <w:style w:type="table" w:styleId="36">
+  <w:style w:type="table" w:styleId="725">
     <w:name w:val="Grid Table 3 - Accent 3"/>
-    <w:basedOn w:val="666"/>
+    <w:basedOn w:val="889"/>
     <w:uiPriority w:val="99"/>
     <w:pPr>
       <w:pBdr/>
@@ -7391,29 +8087,6 @@
         <w:tblBorders/>
       </w:tblPr>
       <w:tcPr>
-        <w:shd w:color="ffffff"/>
-        <w:tcBorders>
-          <w:top w:val="none" w:color="000000" w:sz="4" w:space="0"/>
-          <w:left w:val="none" w:color="000000" w:sz="4" w:space="0"/>
-          <w:bottom w:val="none" w:color="000000" w:sz="4" w:space="0"/>
-          <w:right w:val="none" w:color="000000" w:sz="4" w:space="0"/>
-        </w:tcBorders>
-      </w:tcPr>
-    </w:tblStylePr>
-    <w:tblStylePr w:type="firstRow">
-      <w:rPr>
-        <w:b/>
-        <w:color w:val="404040"/>
-      </w:rPr>
-      <w:pPr>
-        <w:pBdr/>
-        <w:spacing/>
-        <w:ind/>
-      </w:pPr>
-      <w:tblPr>
-        <w:tblBorders/>
-      </w:tblPr>
-      <w:tcPr>
         <w:shd w:val="clear" w:color="ffffff"/>
         <w:tcBorders>
           <w:top w:val="none" w:color="000000" w:sz="4" w:space="0"/>
@@ -7423,30 +8096,7 @@
         </w:tcBorders>
       </w:tcPr>
     </w:tblStylePr>
-    <w:tblStylePr w:type="lastCol">
-      <w:rPr>
-        <w:i/>
-        <w:color w:val="404040"/>
-      </w:rPr>
-      <w:pPr>
-        <w:pBdr/>
-        <w:spacing/>
-        <w:ind/>
-      </w:pPr>
-      <w:tblPr>
-        <w:tblBorders/>
-      </w:tblPr>
-      <w:tcPr>
-        <w:shd w:color="ffffff"/>
-        <w:tcBorders>
-          <w:top w:val="none" w:color="000000" w:sz="4" w:space="0"/>
-          <w:left w:val="none" w:color="000000" w:sz="4" w:space="0"/>
-          <w:bottom w:val="none" w:color="000000" w:sz="4" w:space="0"/>
-          <w:right w:val="none" w:color="000000" w:sz="4" w:space="0"/>
-        </w:tcBorders>
-      </w:tcPr>
-    </w:tblStylePr>
-    <w:tblStylePr w:type="lastRow">
+    <w:tblStylePr w:type="firstRow">
       <w:rPr>
         <w:b/>
         <w:color w:val="404040"/>
@@ -7469,6 +8119,52 @@
         </w:tcBorders>
       </w:tcPr>
     </w:tblStylePr>
+    <w:tblStylePr w:type="lastCol">
+      <w:rPr>
+        <w:i/>
+        <w:color w:val="404040"/>
+      </w:rPr>
+      <w:pPr>
+        <w:pBdr/>
+        <w:spacing/>
+        <w:ind/>
+      </w:pPr>
+      <w:tblPr>
+        <w:tblBorders/>
+      </w:tblPr>
+      <w:tcPr>
+        <w:shd w:val="clear" w:color="ffffff"/>
+        <w:tcBorders>
+          <w:top w:val="none" w:color="000000" w:sz="4" w:space="0"/>
+          <w:left w:val="none" w:color="000000" w:sz="4" w:space="0"/>
+          <w:bottom w:val="none" w:color="000000" w:sz="4" w:space="0"/>
+          <w:right w:val="none" w:color="000000" w:sz="4" w:space="0"/>
+        </w:tcBorders>
+      </w:tcPr>
+    </w:tblStylePr>
+    <w:tblStylePr w:type="lastRow">
+      <w:rPr>
+        <w:b/>
+        <w:color w:val="404040"/>
+      </w:rPr>
+      <w:pPr>
+        <w:pBdr/>
+        <w:spacing/>
+        <w:ind/>
+      </w:pPr>
+      <w:tblPr>
+        <w:tblBorders/>
+      </w:tblPr>
+      <w:tcPr>
+        <w:shd w:val="clear" w:color="ffffff"/>
+        <w:tcBorders>
+          <w:top w:val="none" w:color="000000" w:sz="4" w:space="0"/>
+          <w:left w:val="none" w:color="000000" w:sz="4" w:space="0"/>
+          <w:bottom w:val="none" w:color="000000" w:sz="4" w:space="0"/>
+          <w:right w:val="none" w:color="000000" w:sz="4" w:space="0"/>
+        </w:tcBorders>
+      </w:tcPr>
+    </w:tblStylePr>
     <w:tblStylePr w:type="nwCell">
       <w:pPr>
         <w:pBdr/>
@@ -7535,9 +8231,9 @@
       </w:tcPr>
     </w:tblStylePr>
   </w:style>
-  <w:style w:type="table" w:styleId="37">
+  <w:style w:type="table" w:styleId="726">
     <w:name w:val="Grid Table 3 - Accent 4"/>
-    <w:basedOn w:val="666"/>
+    <w:basedOn w:val="889"/>
     <w:uiPriority w:val="99"/>
     <w:pPr>
       <w:pBdr/>
@@ -7636,29 +8332,6 @@
         <w:tblBorders/>
       </w:tblPr>
       <w:tcPr>
-        <w:shd w:color="ffffff"/>
-        <w:tcBorders>
-          <w:top w:val="none" w:color="000000" w:sz="4" w:space="0"/>
-          <w:left w:val="none" w:color="000000" w:sz="4" w:space="0"/>
-          <w:bottom w:val="none" w:color="000000" w:sz="4" w:space="0"/>
-          <w:right w:val="none" w:color="000000" w:sz="4" w:space="0"/>
-        </w:tcBorders>
-      </w:tcPr>
-    </w:tblStylePr>
-    <w:tblStylePr w:type="firstRow">
-      <w:rPr>
-        <w:b/>
-        <w:color w:val="404040"/>
-      </w:rPr>
-      <w:pPr>
-        <w:pBdr/>
-        <w:spacing/>
-        <w:ind/>
-      </w:pPr>
-      <w:tblPr>
-        <w:tblBorders/>
-      </w:tblPr>
-      <w:tcPr>
         <w:shd w:val="clear" w:color="ffffff"/>
         <w:tcBorders>
           <w:top w:val="none" w:color="000000" w:sz="4" w:space="0"/>
@@ -7668,30 +8341,7 @@
         </w:tcBorders>
       </w:tcPr>
     </w:tblStylePr>
-    <w:tblStylePr w:type="lastCol">
-      <w:rPr>
-        <w:i/>
-        <w:color w:val="404040"/>
-      </w:rPr>
-      <w:pPr>
-        <w:pBdr/>
-        <w:spacing/>
-        <w:ind/>
-      </w:pPr>
-      <w:tblPr>
-        <w:tblBorders/>
-      </w:tblPr>
-      <w:tcPr>
-        <w:shd w:color="ffffff"/>
-        <w:tcBorders>
-          <w:top w:val="none" w:color="000000" w:sz="4" w:space="0"/>
-          <w:left w:val="none" w:color="000000" w:sz="4" w:space="0"/>
-          <w:bottom w:val="none" w:color="000000" w:sz="4" w:space="0"/>
-          <w:right w:val="none" w:color="000000" w:sz="4" w:space="0"/>
-        </w:tcBorders>
-      </w:tcPr>
-    </w:tblStylePr>
-    <w:tblStylePr w:type="lastRow">
+    <w:tblStylePr w:type="firstRow">
       <w:rPr>
         <w:b/>
         <w:color w:val="404040"/>
@@ -7714,6 +8364,52 @@
         </w:tcBorders>
       </w:tcPr>
     </w:tblStylePr>
+    <w:tblStylePr w:type="lastCol">
+      <w:rPr>
+        <w:i/>
+        <w:color w:val="404040"/>
+      </w:rPr>
+      <w:pPr>
+        <w:pBdr/>
+        <w:spacing/>
+        <w:ind/>
+      </w:pPr>
+      <w:tblPr>
+        <w:tblBorders/>
+      </w:tblPr>
+      <w:tcPr>
+        <w:shd w:val="clear" w:color="ffffff"/>
+        <w:tcBorders>
+          <w:top w:val="none" w:color="000000" w:sz="4" w:space="0"/>
+          <w:left w:val="none" w:color="000000" w:sz="4" w:space="0"/>
+          <w:bottom w:val="none" w:color="000000" w:sz="4" w:space="0"/>
+          <w:right w:val="none" w:color="000000" w:sz="4" w:space="0"/>
+        </w:tcBorders>
+      </w:tcPr>
+    </w:tblStylePr>
+    <w:tblStylePr w:type="lastRow">
+      <w:rPr>
+        <w:b/>
+        <w:color w:val="404040"/>
+      </w:rPr>
+      <w:pPr>
+        <w:pBdr/>
+        <w:spacing/>
+        <w:ind/>
+      </w:pPr>
+      <w:tblPr>
+        <w:tblBorders/>
+      </w:tblPr>
+      <w:tcPr>
+        <w:shd w:val="clear" w:color="ffffff"/>
+        <w:tcBorders>
+          <w:top w:val="none" w:color="000000" w:sz="4" w:space="0"/>
+          <w:left w:val="none" w:color="000000" w:sz="4" w:space="0"/>
+          <w:bottom w:val="none" w:color="000000" w:sz="4" w:space="0"/>
+          <w:right w:val="none" w:color="000000" w:sz="4" w:space="0"/>
+        </w:tcBorders>
+      </w:tcPr>
+    </w:tblStylePr>
     <w:tblStylePr w:type="nwCell">
       <w:pPr>
         <w:pBdr/>
@@ -7780,9 +8476,9 @@
       </w:tcPr>
     </w:tblStylePr>
   </w:style>
-  <w:style w:type="table" w:styleId="38">
+  <w:style w:type="table" w:styleId="727">
     <w:name w:val="Grid Table 3 - Accent 5"/>
-    <w:basedOn w:val="666"/>
+    <w:basedOn w:val="889"/>
     <w:uiPriority w:val="99"/>
     <w:pPr>
       <w:pBdr/>
@@ -7881,29 +8577,6 @@
         <w:tblBorders/>
       </w:tblPr>
       <w:tcPr>
-        <w:shd w:color="ffffff"/>
-        <w:tcBorders>
-          <w:top w:val="none" w:color="000000" w:sz="4" w:space="0"/>
-          <w:left w:val="none" w:color="000000" w:sz="4" w:space="0"/>
-          <w:bottom w:val="none" w:color="000000" w:sz="4" w:space="0"/>
-          <w:right w:val="none" w:color="000000" w:sz="4" w:space="0"/>
-        </w:tcBorders>
-      </w:tcPr>
-    </w:tblStylePr>
-    <w:tblStylePr w:type="firstRow">
-      <w:rPr>
-        <w:b/>
-        <w:color w:val="404040"/>
-      </w:rPr>
-      <w:pPr>
-        <w:pBdr/>
-        <w:spacing/>
-        <w:ind/>
-      </w:pPr>
-      <w:tblPr>
-        <w:tblBorders/>
-      </w:tblPr>
-      <w:tcPr>
         <w:shd w:val="clear" w:color="ffffff"/>
         <w:tcBorders>
           <w:top w:val="none" w:color="000000" w:sz="4" w:space="0"/>
@@ -7913,30 +8586,7 @@
         </w:tcBorders>
       </w:tcPr>
     </w:tblStylePr>
-    <w:tblStylePr w:type="lastCol">
-      <w:rPr>
-        <w:i/>
-        <w:color w:val="404040"/>
-      </w:rPr>
-      <w:pPr>
-        <w:pBdr/>
-        <w:spacing/>
-        <w:ind/>
-      </w:pPr>
-      <w:tblPr>
-        <w:tblBorders/>
-      </w:tblPr>
-      <w:tcPr>
-        <w:shd w:color="ffffff"/>
-        <w:tcBorders>
-          <w:top w:val="none" w:color="000000" w:sz="4" w:space="0"/>
-          <w:left w:val="none" w:color="000000" w:sz="4" w:space="0"/>
-          <w:bottom w:val="none" w:color="000000" w:sz="4" w:space="0"/>
-          <w:right w:val="none" w:color="000000" w:sz="4" w:space="0"/>
-        </w:tcBorders>
-      </w:tcPr>
-    </w:tblStylePr>
-    <w:tblStylePr w:type="lastRow">
+    <w:tblStylePr w:type="firstRow">
       <w:rPr>
         <w:b/>
         <w:color w:val="404040"/>
@@ -7959,6 +8609,52 @@
         </w:tcBorders>
       </w:tcPr>
     </w:tblStylePr>
+    <w:tblStylePr w:type="lastCol">
+      <w:rPr>
+        <w:i/>
+        <w:color w:val="404040"/>
+      </w:rPr>
+      <w:pPr>
+        <w:pBdr/>
+        <w:spacing/>
+        <w:ind/>
+      </w:pPr>
+      <w:tblPr>
+        <w:tblBorders/>
+      </w:tblPr>
+      <w:tcPr>
+        <w:shd w:val="clear" w:color="ffffff"/>
+        <w:tcBorders>
+          <w:top w:val="none" w:color="000000" w:sz="4" w:space="0"/>
+          <w:left w:val="none" w:color="000000" w:sz="4" w:space="0"/>
+          <w:bottom w:val="none" w:color="000000" w:sz="4" w:space="0"/>
+          <w:right w:val="none" w:color="000000" w:sz="4" w:space="0"/>
+        </w:tcBorders>
+      </w:tcPr>
+    </w:tblStylePr>
+    <w:tblStylePr w:type="lastRow">
+      <w:rPr>
+        <w:b/>
+        <w:color w:val="404040"/>
+      </w:rPr>
+      <w:pPr>
+        <w:pBdr/>
+        <w:spacing/>
+        <w:ind/>
+      </w:pPr>
+      <w:tblPr>
+        <w:tblBorders/>
+      </w:tblPr>
+      <w:tcPr>
+        <w:shd w:val="clear" w:color="ffffff"/>
+        <w:tcBorders>
+          <w:top w:val="none" w:color="000000" w:sz="4" w:space="0"/>
+          <w:left w:val="none" w:color="000000" w:sz="4" w:space="0"/>
+          <w:bottom w:val="none" w:color="000000" w:sz="4" w:space="0"/>
+          <w:right w:val="none" w:color="000000" w:sz="4" w:space="0"/>
+        </w:tcBorders>
+      </w:tcPr>
+    </w:tblStylePr>
     <w:tblStylePr w:type="nwCell">
       <w:pPr>
         <w:pBdr/>
@@ -8025,9 +8721,9 @@
       </w:tcPr>
     </w:tblStylePr>
   </w:style>
-  <w:style w:type="table" w:styleId="39">
+  <w:style w:type="table" w:styleId="728">
     <w:name w:val="Grid Table 3 - Accent 6"/>
-    <w:basedOn w:val="666"/>
+    <w:basedOn w:val="889"/>
     <w:uiPriority w:val="99"/>
     <w:pPr>
       <w:pBdr/>
@@ -8126,29 +8822,6 @@
         <w:tblBorders/>
       </w:tblPr>
       <w:tcPr>
-        <w:shd w:color="ffffff"/>
-        <w:tcBorders>
-          <w:top w:val="none" w:color="000000" w:sz="4" w:space="0"/>
-          <w:left w:val="none" w:color="000000" w:sz="4" w:space="0"/>
-          <w:bottom w:val="none" w:color="000000" w:sz="4" w:space="0"/>
-          <w:right w:val="none" w:color="000000" w:sz="4" w:space="0"/>
-        </w:tcBorders>
-      </w:tcPr>
-    </w:tblStylePr>
-    <w:tblStylePr w:type="firstRow">
-      <w:rPr>
-        <w:b/>
-        <w:color w:val="404040"/>
-      </w:rPr>
-      <w:pPr>
-        <w:pBdr/>
-        <w:spacing/>
-        <w:ind/>
-      </w:pPr>
-      <w:tblPr>
-        <w:tblBorders/>
-      </w:tblPr>
-      <w:tcPr>
         <w:shd w:val="clear" w:color="ffffff"/>
         <w:tcBorders>
           <w:top w:val="none" w:color="000000" w:sz="4" w:space="0"/>
@@ -8158,30 +8831,7 @@
         </w:tcBorders>
       </w:tcPr>
     </w:tblStylePr>
-    <w:tblStylePr w:type="lastCol">
-      <w:rPr>
-        <w:i/>
-        <w:color w:val="404040"/>
-      </w:rPr>
-      <w:pPr>
-        <w:pBdr/>
-        <w:spacing/>
-        <w:ind/>
-      </w:pPr>
-      <w:tblPr>
-        <w:tblBorders/>
-      </w:tblPr>
-      <w:tcPr>
-        <w:shd w:color="ffffff"/>
-        <w:tcBorders>
-          <w:top w:val="none" w:color="000000" w:sz="4" w:space="0"/>
-          <w:left w:val="none" w:color="000000" w:sz="4" w:space="0"/>
-          <w:bottom w:val="none" w:color="000000" w:sz="4" w:space="0"/>
-          <w:right w:val="none" w:color="000000" w:sz="4" w:space="0"/>
-        </w:tcBorders>
-      </w:tcPr>
-    </w:tblStylePr>
-    <w:tblStylePr w:type="lastRow">
+    <w:tblStylePr w:type="firstRow">
       <w:rPr>
         <w:b/>
         <w:color w:val="404040"/>
@@ -8204,6 +8854,52 @@
         </w:tcBorders>
       </w:tcPr>
     </w:tblStylePr>
+    <w:tblStylePr w:type="lastCol">
+      <w:rPr>
+        <w:i/>
+        <w:color w:val="404040"/>
+      </w:rPr>
+      <w:pPr>
+        <w:pBdr/>
+        <w:spacing/>
+        <w:ind/>
+      </w:pPr>
+      <w:tblPr>
+        <w:tblBorders/>
+      </w:tblPr>
+      <w:tcPr>
+        <w:shd w:val="clear" w:color="ffffff"/>
+        <w:tcBorders>
+          <w:top w:val="none" w:color="000000" w:sz="4" w:space="0"/>
+          <w:left w:val="none" w:color="000000" w:sz="4" w:space="0"/>
+          <w:bottom w:val="none" w:color="000000" w:sz="4" w:space="0"/>
+          <w:right w:val="none" w:color="000000" w:sz="4" w:space="0"/>
+        </w:tcBorders>
+      </w:tcPr>
+    </w:tblStylePr>
+    <w:tblStylePr w:type="lastRow">
+      <w:rPr>
+        <w:b/>
+        <w:color w:val="404040"/>
+      </w:rPr>
+      <w:pPr>
+        <w:pBdr/>
+        <w:spacing/>
+        <w:ind/>
+      </w:pPr>
+      <w:tblPr>
+        <w:tblBorders/>
+      </w:tblPr>
+      <w:tcPr>
+        <w:shd w:val="clear" w:color="ffffff"/>
+        <w:tcBorders>
+          <w:top w:val="none" w:color="000000" w:sz="4" w:space="0"/>
+          <w:left w:val="none" w:color="000000" w:sz="4" w:space="0"/>
+          <w:bottom w:val="none" w:color="000000" w:sz="4" w:space="0"/>
+          <w:right w:val="none" w:color="000000" w:sz="4" w:space="0"/>
+        </w:tcBorders>
+      </w:tcPr>
+    </w:tblStylePr>
     <w:tblStylePr w:type="nwCell">
       <w:pPr>
         <w:pBdr/>
@@ -8270,9 +8966,9 @@
       </w:tcPr>
     </w:tblStylePr>
   </w:style>
-  <w:style w:type="table" w:styleId="40">
+  <w:style w:type="table" w:styleId="729">
     <w:name w:val="Grid Table 4"/>
-    <w:basedOn w:val="666"/>
+    <w:basedOn w:val="889"/>
     <w:uiPriority w:val="59"/>
     <w:pPr>
       <w:pBdr/>
@@ -8503,9 +9199,9 @@
       </w:tcPr>
     </w:tblStylePr>
   </w:style>
-  <w:style w:type="table" w:styleId="41">
+  <w:style w:type="table" w:styleId="730">
     <w:name w:val="Grid Table 4 - Accent 1"/>
-    <w:basedOn w:val="666"/>
+    <w:basedOn w:val="889"/>
     <w:uiPriority w:val="59"/>
     <w:pPr>
       <w:pBdr/>
@@ -8736,9 +9432,9 @@
       </w:tcPr>
     </w:tblStylePr>
   </w:style>
-  <w:style w:type="table" w:styleId="42">
+  <w:style w:type="table" w:styleId="731">
     <w:name w:val="Grid Table 4 - Accent 2"/>
-    <w:basedOn w:val="666"/>
+    <w:basedOn w:val="889"/>
     <w:uiPriority w:val="59"/>
     <w:pPr>
       <w:pBdr/>
@@ -8969,9 +9665,9 @@
       </w:tcPr>
     </w:tblStylePr>
   </w:style>
-  <w:style w:type="table" w:styleId="43">
+  <w:style w:type="table" w:styleId="732">
     <w:name w:val="Grid Table 4 - Accent 3"/>
-    <w:basedOn w:val="666"/>
+    <w:basedOn w:val="889"/>
     <w:uiPriority w:val="59"/>
     <w:pPr>
       <w:pBdr/>
@@ -9202,9 +9898,9 @@
       </w:tcPr>
     </w:tblStylePr>
   </w:style>
-  <w:style w:type="table" w:styleId="44">
+  <w:style w:type="table" w:styleId="733">
     <w:name w:val="Grid Table 4 - Accent 4"/>
-    <w:basedOn w:val="666"/>
+    <w:basedOn w:val="889"/>
     <w:uiPriority w:val="59"/>
     <w:pPr>
       <w:pBdr/>
@@ -9435,9 +10131,9 @@
       </w:tcPr>
     </w:tblStylePr>
   </w:style>
-  <w:style w:type="table" w:styleId="45">
+  <w:style w:type="table" w:styleId="734">
     <w:name w:val="Grid Table 4 - Accent 5"/>
-    <w:basedOn w:val="666"/>
+    <w:basedOn w:val="889"/>
     <w:uiPriority w:val="59"/>
     <w:pPr>
       <w:pBdr/>
@@ -9668,9 +10364,9 @@
       </w:tcPr>
     </w:tblStylePr>
   </w:style>
-  <w:style w:type="table" w:styleId="46">
+  <w:style w:type="table" w:styleId="735">
     <w:name w:val="Grid Table 4 - Accent 6"/>
-    <w:basedOn w:val="666"/>
+    <w:basedOn w:val="889"/>
     <w:uiPriority w:val="59"/>
     <w:pPr>
       <w:pBdr/>
@@ -9901,9 +10597,9 @@
       </w:tcPr>
     </w:tblStylePr>
   </w:style>
-  <w:style w:type="table" w:styleId="47">
+  <w:style w:type="table" w:styleId="736">
     <w:name w:val="Grid Table 5 Dark"/>
-    <w:basedOn w:val="666"/>
+    <w:basedOn w:val="889"/>
     <w:uiPriority w:val="99"/>
     <w:pPr>
       <w:pBdr/>
@@ -10129,9 +10825,9 @@
       </w:tcPr>
     </w:tblStylePr>
   </w:style>
-  <w:style w:type="table" w:styleId="48">
+  <w:style w:type="table" w:styleId="737">
     <w:name w:val="Grid Table 5 Dark- Accent 1"/>
-    <w:basedOn w:val="666"/>
+    <w:basedOn w:val="889"/>
     <w:uiPriority w:val="99"/>
     <w:pPr>
       <w:pBdr/>
@@ -10357,9 +11053,9 @@
       </w:tcPr>
     </w:tblStylePr>
   </w:style>
-  <w:style w:type="table" w:styleId="49">
+  <w:style w:type="table" w:styleId="738">
     <w:name w:val="Grid Table 5 Dark - Accent 2"/>
-    <w:basedOn w:val="666"/>
+    <w:basedOn w:val="889"/>
     <w:uiPriority w:val="99"/>
     <w:pPr>
       <w:pBdr/>
@@ -10585,9 +11281,9 @@
       </w:tcPr>
     </w:tblStylePr>
   </w:style>
-  <w:style w:type="table" w:styleId="50">
+  <w:style w:type="table" w:styleId="739">
     <w:name w:val="Grid Table 5 Dark - Accent 3"/>
-    <w:basedOn w:val="666"/>
+    <w:basedOn w:val="889"/>
     <w:uiPriority w:val="99"/>
     <w:pPr>
       <w:pBdr/>
@@ -10813,9 +11509,9 @@
       </w:tcPr>
     </w:tblStylePr>
   </w:style>
-  <w:style w:type="table" w:styleId="51">
+  <w:style w:type="table" w:styleId="740">
     <w:name w:val="Grid Table 5 Dark- Accent 4"/>
-    <w:basedOn w:val="666"/>
+    <w:basedOn w:val="889"/>
     <w:uiPriority w:val="99"/>
     <w:pPr>
       <w:pBdr/>
@@ -11041,9 +11737,9 @@
       </w:tcPr>
     </w:tblStylePr>
   </w:style>
-  <w:style w:type="table" w:styleId="52">
+  <w:style w:type="table" w:styleId="741">
     <w:name w:val="Grid Table 5 Dark - Accent 5"/>
-    <w:basedOn w:val="666"/>
+    <w:basedOn w:val="889"/>
     <w:uiPriority w:val="99"/>
     <w:pPr>
       <w:pBdr/>
@@ -11269,9 +11965,9 @@
       </w:tcPr>
     </w:tblStylePr>
   </w:style>
-  <w:style w:type="table" w:styleId="53">
+  <w:style w:type="table" w:styleId="742">
     <w:name w:val="Grid Table 5 Dark - Accent 6"/>
-    <w:basedOn w:val="666"/>
+    <w:basedOn w:val="889"/>
     <w:uiPriority w:val="99"/>
     <w:pPr>
       <w:pBdr/>
@@ -11497,9 +12193,9 @@
       </w:tcPr>
     </w:tblStylePr>
   </w:style>
-  <w:style w:type="table" w:styleId="54">
+  <w:style w:type="table" w:styleId="743">
     <w:name w:val="Grid Table 6 Colorful"/>
-    <w:basedOn w:val="666"/>
+    <w:basedOn w:val="889"/>
     <w:uiPriority w:val="99"/>
     <w:pPr>
       <w:pBdr/>
@@ -11727,9 +12423,9 @@
       </w:tcPr>
     </w:tblStylePr>
   </w:style>
-  <w:style w:type="table" w:styleId="55">
+  <w:style w:type="table" w:styleId="744">
     <w:name w:val="Grid Table 6 Colorful - Accent 1"/>
-    <w:basedOn w:val="666"/>
+    <w:basedOn w:val="889"/>
     <w:uiPriority w:val="99"/>
     <w:pPr>
       <w:pBdr/>
@@ -11957,9 +12653,9 @@
       </w:tcPr>
     </w:tblStylePr>
   </w:style>
-  <w:style w:type="table" w:styleId="56">
+  <w:style w:type="table" w:styleId="745">
     <w:name w:val="Grid Table 6 Colorful - Accent 2"/>
-    <w:basedOn w:val="666"/>
+    <w:basedOn w:val="889"/>
     <w:uiPriority w:val="99"/>
     <w:pPr>
       <w:pBdr/>
@@ -12187,9 +12883,9 @@
       </w:tcPr>
     </w:tblStylePr>
   </w:style>
-  <w:style w:type="table" w:styleId="57">
+  <w:style w:type="table" w:styleId="746">
     <w:name w:val="Grid Table 6 Colorful - Accent 3"/>
-    <w:basedOn w:val="666"/>
+    <w:basedOn w:val="889"/>
     <w:uiPriority w:val="99"/>
     <w:pPr>
       <w:pBdr/>
@@ -12417,9 +13113,9 @@
       </w:tcPr>
     </w:tblStylePr>
   </w:style>
-  <w:style w:type="table" w:styleId="58">
+  <w:style w:type="table" w:styleId="747">
     <w:name w:val="Grid Table 6 Colorful - Accent 4"/>
-    <w:basedOn w:val="666"/>
+    <w:basedOn w:val="889"/>
     <w:uiPriority w:val="99"/>
     <w:pPr>
       <w:pBdr/>
@@ -12647,9 +13343,9 @@
       </w:tcPr>
     </w:tblStylePr>
   </w:style>
-  <w:style w:type="table" w:styleId="59">
+  <w:style w:type="table" w:styleId="748">
     <w:name w:val="Grid Table 6 Colorful - Accent 5"/>
-    <w:basedOn w:val="666"/>
+    <w:basedOn w:val="889"/>
     <w:uiPriority w:val="99"/>
     <w:pPr>
       <w:pBdr/>
@@ -12877,9 +13573,9 @@
       </w:tcPr>
     </w:tblStylePr>
   </w:style>
-  <w:style w:type="table" w:styleId="60">
+  <w:style w:type="table" w:styleId="749">
     <w:name w:val="Grid Table 6 Colorful - Accent 6"/>
-    <w:basedOn w:val="666"/>
+    <w:basedOn w:val="889"/>
     <w:uiPriority w:val="99"/>
     <w:pPr>
       <w:pBdr/>
@@ -13107,9 +13803,9 @@
       </w:tcPr>
     </w:tblStylePr>
   </w:style>
-  <w:style w:type="table" w:styleId="61">
+  <w:style w:type="table" w:styleId="750">
     <w:name w:val="Grid Table 7 Colorful"/>
-    <w:basedOn w:val="666"/>
+    <w:basedOn w:val="889"/>
     <w:uiPriority w:val="99"/>
     <w:pPr>
       <w:pBdr/>
@@ -13211,11 +13907,11 @@
         <w:tblBorders/>
       </w:tblPr>
       <w:tcPr>
-        <w:shd w:color="ffffff"/>
+        <w:shd w:val="clear" w:color="ffffff"/>
         <w:tcBorders>
-          <w:top w:val="none"/>
-          <w:left w:val="none"/>
-          <w:bottom w:val="none"/>
+          <w:top w:val="none" w:color="000000" w:sz="4" w:space="0"/>
+          <w:left w:val="none" w:color="000000" w:sz="4" w:space="0"/>
+          <w:bottom w:val="none" w:color="000000" w:sz="4" w:space="0"/>
           <w:right w:val="single" w:color="000000" w:themeColor="text1" w:themeTint="80" w:sz="4" w:space="0"/>
         </w:tcBorders>
       </w:tcPr>
@@ -13238,10 +13934,10 @@
       <w:tcPr>
         <w:shd w:val="clear" w:color="ffffff" w:themeColor="light1" w:fill="ffffff" w:themeFill="light1"/>
         <w:tcBorders>
-          <w:top w:val="none"/>
-          <w:left w:val="none"/>
+          <w:top w:val="none" w:color="000000" w:sz="4" w:space="0"/>
+          <w:left w:val="none" w:color="000000" w:sz="4" w:space="0"/>
           <w:bottom w:val="single" w:color="000000" w:themeColor="text1" w:themeTint="80" w:sz="4" w:space="0"/>
-          <w:right w:val="none"/>
+          <w:right w:val="none" w:color="000000" w:sz="4" w:space="0"/>
         </w:tcBorders>
       </w:tcPr>
     </w:tblStylePr>
@@ -13261,12 +13957,12 @@
         <w:tblBorders/>
       </w:tblPr>
       <w:tcPr>
-        <w:shd w:color="ffffff"/>
+        <w:shd w:val="clear" w:color="ffffff"/>
         <w:tcBorders>
-          <w:top w:val="none"/>
+          <w:top w:val="none" w:color="000000" w:sz="4" w:space="0"/>
           <w:left w:val="single" w:color="000000" w:themeColor="text1" w:themeTint="80" w:sz="4" w:space="0"/>
-          <w:bottom w:val="none"/>
-          <w:right w:val="none"/>
+          <w:bottom w:val="none" w:color="000000" w:sz="4" w:space="0"/>
+          <w:right w:val="none" w:color="000000" w:sz="4" w:space="0"/>
         </w:tcBorders>
       </w:tcPr>
     </w:tblStylePr>
@@ -13289,9 +13985,9 @@
         <w:shd w:val="clear" w:color="ffffff" w:themeColor="light1" w:fill="ffffff" w:themeFill="light1"/>
         <w:tcBorders>
           <w:top w:val="single" w:color="000000" w:themeColor="text1" w:themeTint="80" w:sz="4" w:space="0"/>
-          <w:left w:val="none"/>
-          <w:bottom w:val="none"/>
-          <w:right w:val="none"/>
+          <w:left w:val="none" w:color="000000" w:sz="4" w:space="0"/>
+          <w:bottom w:val="none" w:color="000000" w:sz="4" w:space="0"/>
+          <w:right w:val="none" w:color="000000" w:sz="4" w:space="0"/>
         </w:tcBorders>
       </w:tcPr>
     </w:tblStylePr>
@@ -13361,9 +14057,9 @@
       </w:tcPr>
     </w:tblStylePr>
   </w:style>
-  <w:style w:type="table" w:styleId="62">
+  <w:style w:type="table" w:styleId="751">
     <w:name w:val="Grid Table 7 Colorful - Accent 1"/>
-    <w:basedOn w:val="666"/>
+    <w:basedOn w:val="889"/>
     <w:uiPriority w:val="99"/>
     <w:pPr>
       <w:pBdr/>
@@ -13465,11 +14161,11 @@
         <w:tblBorders/>
       </w:tblPr>
       <w:tcPr>
-        <w:shd w:color="ffffff"/>
+        <w:shd w:val="clear" w:color="ffffff"/>
         <w:tcBorders>
-          <w:top w:val="none"/>
-          <w:left w:val="none"/>
-          <w:bottom w:val="none"/>
+          <w:top w:val="none" w:color="000000" w:sz="4" w:space="0"/>
+          <w:left w:val="none" w:color="000000" w:sz="4" w:space="0"/>
+          <w:bottom w:val="none" w:color="000000" w:sz="4" w:space="0"/>
           <w:right w:val="single" w:color="000000" w:themeColor="accent1" w:themeTint="80" w:sz="4" w:space="0"/>
         </w:tcBorders>
       </w:tcPr>
@@ -13492,10 +14188,10 @@
       <w:tcPr>
         <w:shd w:val="clear" w:color="ffffff" w:themeColor="light1" w:fill="ffffff" w:themeFill="light1"/>
         <w:tcBorders>
-          <w:top w:val="none"/>
-          <w:left w:val="none"/>
+          <w:top w:val="none" w:color="000000" w:sz="4" w:space="0"/>
+          <w:left w:val="none" w:color="000000" w:sz="4" w:space="0"/>
           <w:bottom w:val="single" w:color="000000" w:themeColor="accent1" w:themeTint="80" w:sz="4" w:space="0"/>
-          <w:right w:val="none"/>
+          <w:right w:val="none" w:color="000000" w:sz="4" w:space="0"/>
         </w:tcBorders>
       </w:tcPr>
     </w:tblStylePr>
@@ -13515,12 +14211,12 @@
         <w:tblBorders/>
       </w:tblPr>
       <w:tcPr>
-        <w:shd w:color="ffffff"/>
+        <w:shd w:val="clear" w:color="ffffff"/>
         <w:tcBorders>
-          <w:top w:val="none"/>
+          <w:top w:val="none" w:color="000000" w:sz="4" w:space="0"/>
           <w:left w:val="single" w:color="000000" w:themeColor="accent1" w:themeTint="80" w:sz="4" w:space="0"/>
-          <w:bottom w:val="none"/>
-          <w:right w:val="none"/>
+          <w:bottom w:val="none" w:color="000000" w:sz="4" w:space="0"/>
+          <w:right w:val="none" w:color="000000" w:sz="4" w:space="0"/>
         </w:tcBorders>
       </w:tcPr>
     </w:tblStylePr>
@@ -13543,9 +14239,9 @@
         <w:shd w:val="clear" w:color="ffffff" w:themeColor="light1" w:fill="ffffff" w:themeFill="light1"/>
         <w:tcBorders>
           <w:top w:val="single" w:color="000000" w:themeColor="accent1" w:themeTint="80" w:sz="4" w:space="0"/>
-          <w:left w:val="none"/>
-          <w:bottom w:val="none"/>
-          <w:right w:val="none"/>
+          <w:left w:val="none" w:color="000000" w:sz="4" w:space="0"/>
+          <w:bottom w:val="none" w:color="000000" w:sz="4" w:space="0"/>
+          <w:right w:val="none" w:color="000000" w:sz="4" w:space="0"/>
         </w:tcBorders>
       </w:tcPr>
     </w:tblStylePr>
@@ -13615,9 +14311,9 @@
       </w:tcPr>
     </w:tblStylePr>
   </w:style>
-  <w:style w:type="table" w:styleId="63">
+  <w:style w:type="table" w:styleId="752">
     <w:name w:val="Grid Table 7 Colorful - Accent 2"/>
-    <w:basedOn w:val="666"/>
+    <w:basedOn w:val="889"/>
     <w:uiPriority w:val="99"/>
     <w:pPr>
       <w:pBdr/>
@@ -13719,11 +14415,11 @@
         <w:tblBorders/>
       </w:tblPr>
       <w:tcPr>
-        <w:shd w:color="ffffff"/>
+        <w:shd w:val="clear" w:color="ffffff"/>
         <w:tcBorders>
-          <w:top w:val="none"/>
-          <w:left w:val="none"/>
-          <w:bottom w:val="none"/>
+          <w:top w:val="none" w:color="000000" w:sz="4" w:space="0"/>
+          <w:left w:val="none" w:color="000000" w:sz="4" w:space="0"/>
+          <w:bottom w:val="none" w:color="000000" w:sz="4" w:space="0"/>
           <w:right w:val="single" w:color="000000" w:themeColor="accent2" w:themeTint="97" w:sz="4" w:space="0"/>
         </w:tcBorders>
       </w:tcPr>
@@ -13746,10 +14442,10 @@
       <w:tcPr>
         <w:shd w:val="clear" w:color="ffffff" w:themeColor="light1" w:fill="ffffff" w:themeFill="light1"/>
         <w:tcBorders>
-          <w:top w:val="none"/>
-          <w:left w:val="none"/>
+          <w:top w:val="none" w:color="000000" w:sz="4" w:space="0"/>
+          <w:left w:val="none" w:color="000000" w:sz="4" w:space="0"/>
           <w:bottom w:val="single" w:color="000000" w:themeColor="accent2" w:themeTint="97" w:sz="4" w:space="0"/>
-          <w:right w:val="none"/>
+          <w:right w:val="none" w:color="000000" w:sz="4" w:space="0"/>
         </w:tcBorders>
       </w:tcPr>
     </w:tblStylePr>
@@ -13769,12 +14465,12 @@
         <w:tblBorders/>
       </w:tblPr>
       <w:tcPr>
-        <w:shd w:color="ffffff"/>
+        <w:shd w:val="clear" w:color="ffffff"/>
         <w:tcBorders>
-          <w:top w:val="none"/>
+          <w:top w:val="none" w:color="000000" w:sz="4" w:space="0"/>
           <w:left w:val="single" w:color="000000" w:themeColor="accent2" w:themeTint="97" w:sz="4" w:space="0"/>
-          <w:bottom w:val="none"/>
-          <w:right w:val="none"/>
+          <w:bottom w:val="none" w:color="000000" w:sz="4" w:space="0"/>
+          <w:right w:val="none" w:color="000000" w:sz="4" w:space="0"/>
         </w:tcBorders>
       </w:tcPr>
     </w:tblStylePr>
@@ -13797,9 +14493,9 @@
         <w:shd w:val="clear" w:color="ffffff" w:themeColor="light1" w:fill="ffffff" w:themeFill="light1"/>
         <w:tcBorders>
           <w:top w:val="single" w:color="000000" w:themeColor="accent2" w:themeTint="97" w:sz="4" w:space="0"/>
-          <w:left w:val="none"/>
-          <w:bottom w:val="none"/>
-          <w:right w:val="none"/>
+          <w:left w:val="none" w:color="000000" w:sz="4" w:space="0"/>
+          <w:bottom w:val="none" w:color="000000" w:sz="4" w:space="0"/>
+          <w:right w:val="none" w:color="000000" w:sz="4" w:space="0"/>
         </w:tcBorders>
       </w:tcPr>
     </w:tblStylePr>
@@ -13869,9 +14565,9 @@
       </w:tcPr>
     </w:tblStylePr>
   </w:style>
-  <w:style w:type="table" w:styleId="64">
+  <w:style w:type="table" w:styleId="753">
     <w:name w:val="Grid Table 7 Colorful - Accent 3"/>
-    <w:basedOn w:val="666"/>
+    <w:basedOn w:val="889"/>
     <w:uiPriority w:val="99"/>
     <w:pPr>
       <w:pBdr/>
@@ -13973,11 +14669,11 @@
         <w:tblBorders/>
       </w:tblPr>
       <w:tcPr>
-        <w:shd w:color="ffffff"/>
+        <w:shd w:val="clear" w:color="ffffff"/>
         <w:tcBorders>
-          <w:top w:val="none"/>
-          <w:left w:val="none"/>
-          <w:bottom w:val="none"/>
+          <w:top w:val="none" w:color="000000" w:sz="4" w:space="0"/>
+          <w:left w:val="none" w:color="000000" w:sz="4" w:space="0"/>
+          <w:bottom w:val="none" w:color="000000" w:sz="4" w:space="0"/>
           <w:right w:val="single" w:color="000000" w:themeColor="accent3" w:themeTint="FE" w:sz="4" w:space="0"/>
         </w:tcBorders>
       </w:tcPr>
@@ -14000,10 +14696,10 @@
       <w:tcPr>
         <w:shd w:val="clear" w:color="ffffff" w:themeColor="light1" w:fill="ffffff" w:themeFill="light1"/>
         <w:tcBorders>
-          <w:top w:val="none"/>
-          <w:left w:val="none"/>
+          <w:top w:val="none" w:color="000000" w:sz="4" w:space="0"/>
+          <w:left w:val="none" w:color="000000" w:sz="4" w:space="0"/>
           <w:bottom w:val="single" w:color="000000" w:themeColor="accent3" w:themeTint="FE" w:sz="4" w:space="0"/>
-          <w:right w:val="none"/>
+          <w:right w:val="none" w:color="000000" w:sz="4" w:space="0"/>
         </w:tcBorders>
       </w:tcPr>
     </w:tblStylePr>
@@ -14023,12 +14719,12 @@
         <w:tblBorders/>
       </w:tblPr>
       <w:tcPr>
-        <w:shd w:color="ffffff"/>
+        <w:shd w:val="clear" w:color="ffffff"/>
         <w:tcBorders>
-          <w:top w:val="none"/>
+          <w:top w:val="none" w:color="000000" w:sz="4" w:space="0"/>
           <w:left w:val="single" w:color="000000" w:themeColor="accent3" w:themeTint="FE" w:sz="4" w:space="0"/>
-          <w:bottom w:val="none"/>
-          <w:right w:val="none"/>
+          <w:bottom w:val="none" w:color="000000" w:sz="4" w:space="0"/>
+          <w:right w:val="none" w:color="000000" w:sz="4" w:space="0"/>
         </w:tcBorders>
       </w:tcPr>
     </w:tblStylePr>
@@ -14051,9 +14747,9 @@
         <w:shd w:val="clear" w:color="ffffff" w:themeColor="light1" w:fill="ffffff" w:themeFill="light1"/>
         <w:tcBorders>
           <w:top w:val="single" w:color="000000" w:themeColor="accent3" w:themeTint="FE" w:sz="4" w:space="0"/>
-          <w:left w:val="none"/>
-          <w:bottom w:val="none"/>
-          <w:right w:val="none"/>
+          <w:left w:val="none" w:color="000000" w:sz="4" w:space="0"/>
+          <w:bottom w:val="none" w:color="000000" w:sz="4" w:space="0"/>
+          <w:right w:val="none" w:color="000000" w:sz="4" w:space="0"/>
         </w:tcBorders>
       </w:tcPr>
     </w:tblStylePr>
@@ -14123,9 +14819,9 @@
       </w:tcPr>
     </w:tblStylePr>
   </w:style>
-  <w:style w:type="table" w:styleId="65">
+  <w:style w:type="table" w:styleId="754">
     <w:name w:val="Grid Table 7 Colorful - Accent 4"/>
-    <w:basedOn w:val="666"/>
+    <w:basedOn w:val="889"/>
     <w:uiPriority w:val="99"/>
     <w:pPr>
       <w:pBdr/>
@@ -14227,11 +14923,11 @@
         <w:tblBorders/>
       </w:tblPr>
       <w:tcPr>
-        <w:shd w:color="ffffff"/>
+        <w:shd w:val="clear" w:color="ffffff"/>
         <w:tcBorders>
-          <w:top w:val="none"/>
-          <w:left w:val="none"/>
-          <w:bottom w:val="none"/>
+          <w:top w:val="none" w:color="000000" w:sz="4" w:space="0"/>
+          <w:left w:val="none" w:color="000000" w:sz="4" w:space="0"/>
+          <w:bottom w:val="none" w:color="000000" w:sz="4" w:space="0"/>
           <w:right w:val="single" w:color="000000" w:themeColor="accent4" w:themeTint="9A" w:sz="4" w:space="0"/>
         </w:tcBorders>
       </w:tcPr>
@@ -14254,10 +14950,10 @@
       <w:tcPr>
         <w:shd w:val="clear" w:color="ffffff" w:themeColor="light1" w:fill="ffffff" w:themeFill="light1"/>
         <w:tcBorders>
-          <w:top w:val="none"/>
-          <w:left w:val="none"/>
+          <w:top w:val="none" w:color="000000" w:sz="4" w:space="0"/>
+          <w:left w:val="none" w:color="000000" w:sz="4" w:space="0"/>
           <w:bottom w:val="single" w:color="000000" w:themeColor="accent4" w:themeTint="9A" w:sz="4" w:space="0"/>
-          <w:right w:val="none"/>
+          <w:right w:val="none" w:color="000000" w:sz="4" w:space="0"/>
         </w:tcBorders>
       </w:tcPr>
     </w:tblStylePr>
@@ -14277,12 +14973,12 @@
         <w:tblBorders/>
       </w:tblPr>
       <w:tcPr>
-        <w:shd w:color="ffffff"/>
+        <w:shd w:val="clear" w:color="ffffff"/>
         <w:tcBorders>
-          <w:top w:val="none"/>
+          <w:top w:val="none" w:color="000000" w:sz="4" w:space="0"/>
           <w:left w:val="single" w:color="000000" w:themeColor="accent4" w:themeTint="9A" w:sz="4" w:space="0"/>
-          <w:bottom w:val="none"/>
-          <w:right w:val="none"/>
+          <w:bottom w:val="none" w:color="000000" w:sz="4" w:space="0"/>
+          <w:right w:val="none" w:color="000000" w:sz="4" w:space="0"/>
         </w:tcBorders>
       </w:tcPr>
     </w:tblStylePr>
@@ -14305,9 +15001,9 @@
         <w:shd w:val="clear" w:color="ffffff" w:themeColor="light1" w:fill="ffffff" w:themeFill="light1"/>
         <w:tcBorders>
           <w:top w:val="single" w:color="000000" w:themeColor="accent4" w:themeTint="9A" w:sz="4" w:space="0"/>
-          <w:left w:val="none"/>
-          <w:bottom w:val="none"/>
-          <w:right w:val="none"/>
+          <w:left w:val="none" w:color="000000" w:sz="4" w:space="0"/>
+          <w:bottom w:val="none" w:color="000000" w:sz="4" w:space="0"/>
+          <w:right w:val="none" w:color="000000" w:sz="4" w:space="0"/>
         </w:tcBorders>
       </w:tcPr>
     </w:tblStylePr>
@@ -14377,9 +15073,9 @@
       </w:tcPr>
     </w:tblStylePr>
   </w:style>
-  <w:style w:type="table" w:styleId="66">
+  <w:style w:type="table" w:styleId="755">
     <w:name w:val="Grid Table 7 Colorful - Accent 5"/>
-    <w:basedOn w:val="666"/>
+    <w:basedOn w:val="889"/>
     <w:uiPriority w:val="99"/>
     <w:pPr>
       <w:pBdr/>
@@ -14481,11 +15177,11 @@
         <w:tblBorders/>
       </w:tblPr>
       <w:tcPr>
-        <w:shd w:color="ffffff"/>
+        <w:shd w:val="clear" w:color="ffffff"/>
         <w:tcBorders>
-          <w:top w:val="none"/>
-          <w:left w:val="none"/>
-          <w:bottom w:val="none"/>
+          <w:top w:val="none" w:color="000000" w:sz="4" w:space="0"/>
+          <w:left w:val="none" w:color="000000" w:sz="4" w:space="0"/>
+          <w:bottom w:val="none" w:color="000000" w:sz="4" w:space="0"/>
           <w:right w:val="single" w:color="000000" w:themeColor="accent5" w:themeTint="90" w:sz="4" w:space="0"/>
         </w:tcBorders>
       </w:tcPr>
@@ -14508,10 +15204,10 @@
       <w:tcPr>
         <w:shd w:val="clear" w:color="ffffff" w:themeColor="light1" w:fill="ffffff" w:themeFill="light1"/>
         <w:tcBorders>
-          <w:top w:val="none"/>
-          <w:left w:val="none"/>
+          <w:top w:val="none" w:color="000000" w:sz="4" w:space="0"/>
+          <w:left w:val="none" w:color="000000" w:sz="4" w:space="0"/>
           <w:bottom w:val="single" w:color="000000" w:themeColor="accent5" w:themeTint="90" w:sz="4" w:space="0"/>
-          <w:right w:val="none"/>
+          <w:right w:val="none" w:color="000000" w:sz="4" w:space="0"/>
         </w:tcBorders>
       </w:tcPr>
     </w:tblStylePr>
@@ -14531,12 +15227,12 @@
         <w:tblBorders/>
       </w:tblPr>
       <w:tcPr>
-        <w:shd w:color="ffffff"/>
+        <w:shd w:val="clear" w:color="ffffff"/>
         <w:tcBorders>
-          <w:top w:val="none"/>
+          <w:top w:val="none" w:color="000000" w:sz="4" w:space="0"/>
           <w:left w:val="single" w:color="000000" w:themeColor="accent5" w:themeTint="90" w:sz="4" w:space="0"/>
-          <w:bottom w:val="none"/>
-          <w:right w:val="none"/>
+          <w:bottom w:val="none" w:color="000000" w:sz="4" w:space="0"/>
+          <w:right w:val="none" w:color="000000" w:sz="4" w:space="0"/>
         </w:tcBorders>
       </w:tcPr>
     </w:tblStylePr>
@@ -14559,9 +15255,9 @@
         <w:shd w:val="clear" w:color="ffffff" w:themeColor="light1" w:fill="ffffff" w:themeFill="light1"/>
         <w:tcBorders>
           <w:top w:val="single" w:color="000000" w:themeColor="accent5" w:themeTint="90" w:sz="4" w:space="0"/>
-          <w:left w:val="none"/>
-          <w:bottom w:val="none"/>
-          <w:right w:val="none"/>
+          <w:left w:val="none" w:color="000000" w:sz="4" w:space="0"/>
+          <w:bottom w:val="none" w:color="000000" w:sz="4" w:space="0"/>
+          <w:right w:val="none" w:color="000000" w:sz="4" w:space="0"/>
         </w:tcBorders>
       </w:tcPr>
     </w:tblStylePr>
@@ -14631,9 +15327,9 @@
       </w:tcPr>
     </w:tblStylePr>
   </w:style>
-  <w:style w:type="table" w:styleId="67">
+  <w:style w:type="table" w:styleId="756">
     <w:name w:val="Grid Table 7 Colorful - Accent 6"/>
-    <w:basedOn w:val="666"/>
+    <w:basedOn w:val="889"/>
     <w:uiPriority w:val="99"/>
     <w:pPr>
       <w:pBdr/>
@@ -14735,11 +15431,11 @@
         <w:tblBorders/>
       </w:tblPr>
       <w:tcPr>
-        <w:shd w:color="ffffff"/>
+        <w:shd w:val="clear" w:color="ffffff"/>
         <w:tcBorders>
-          <w:top w:val="none"/>
-          <w:left w:val="none"/>
-          <w:bottom w:val="none"/>
+          <w:top w:val="none" w:color="000000" w:sz="4" w:space="0"/>
+          <w:left w:val="none" w:color="000000" w:sz="4" w:space="0"/>
+          <w:bottom w:val="none" w:color="000000" w:sz="4" w:space="0"/>
           <w:right w:val="single" w:color="000000" w:themeColor="accent6" w:themeTint="90" w:sz="4" w:space="0"/>
         </w:tcBorders>
       </w:tcPr>
@@ -14762,10 +15458,10 @@
       <w:tcPr>
         <w:shd w:val="clear" w:color="ffffff" w:themeColor="light1" w:fill="ffffff" w:themeFill="light1"/>
         <w:tcBorders>
-          <w:top w:val="none"/>
-          <w:left w:val="none"/>
+          <w:top w:val="none" w:color="000000" w:sz="4" w:space="0"/>
+          <w:left w:val="none" w:color="000000" w:sz="4" w:space="0"/>
           <w:bottom w:val="single" w:color="000000" w:themeColor="accent6" w:themeTint="90" w:sz="4" w:space="0"/>
-          <w:right w:val="none"/>
+          <w:right w:val="none" w:color="000000" w:sz="4" w:space="0"/>
         </w:tcBorders>
       </w:tcPr>
     </w:tblStylePr>
@@ -14785,12 +15481,12 @@
         <w:tblBorders/>
       </w:tblPr>
       <w:tcPr>
-        <w:shd w:color="ffffff"/>
+        <w:shd w:val="clear" w:color="ffffff"/>
         <w:tcBorders>
-          <w:top w:val="none"/>
+          <w:top w:val="none" w:color="000000" w:sz="4" w:space="0"/>
           <w:left w:val="single" w:color="000000" w:themeColor="accent6" w:themeTint="90" w:sz="4" w:space="0"/>
-          <w:bottom w:val="none"/>
-          <w:right w:val="none"/>
+          <w:bottom w:val="none" w:color="000000" w:sz="4" w:space="0"/>
+          <w:right w:val="none" w:color="000000" w:sz="4" w:space="0"/>
         </w:tcBorders>
       </w:tcPr>
     </w:tblStylePr>
@@ -14813,9 +15509,9 @@
         <w:shd w:val="clear" w:color="ffffff" w:themeColor="light1" w:fill="ffffff" w:themeFill="light1"/>
         <w:tcBorders>
           <w:top w:val="single" w:color="000000" w:themeColor="accent6" w:themeTint="90" w:sz="4" w:space="0"/>
-          <w:left w:val="none"/>
-          <w:bottom w:val="none"/>
-          <w:right w:val="none"/>
+          <w:left w:val="none" w:color="000000" w:sz="4" w:space="0"/>
+          <w:bottom w:val="none" w:color="000000" w:sz="4" w:space="0"/>
+          <w:right w:val="none" w:color="000000" w:sz="4" w:space="0"/>
         </w:tcBorders>
       </w:tcPr>
     </w:tblStylePr>
@@ -14885,9 +15581,9 @@
       </w:tcPr>
     </w:tblStylePr>
   </w:style>
-  <w:style w:type="table" w:styleId="68">
+  <w:style w:type="table" w:styleId="757">
     <w:name w:val="List Table 1 Light"/>
-    <w:basedOn w:val="666"/>
+    <w:basedOn w:val="889"/>
     <w:uiPriority w:val="99"/>
     <w:pPr>
       <w:pBdr/>
@@ -15101,9 +15797,9 @@
       </w:tcPr>
     </w:tblStylePr>
   </w:style>
-  <w:style w:type="table" w:styleId="69">
+  <w:style w:type="table" w:styleId="758">
     <w:name w:val="List Table 1 Light - Accent 1"/>
-    <w:basedOn w:val="666"/>
+    <w:basedOn w:val="889"/>
     <w:uiPriority w:val="99"/>
     <w:pPr>
       <w:pBdr/>
@@ -15317,9 +16013,9 @@
       </w:tcPr>
     </w:tblStylePr>
   </w:style>
-  <w:style w:type="table" w:styleId="70">
+  <w:style w:type="table" w:styleId="759">
     <w:name w:val="List Table 1 Light - Accent 2"/>
-    <w:basedOn w:val="666"/>
+    <w:basedOn w:val="889"/>
     <w:uiPriority w:val="99"/>
     <w:pPr>
       <w:pBdr/>
@@ -15533,9 +16229,9 @@
       </w:tcPr>
     </w:tblStylePr>
   </w:style>
-  <w:style w:type="table" w:styleId="71">
+  <w:style w:type="table" w:styleId="760">
     <w:name w:val="List Table 1 Light - Accent 3"/>
-    <w:basedOn w:val="666"/>
+    <w:basedOn w:val="889"/>
     <w:uiPriority w:val="99"/>
     <w:pPr>
       <w:pBdr/>
@@ -15749,9 +16445,9 @@
       </w:tcPr>
     </w:tblStylePr>
   </w:style>
-  <w:style w:type="table" w:styleId="72">
+  <w:style w:type="table" w:styleId="761">
     <w:name w:val="List Table 1 Light - Accent 4"/>
-    <w:basedOn w:val="666"/>
+    <w:basedOn w:val="889"/>
     <w:uiPriority w:val="99"/>
     <w:pPr>
       <w:pBdr/>
@@ -15965,9 +16661,9 @@
       </w:tcPr>
     </w:tblStylePr>
   </w:style>
-  <w:style w:type="table" w:styleId="73">
+  <w:style w:type="table" w:styleId="762">
     <w:name w:val="List Table 1 Light - Accent 5"/>
-    <w:basedOn w:val="666"/>
+    <w:basedOn w:val="889"/>
     <w:uiPriority w:val="99"/>
     <w:pPr>
       <w:pBdr/>
@@ -16181,9 +16877,9 @@
       </w:tcPr>
     </w:tblStylePr>
   </w:style>
-  <w:style w:type="table" w:styleId="74">
+  <w:style w:type="table" w:styleId="763">
     <w:name w:val="List Table 1 Light - Accent 6"/>
-    <w:basedOn w:val="666"/>
+    <w:basedOn w:val="889"/>
     <w:uiPriority w:val="99"/>
     <w:pPr>
       <w:pBdr/>
@@ -16397,9 +17093,9 @@
       </w:tcPr>
     </w:tblStylePr>
   </w:style>
-  <w:style w:type="table" w:styleId="75">
+  <w:style w:type="table" w:styleId="764">
     <w:name w:val="List Table 2"/>
-    <w:basedOn w:val="666"/>
+    <w:basedOn w:val="889"/>
     <w:uiPriority w:val="99"/>
     <w:pPr>
       <w:pBdr/>
@@ -16635,9 +17331,9 @@
       </w:tcPr>
     </w:tblStylePr>
   </w:style>
-  <w:style w:type="table" w:styleId="76">
+  <w:style w:type="table" w:styleId="765">
     <w:name w:val="List Table 2 - Accent 1"/>
-    <w:basedOn w:val="666"/>
+    <w:basedOn w:val="889"/>
     <w:uiPriority w:val="99"/>
     <w:pPr>
       <w:pBdr/>
@@ -16873,9 +17569,9 @@
       </w:tcPr>
     </w:tblStylePr>
   </w:style>
-  <w:style w:type="table" w:styleId="77">
+  <w:style w:type="table" w:styleId="766">
     <w:name w:val="List Table 2 - Accent 2"/>
-    <w:basedOn w:val="666"/>
+    <w:basedOn w:val="889"/>
     <w:uiPriority w:val="99"/>
     <w:pPr>
       <w:pBdr/>
@@ -17111,9 +17807,9 @@
       </w:tcPr>
     </w:tblStylePr>
   </w:style>
-  <w:style w:type="table" w:styleId="78">
+  <w:style w:type="table" w:styleId="767">
     <w:name w:val="List Table 2 - Accent 3"/>
-    <w:basedOn w:val="666"/>
+    <w:basedOn w:val="889"/>
     <w:uiPriority w:val="99"/>
     <w:pPr>
       <w:pBdr/>
@@ -17349,9 +18045,9 @@
       </w:tcPr>
     </w:tblStylePr>
   </w:style>
-  <w:style w:type="table" w:styleId="79">
+  <w:style w:type="table" w:styleId="768">
     <w:name w:val="List Table 2 - Accent 4"/>
-    <w:basedOn w:val="666"/>
+    <w:basedOn w:val="889"/>
     <w:uiPriority w:val="99"/>
     <w:pPr>
       <w:pBdr/>
@@ -17587,9 +18283,9 @@
       </w:tcPr>
     </w:tblStylePr>
   </w:style>
-  <w:style w:type="table" w:styleId="80">
+  <w:style w:type="table" w:styleId="769">
     <w:name w:val="List Table 2 - Accent 5"/>
-    <w:basedOn w:val="666"/>
+    <w:basedOn w:val="889"/>
     <w:uiPriority w:val="99"/>
     <w:pPr>
       <w:pBdr/>
@@ -17825,9 +18521,9 @@
       </w:tcPr>
     </w:tblStylePr>
   </w:style>
-  <w:style w:type="table" w:styleId="81">
+  <w:style w:type="table" w:styleId="770">
     <w:name w:val="List Table 2 - Accent 6"/>
-    <w:basedOn w:val="666"/>
+    <w:basedOn w:val="889"/>
     <w:uiPriority w:val="99"/>
     <w:pPr>
       <w:pBdr/>
@@ -18063,9 +18759,9 @@
       </w:tcPr>
     </w:tblStylePr>
   </w:style>
-  <w:style w:type="table" w:styleId="82">
+  <w:style w:type="table" w:styleId="771">
     <w:name w:val="List Table 3"/>
-    <w:basedOn w:val="666"/>
+    <w:basedOn w:val="889"/>
     <w:uiPriority w:val="99"/>
     <w:pPr>
       <w:pBdr/>
@@ -18291,9 +18987,9 @@
       </w:tcPr>
     </w:tblStylePr>
   </w:style>
-  <w:style w:type="table" w:styleId="83">
+  <w:style w:type="table" w:styleId="772">
     <w:name w:val="List Table 3 - Accent 1"/>
-    <w:basedOn w:val="666"/>
+    <w:basedOn w:val="889"/>
     <w:uiPriority w:val="99"/>
     <w:pPr>
       <w:pBdr/>
@@ -18519,9 +19215,9 @@
       </w:tcPr>
     </w:tblStylePr>
   </w:style>
-  <w:style w:type="table" w:styleId="84">
+  <w:style w:type="table" w:styleId="773">
     <w:name w:val="List Table 3 - Accent 2"/>
-    <w:basedOn w:val="666"/>
+    <w:basedOn w:val="889"/>
     <w:uiPriority w:val="99"/>
     <w:pPr>
       <w:pBdr/>
@@ -18747,9 +19443,9 @@
       </w:tcPr>
     </w:tblStylePr>
   </w:style>
-  <w:style w:type="table" w:styleId="85">
+  <w:style w:type="table" w:styleId="774">
     <w:name w:val="List Table 3 - Accent 3"/>
-    <w:basedOn w:val="666"/>
+    <w:basedOn w:val="889"/>
     <w:uiPriority w:val="99"/>
     <w:pPr>
       <w:pBdr/>
@@ -18975,9 +19671,9 @@
       </w:tcPr>
     </w:tblStylePr>
   </w:style>
-  <w:style w:type="table" w:styleId="86">
+  <w:style w:type="table" w:styleId="775">
     <w:name w:val="List Table 3 - Accent 4"/>
-    <w:basedOn w:val="666"/>
+    <w:basedOn w:val="889"/>
     <w:uiPriority w:val="99"/>
     <w:pPr>
       <w:pBdr/>
@@ -19203,9 +19899,9 @@
       </w:tcPr>
     </w:tblStylePr>
   </w:style>
-  <w:style w:type="table" w:styleId="87">
+  <w:style w:type="table" w:styleId="776">
     <w:name w:val="List Table 3 - Accent 5"/>
-    <w:basedOn w:val="666"/>
+    <w:basedOn w:val="889"/>
     <w:uiPriority w:val="99"/>
     <w:pPr>
       <w:pBdr/>
@@ -19431,9 +20127,9 @@
       </w:tcPr>
     </w:tblStylePr>
   </w:style>
-  <w:style w:type="table" w:styleId="88">
+  <w:style w:type="table" w:styleId="777">
     <w:name w:val="List Table 3 - Accent 6"/>
-    <w:basedOn w:val="666"/>
+    <w:basedOn w:val="889"/>
     <w:uiPriority w:val="99"/>
     <w:pPr>
       <w:pBdr/>
@@ -19659,9 +20355,9 @@
       </w:tcPr>
     </w:tblStylePr>
   </w:style>
-  <w:style w:type="table" w:styleId="89">
+  <w:style w:type="table" w:styleId="778">
     <w:name w:val="List Table 4"/>
-    <w:basedOn w:val="666"/>
+    <w:basedOn w:val="889"/>
     <w:uiPriority w:val="99"/>
     <w:pPr>
       <w:pBdr/>
@@ -19884,9 +20580,9 @@
       </w:tcPr>
     </w:tblStylePr>
   </w:style>
-  <w:style w:type="table" w:styleId="90">
+  <w:style w:type="table" w:styleId="779">
     <w:name w:val="List Table 4 - Accent 1"/>
-    <w:basedOn w:val="666"/>
+    <w:basedOn w:val="889"/>
     <w:uiPriority w:val="99"/>
     <w:pPr>
       <w:pBdr/>
@@ -20109,9 +20805,9 @@
       </w:tcPr>
     </w:tblStylePr>
   </w:style>
-  <w:style w:type="table" w:styleId="91">
+  <w:style w:type="table" w:styleId="780">
     <w:name w:val="List Table 4 - Accent 2"/>
-    <w:basedOn w:val="666"/>
+    <w:basedOn w:val="889"/>
     <w:uiPriority w:val="99"/>
     <w:pPr>
       <w:pBdr/>
@@ -20334,9 +21030,9 @@
       </w:tcPr>
     </w:tblStylePr>
   </w:style>
-  <w:style w:type="table" w:styleId="92">
+  <w:style w:type="table" w:styleId="781">
     <w:name w:val="List Table 4 - Accent 3"/>
-    <w:basedOn w:val="666"/>
+    <w:basedOn w:val="889"/>
     <w:uiPriority w:val="99"/>
     <w:pPr>
       <w:pBdr/>
@@ -20559,9 +21255,9 @@
       </w:tcPr>
     </w:tblStylePr>
   </w:style>
-  <w:style w:type="table" w:styleId="93">
+  <w:style w:type="table" w:styleId="782">
     <w:name w:val="List Table 4 - Accent 4"/>
-    <w:basedOn w:val="666"/>
+    <w:basedOn w:val="889"/>
     <w:uiPriority w:val="99"/>
     <w:pPr>
       <w:pBdr/>
@@ -20784,9 +21480,9 @@
       </w:tcPr>
     </w:tblStylePr>
   </w:style>
-  <w:style w:type="table" w:styleId="94">
+  <w:style w:type="table" w:styleId="783">
     <w:name w:val="List Table 4 - Accent 5"/>
-    <w:basedOn w:val="666"/>
+    <w:basedOn w:val="889"/>
     <w:uiPriority w:val="99"/>
     <w:pPr>
       <w:pBdr/>
@@ -21009,9 +21705,9 @@
       </w:tcPr>
     </w:tblStylePr>
   </w:style>
-  <w:style w:type="table" w:styleId="95">
+  <w:style w:type="table" w:styleId="784">
     <w:name w:val="List Table 4 - Accent 6"/>
-    <w:basedOn w:val="666"/>
+    <w:basedOn w:val="889"/>
     <w:uiPriority w:val="99"/>
     <w:pPr>
       <w:pBdr/>
@@ -21234,9 +21930,9 @@
       </w:tcPr>
     </w:tblStylePr>
   </w:style>
-  <w:style w:type="table" w:styleId="96">
+  <w:style w:type="table" w:styleId="785">
     <w:name w:val="List Table 5 Dark"/>
-    <w:basedOn w:val="666"/>
+    <w:basedOn w:val="889"/>
     <w:uiPriority w:val="99"/>
     <w:pPr>
       <w:pBdr/>
@@ -21476,9 +22172,9 @@
       </w:tcPr>
     </w:tblStylePr>
   </w:style>
-  <w:style w:type="table" w:styleId="97">
+  <w:style w:type="table" w:styleId="786">
     <w:name w:val="List Table 5 Dark - Accent 1"/>
-    <w:basedOn w:val="666"/>
+    <w:basedOn w:val="889"/>
     <w:uiPriority w:val="99"/>
     <w:pPr>
       <w:pBdr/>
@@ -21718,9 +22414,9 @@
       </w:tcPr>
     </w:tblStylePr>
   </w:style>
-  <w:style w:type="table" w:styleId="98">
+  <w:style w:type="table" w:styleId="787">
     <w:name w:val="List Table 5 Dark - Accent 2"/>
-    <w:basedOn w:val="666"/>
+    <w:basedOn w:val="889"/>
     <w:uiPriority w:val="99"/>
     <w:pPr>
       <w:pBdr/>
@@ -21960,9 +22656,9 @@
       </w:tcPr>
     </w:tblStylePr>
   </w:style>
-  <w:style w:type="table" w:styleId="99">
+  <w:style w:type="table" w:styleId="788">
     <w:name w:val="List Table 5 Dark - Accent 3"/>
-    <w:basedOn w:val="666"/>
+    <w:basedOn w:val="889"/>
     <w:uiPriority w:val="99"/>
     <w:pPr>
       <w:pBdr/>
@@ -22202,9 +22898,9 @@
       </w:tcPr>
     </w:tblStylePr>
   </w:style>
-  <w:style w:type="table" w:styleId="100">
+  <w:style w:type="table" w:styleId="789">
     <w:name w:val="List Table 5 Dark - Accent 4"/>
-    <w:basedOn w:val="666"/>
+    <w:basedOn w:val="889"/>
     <w:uiPriority w:val="99"/>
     <w:pPr>
       <w:pBdr/>
@@ -22444,9 +23140,9 @@
       </w:tcPr>
     </w:tblStylePr>
   </w:style>
-  <w:style w:type="table" w:styleId="101">
+  <w:style w:type="table" w:styleId="790">
     <w:name w:val="List Table 5 Dark - Accent 5"/>
-    <w:basedOn w:val="666"/>
+    <w:basedOn w:val="889"/>
     <w:uiPriority w:val="99"/>
     <w:pPr>
       <w:pBdr/>
@@ -22686,9 +23382,9 @@
       </w:tcPr>
     </w:tblStylePr>
   </w:style>
-  <w:style w:type="table" w:styleId="102">
+  <w:style w:type="table" w:styleId="791">
     <w:name w:val="List Table 5 Dark - Accent 6"/>
-    <w:basedOn w:val="666"/>
+    <w:basedOn w:val="889"/>
     <w:uiPriority w:val="99"/>
     <w:pPr>
       <w:pBdr/>
@@ -22928,9 +23624,9 @@
       </w:tcPr>
     </w:tblStylePr>
   </w:style>
-  <w:style w:type="table" w:styleId="103">
+  <w:style w:type="table" w:styleId="792">
     <w:name w:val="List Table 6 Colorful"/>
-    <w:basedOn w:val="666"/>
+    <w:basedOn w:val="889"/>
     <w:uiPriority w:val="99"/>
     <w:pPr>
       <w:pBdr/>
@@ -23151,9 +23847,9 @@
       </w:tcPr>
     </w:tblStylePr>
   </w:style>
-  <w:style w:type="table" w:styleId="104">
+  <w:style w:type="table" w:styleId="793">
     <w:name w:val="List Table 6 Colorful - Accent 1"/>
-    <w:basedOn w:val="666"/>
+    <w:basedOn w:val="889"/>
     <w:uiPriority w:val="99"/>
     <w:pPr>
       <w:pBdr/>
@@ -23374,9 +24070,9 @@
       </w:tcPr>
     </w:tblStylePr>
   </w:style>
-  <w:style w:type="table" w:styleId="105">
+  <w:style w:type="table" w:styleId="794">
     <w:name w:val="List Table 6 Colorful - Accent 2"/>
-    <w:basedOn w:val="666"/>
+    <w:basedOn w:val="889"/>
     <w:uiPriority w:val="99"/>
     <w:pPr>
       <w:pBdr/>
@@ -23597,9 +24293,9 @@
       </w:tcPr>
     </w:tblStylePr>
   </w:style>
-  <w:style w:type="table" w:styleId="106">
+  <w:style w:type="table" w:styleId="795">
     <w:name w:val="List Table 6 Colorful - Accent 3"/>
-    <w:basedOn w:val="666"/>
+    <w:basedOn w:val="889"/>
     <w:uiPriority w:val="99"/>
     <w:pPr>
       <w:pBdr/>
@@ -23820,9 +24516,9 @@
       </w:tcPr>
     </w:tblStylePr>
   </w:style>
-  <w:style w:type="table" w:styleId="107">
+  <w:style w:type="table" w:styleId="796">
     <w:name w:val="List Table 6 Colorful - Accent 4"/>
-    <w:basedOn w:val="666"/>
+    <w:basedOn w:val="889"/>
     <w:uiPriority w:val="99"/>
     <w:pPr>
       <w:pBdr/>
@@ -24043,9 +24739,9 @@
       </w:tcPr>
     </w:tblStylePr>
   </w:style>
-  <w:style w:type="table" w:styleId="108">
+  <w:style w:type="table" w:styleId="797">
     <w:name w:val="List Table 6 Colorful - Accent 5"/>
-    <w:basedOn w:val="666"/>
+    <w:basedOn w:val="889"/>
     <w:uiPriority w:val="99"/>
     <w:pPr>
       <w:pBdr/>
@@ -24266,9 +24962,9 @@
       </w:tcPr>
     </w:tblStylePr>
   </w:style>
-  <w:style w:type="table" w:styleId="109">
+  <w:style w:type="table" w:styleId="798">
     <w:name w:val="List Table 6 Colorful - Accent 6"/>
-    <w:basedOn w:val="666"/>
+    <w:basedOn w:val="889"/>
     <w:uiPriority w:val="99"/>
     <w:pPr>
       <w:pBdr/>
@@ -24489,9 +25185,9 @@
       </w:tcPr>
     </w:tblStylePr>
   </w:style>
-  <w:style w:type="table" w:styleId="110">
+  <w:style w:type="table" w:styleId="799">
     <w:name w:val="List Table 7 Colorful"/>
-    <w:basedOn w:val="666"/>
+    <w:basedOn w:val="889"/>
     <w:uiPriority w:val="99"/>
     <w:pPr>
       <w:pBdr/>
@@ -24590,11 +25286,11 @@
         <w:tblBorders/>
       </w:tblPr>
       <w:tcPr>
-        <w:shd w:color="ffffff"/>
+        <w:shd w:val="clear" w:color="ffffff"/>
         <w:tcBorders>
-          <w:top w:val="none"/>
-          <w:left w:val="none"/>
-          <w:bottom w:val="none"/>
+          <w:top w:val="none" w:color="000000" w:sz="4" w:space="0"/>
+          <w:left w:val="none" w:color="000000" w:sz="4" w:space="0"/>
+          <w:bottom w:val="none" w:color="000000" w:sz="4" w:space="0"/>
           <w:right w:val="single" w:color="000000" w:themeColor="text1" w:themeTint="80" w:sz="4" w:space="0"/>
         </w:tcBorders>
       </w:tcPr>
@@ -24617,10 +25313,10 @@
       <w:tcPr>
         <w:shd w:val="clear" w:color="ffffff" w:themeColor="light1" w:fill="ffffff" w:themeFill="light1"/>
         <w:tcBorders>
-          <w:top w:val="none"/>
-          <w:left w:val="none"/>
+          <w:top w:val="none" w:color="000000" w:sz="4" w:space="0"/>
+          <w:left w:val="none" w:color="000000" w:sz="4" w:space="0"/>
           <w:bottom w:val="single" w:color="000000" w:themeColor="text1" w:themeTint="80" w:sz="4" w:space="0"/>
-          <w:right w:val="none"/>
+          <w:right w:val="none" w:color="000000" w:sz="4" w:space="0"/>
         </w:tcBorders>
       </w:tcPr>
     </w:tblStylePr>
@@ -24640,12 +25336,12 @@
         <w:tblBorders/>
       </w:tblPr>
       <w:tcPr>
-        <w:shd w:color="ffffff"/>
+        <w:shd w:val="clear" w:color="ffffff"/>
         <w:tcBorders>
-          <w:top w:val="none"/>
+          <w:top w:val="none" w:color="000000" w:sz="4" w:space="0"/>
           <w:left w:val="single" w:color="000000" w:themeColor="text1" w:themeTint="80" w:sz="4" w:space="0"/>
-          <w:bottom w:val="none"/>
-          <w:right w:val="none"/>
+          <w:bottom w:val="none" w:color="000000" w:sz="4" w:space="0"/>
+          <w:right w:val="none" w:color="000000" w:sz="4" w:space="0"/>
         </w:tcBorders>
       </w:tcPr>
     </w:tblStylePr>
@@ -24668,9 +25364,9 @@
         <w:shd w:val="clear" w:color="ffffff" w:themeColor="light1" w:fill="ffffff" w:themeFill="light1"/>
         <w:tcBorders>
           <w:top w:val="single" w:color="000000" w:themeColor="text1" w:themeTint="80" w:sz="4" w:space="0"/>
-          <w:left w:val="none"/>
-          <w:bottom w:val="none"/>
-          <w:right w:val="none"/>
+          <w:left w:val="none" w:color="000000" w:sz="4" w:space="0"/>
+          <w:bottom w:val="none" w:color="000000" w:sz="4" w:space="0"/>
+          <w:right w:val="none" w:color="000000" w:sz="4" w:space="0"/>
         </w:tcBorders>
       </w:tcPr>
     </w:tblStylePr>
@@ -24745,9 +25441,9 @@
       </w:tcPr>
     </w:tblStylePr>
   </w:style>
-  <w:style w:type="table" w:styleId="111">
+  <w:style w:type="table" w:styleId="800">
     <w:name w:val="List Table 7 Colorful - Accent 1"/>
-    <w:basedOn w:val="666"/>
+    <w:basedOn w:val="889"/>
     <w:uiPriority w:val="99"/>
     <w:pPr>
       <w:pBdr/>
@@ -24846,11 +25542,11 @@
         <w:tblBorders/>
       </w:tblPr>
       <w:tcPr>
-        <w:shd w:color="ffffff"/>
+        <w:shd w:val="clear" w:color="ffffff"/>
         <w:tcBorders>
-          <w:top w:val="none"/>
-          <w:left w:val="none"/>
-          <w:bottom w:val="none"/>
+          <w:top w:val="none" w:color="000000" w:sz="4" w:space="0"/>
+          <w:left w:val="none" w:color="000000" w:sz="4" w:space="0"/>
+          <w:bottom w:val="none" w:color="000000" w:sz="4" w:space="0"/>
           <w:right w:val="single" w:color="000000" w:themeColor="accent1" w:sz="4" w:space="0"/>
         </w:tcBorders>
       </w:tcPr>
@@ -24873,10 +25569,10 @@
       <w:tcPr>
         <w:shd w:val="clear" w:color="ffffff" w:themeColor="light1" w:fill="ffffff" w:themeFill="light1"/>
         <w:tcBorders>
-          <w:top w:val="none"/>
-          <w:left w:val="none"/>
+          <w:top w:val="none" w:color="000000" w:sz="4" w:space="0"/>
+          <w:left w:val="none" w:color="000000" w:sz="4" w:space="0"/>
           <w:bottom w:val="single" w:color="000000" w:themeColor="accent1" w:sz="4" w:space="0"/>
-          <w:right w:val="none"/>
+          <w:right w:val="none" w:color="000000" w:sz="4" w:space="0"/>
         </w:tcBorders>
       </w:tcPr>
     </w:tblStylePr>
@@ -24896,12 +25592,12 @@
         <w:tblBorders/>
       </w:tblPr>
       <w:tcPr>
-        <w:shd w:color="ffffff"/>
+        <w:shd w:val="clear" w:color="ffffff"/>
         <w:tcBorders>
-          <w:top w:val="none"/>
+          <w:top w:val="none" w:color="000000" w:sz="4" w:space="0"/>
           <w:left w:val="single" w:color="000000" w:themeColor="accent1" w:sz="4" w:space="0"/>
-          <w:bottom w:val="none"/>
-          <w:right w:val="none"/>
+          <w:bottom w:val="none" w:color="000000" w:sz="4" w:space="0"/>
+          <w:right w:val="none" w:color="000000" w:sz="4" w:space="0"/>
         </w:tcBorders>
       </w:tcPr>
     </w:tblStylePr>
@@ -24924,9 +25620,9 @@
         <w:shd w:val="clear" w:color="ffffff" w:themeColor="light1" w:fill="ffffff" w:themeFill="light1"/>
         <w:tcBorders>
           <w:top w:val="single" w:color="000000" w:themeColor="accent1" w:sz="4" w:space="0"/>
-          <w:left w:val="none"/>
-          <w:bottom w:val="none"/>
-          <w:right w:val="none"/>
+          <w:left w:val="none" w:color="000000" w:sz="4" w:space="0"/>
+          <w:bottom w:val="none" w:color="000000" w:sz="4" w:space="0"/>
+          <w:right w:val="none" w:color="000000" w:sz="4" w:space="0"/>
         </w:tcBorders>
       </w:tcPr>
     </w:tblStylePr>
@@ -25001,9 +25697,9 @@
       </w:tcPr>
     </w:tblStylePr>
   </w:style>
-  <w:style w:type="table" w:styleId="112">
+  <w:style w:type="table" w:styleId="801">
     <w:name w:val="List Table 7 Colorful - Accent 2"/>
-    <w:basedOn w:val="666"/>
+    <w:basedOn w:val="889"/>
     <w:uiPriority w:val="99"/>
     <w:pPr>
       <w:pBdr/>
@@ -25102,11 +25798,11 @@
         <w:tblBorders/>
       </w:tblPr>
       <w:tcPr>
-        <w:shd w:color="ffffff"/>
+        <w:shd w:val="clear" w:color="ffffff"/>
         <w:tcBorders>
-          <w:top w:val="none"/>
-          <w:left w:val="none"/>
-          <w:bottom w:val="none"/>
+          <w:top w:val="none" w:color="000000" w:sz="4" w:space="0"/>
+          <w:left w:val="none" w:color="000000" w:sz="4" w:space="0"/>
+          <w:bottom w:val="none" w:color="000000" w:sz="4" w:space="0"/>
           <w:right w:val="single" w:color="000000" w:themeColor="accent2" w:themeTint="97" w:sz="4" w:space="0"/>
         </w:tcBorders>
       </w:tcPr>
@@ -25129,10 +25825,10 @@
       <w:tcPr>
         <w:shd w:val="clear" w:color="ffffff" w:themeColor="light1" w:fill="ffffff" w:themeFill="light1"/>
         <w:tcBorders>
-          <w:top w:val="none"/>
-          <w:left w:val="none"/>
+          <w:top w:val="none" w:color="000000" w:sz="4" w:space="0"/>
+          <w:left w:val="none" w:color="000000" w:sz="4" w:space="0"/>
           <w:bottom w:val="single" w:color="000000" w:themeColor="accent2" w:themeTint="97" w:sz="4" w:space="0"/>
-          <w:right w:val="none"/>
+          <w:right w:val="none" w:color="000000" w:sz="4" w:space="0"/>
         </w:tcBorders>
       </w:tcPr>
     </w:tblStylePr>
@@ -25152,12 +25848,12 @@
         <w:tblBorders/>
       </w:tblPr>
       <w:tcPr>
-        <w:shd w:color="ffffff"/>
+        <w:shd w:val="clear" w:color="ffffff"/>
         <w:tcBorders>
-          <w:top w:val="none"/>
+          <w:top w:val="none" w:color="000000" w:sz="4" w:space="0"/>
           <w:left w:val="single" w:color="000000" w:themeColor="accent2" w:themeTint="97" w:sz="4" w:space="0"/>
-          <w:bottom w:val="none"/>
-          <w:right w:val="none"/>
+          <w:bottom w:val="none" w:color="000000" w:sz="4" w:space="0"/>
+          <w:right w:val="none" w:color="000000" w:sz="4" w:space="0"/>
         </w:tcBorders>
       </w:tcPr>
     </w:tblStylePr>
@@ -25180,9 +25876,9 @@
         <w:shd w:val="clear" w:color="ffffff" w:themeColor="light1" w:fill="ffffff" w:themeFill="light1"/>
         <w:tcBorders>
           <w:top w:val="single" w:color="000000" w:themeColor="accent2" w:themeTint="97" w:sz="4" w:space="0"/>
-          <w:left w:val="none"/>
-          <w:bottom w:val="none"/>
-          <w:right w:val="none"/>
+          <w:left w:val="none" w:color="000000" w:sz="4" w:space="0"/>
+          <w:bottom w:val="none" w:color="000000" w:sz="4" w:space="0"/>
+          <w:right w:val="none" w:color="000000" w:sz="4" w:space="0"/>
         </w:tcBorders>
       </w:tcPr>
     </w:tblStylePr>
@@ -25257,9 +25953,9 @@
       </w:tcPr>
     </w:tblStylePr>
   </w:style>
-  <w:style w:type="table" w:styleId="113">
+  <w:style w:type="table" w:styleId="802">
     <w:name w:val="List Table 7 Colorful - Accent 3"/>
-    <w:basedOn w:val="666"/>
+    <w:basedOn w:val="889"/>
     <w:uiPriority w:val="99"/>
     <w:pPr>
       <w:pBdr/>
@@ -25358,11 +26054,11 @@
         <w:tblBorders/>
       </w:tblPr>
       <w:tcPr>
-        <w:shd w:color="ffffff"/>
+        <w:shd w:val="clear" w:color="ffffff"/>
         <w:tcBorders>
-          <w:top w:val="none"/>
-          <w:left w:val="none"/>
-          <w:bottom w:val="none"/>
+          <w:top w:val="none" w:color="000000" w:sz="4" w:space="0"/>
+          <w:left w:val="none" w:color="000000" w:sz="4" w:space="0"/>
+          <w:bottom w:val="none" w:color="000000" w:sz="4" w:space="0"/>
           <w:right w:val="single" w:color="000000" w:themeColor="accent3" w:themeTint="98" w:sz="4" w:space="0"/>
         </w:tcBorders>
       </w:tcPr>
@@ -25385,10 +26081,10 @@
       <w:tcPr>
         <w:shd w:val="clear" w:color="ffffff" w:themeColor="light1" w:fill="ffffff" w:themeFill="light1"/>
         <w:tcBorders>
-          <w:top w:val="none"/>
-          <w:left w:val="none"/>
+          <w:top w:val="none" w:color="000000" w:sz="4" w:space="0"/>
+          <w:left w:val="none" w:color="000000" w:sz="4" w:space="0"/>
           <w:bottom w:val="single" w:color="000000" w:themeColor="accent3" w:themeTint="98" w:sz="4" w:space="0"/>
-          <w:right w:val="none"/>
+          <w:right w:val="none" w:color="000000" w:sz="4" w:space="0"/>
         </w:tcBorders>
       </w:tcPr>
     </w:tblStylePr>
@@ -25408,12 +26104,12 @@
         <w:tblBorders/>
       </w:tblPr>
       <w:tcPr>
-        <w:shd w:color="ffffff"/>
+        <w:shd w:val="clear" w:color="ffffff"/>
         <w:tcBorders>
-          <w:top w:val="none"/>
+          <w:top w:val="none" w:color="000000" w:sz="4" w:space="0"/>
           <w:left w:val="single" w:color="000000" w:themeColor="accent3" w:themeTint="98" w:sz="4" w:space="0"/>
-          <w:bottom w:val="none"/>
-          <w:right w:val="none"/>
+          <w:bottom w:val="none" w:color="000000" w:sz="4" w:space="0"/>
+          <w:right w:val="none" w:color="000000" w:sz="4" w:space="0"/>
         </w:tcBorders>
       </w:tcPr>
     </w:tblStylePr>
@@ -25436,9 +26132,9 @@
         <w:shd w:val="clear" w:color="ffffff" w:themeColor="light1" w:fill="ffffff" w:themeFill="light1"/>
         <w:tcBorders>
           <w:top w:val="single" w:color="000000" w:themeColor="accent3" w:themeTint="98" w:sz="4" w:space="0"/>
-          <w:left w:val="none"/>
-          <w:bottom w:val="none"/>
-          <w:right w:val="none"/>
+          <w:left w:val="none" w:color="000000" w:sz="4" w:space="0"/>
+          <w:bottom w:val="none" w:color="000000" w:sz="4" w:space="0"/>
+          <w:right w:val="none" w:color="000000" w:sz="4" w:space="0"/>
         </w:tcBorders>
       </w:tcPr>
     </w:tblStylePr>
@@ -25513,9 +26209,9 @@
       </w:tcPr>
     </w:tblStylePr>
   </w:style>
-  <w:style w:type="table" w:styleId="114">
+  <w:style w:type="table" w:styleId="803">
     <w:name w:val="List Table 7 Colorful - Accent 4"/>
-    <w:basedOn w:val="666"/>
+    <w:basedOn w:val="889"/>
     <w:uiPriority w:val="99"/>
     <w:pPr>
       <w:pBdr/>
@@ -25614,11 +26310,11 @@
         <w:tblBorders/>
       </w:tblPr>
       <w:tcPr>
-        <w:shd w:color="ffffff"/>
+        <w:shd w:val="clear" w:color="ffffff"/>
         <w:tcBorders>
-          <w:top w:val="none"/>
-          <w:left w:val="none"/>
-          <w:bottom w:val="none"/>
+          <w:top w:val="none" w:color="000000" w:sz="4" w:space="0"/>
+          <w:left w:val="none" w:color="000000" w:sz="4" w:space="0"/>
+          <w:bottom w:val="none" w:color="000000" w:sz="4" w:space="0"/>
           <w:right w:val="single" w:color="000000" w:themeColor="accent4" w:themeTint="9A" w:sz="4" w:space="0"/>
         </w:tcBorders>
       </w:tcPr>
@@ -25641,10 +26337,10 @@
       <w:tcPr>
         <w:shd w:val="clear" w:color="ffffff" w:themeColor="light1" w:fill="ffffff" w:themeFill="light1"/>
         <w:tcBorders>
-          <w:top w:val="none"/>
-          <w:left w:val="none"/>
+          <w:top w:val="none" w:color="000000" w:sz="4" w:space="0"/>
+          <w:left w:val="none" w:color="000000" w:sz="4" w:space="0"/>
           <w:bottom w:val="single" w:color="000000" w:themeColor="accent4" w:themeTint="9A" w:sz="4" w:space="0"/>
-          <w:right w:val="none"/>
+          <w:right w:val="none" w:color="000000" w:sz="4" w:space="0"/>
         </w:tcBorders>
       </w:tcPr>
     </w:tblStylePr>
@@ -25664,12 +26360,12 @@
         <w:tblBorders/>
       </w:tblPr>
       <w:tcPr>
-        <w:shd w:color="ffffff"/>
+        <w:shd w:val="clear" w:color="ffffff"/>
         <w:tcBorders>
-          <w:top w:val="none"/>
+          <w:top w:val="none" w:color="000000" w:sz="4" w:space="0"/>
           <w:left w:val="single" w:color="000000" w:themeColor="accent4" w:themeTint="9A" w:sz="4" w:space="0"/>
-          <w:bottom w:val="none"/>
-          <w:right w:val="none"/>
+          <w:bottom w:val="none" w:color="000000" w:sz="4" w:space="0"/>
+          <w:right w:val="none" w:color="000000" w:sz="4" w:space="0"/>
         </w:tcBorders>
       </w:tcPr>
     </w:tblStylePr>
@@ -25692,9 +26388,9 @@
         <w:shd w:val="clear" w:color="ffffff" w:themeColor="light1" w:fill="ffffff" w:themeFill="light1"/>
         <w:tcBorders>
           <w:top w:val="single" w:color="000000" w:themeColor="accent4" w:themeTint="9A" w:sz="4" w:space="0"/>
-          <w:left w:val="none"/>
-          <w:bottom w:val="none"/>
-          <w:right w:val="none"/>
+          <w:left w:val="none" w:color="000000" w:sz="4" w:space="0"/>
+          <w:bottom w:val="none" w:color="000000" w:sz="4" w:space="0"/>
+          <w:right w:val="none" w:color="000000" w:sz="4" w:space="0"/>
         </w:tcBorders>
       </w:tcPr>
     </w:tblStylePr>
@@ -25769,9 +26465,9 @@
       </w:tcPr>
     </w:tblStylePr>
   </w:style>
-  <w:style w:type="table" w:styleId="115">
+  <w:style w:type="table" w:styleId="804">
     <w:name w:val="List Table 7 Colorful - Accent 5"/>
-    <w:basedOn w:val="666"/>
+    <w:basedOn w:val="889"/>
     <w:uiPriority w:val="99"/>
     <w:pPr>
       <w:pBdr/>
@@ -25870,11 +26566,11 @@
         <w:tblBorders/>
       </w:tblPr>
       <w:tcPr>
-        <w:shd w:color="ffffff"/>
+        <w:shd w:val="clear" w:color="ffffff"/>
         <w:tcBorders>
-          <w:top w:val="none"/>
-          <w:left w:val="none"/>
-          <w:bottom w:val="none"/>
+          <w:top w:val="none" w:color="000000" w:sz="4" w:space="0"/>
+          <w:left w:val="none" w:color="000000" w:sz="4" w:space="0"/>
+          <w:bottom w:val="none" w:color="000000" w:sz="4" w:space="0"/>
           <w:right w:val="single" w:color="000000" w:themeColor="accent5" w:themeTint="9A" w:sz="4" w:space="0"/>
         </w:tcBorders>
       </w:tcPr>
@@ -25897,10 +26593,10 @@
       <w:tcPr>
         <w:shd w:val="clear" w:color="ffffff" w:themeColor="light1" w:fill="ffffff" w:themeFill="light1"/>
         <w:tcBorders>
-          <w:top w:val="none"/>
-          <w:left w:val="none"/>
+          <w:top w:val="none" w:color="000000" w:sz="4" w:space="0"/>
+          <w:left w:val="none" w:color="000000" w:sz="4" w:space="0"/>
           <w:bottom w:val="single" w:color="000000" w:themeColor="accent5" w:themeTint="9A" w:sz="4" w:space="0"/>
-          <w:right w:val="none"/>
+          <w:right w:val="none" w:color="000000" w:sz="4" w:space="0"/>
         </w:tcBorders>
       </w:tcPr>
     </w:tblStylePr>
@@ -25920,12 +26616,12 @@
         <w:tblBorders/>
       </w:tblPr>
       <w:tcPr>
-        <w:shd w:color="ffffff"/>
+        <w:shd w:val="clear" w:color="ffffff"/>
         <w:tcBorders>
-          <w:top w:val="none"/>
+          <w:top w:val="none" w:color="000000" w:sz="4" w:space="0"/>
           <w:left w:val="single" w:color="000000" w:themeColor="accent5" w:themeTint="9A" w:sz="4" w:space="0"/>
-          <w:bottom w:val="none"/>
-          <w:right w:val="none"/>
+          <w:bottom w:val="none" w:color="000000" w:sz="4" w:space="0"/>
+          <w:right w:val="none" w:color="000000" w:sz="4" w:space="0"/>
         </w:tcBorders>
       </w:tcPr>
     </w:tblStylePr>
@@ -25948,9 +26644,9 @@
         <w:shd w:val="clear" w:color="ffffff" w:themeColor="light1" w:fill="ffffff" w:themeFill="light1"/>
         <w:tcBorders>
           <w:top w:val="single" w:color="000000" w:themeColor="accent5" w:themeTint="9A" w:sz="4" w:space="0"/>
-          <w:left w:val="none"/>
-          <w:bottom w:val="none"/>
-          <w:right w:val="none"/>
+          <w:left w:val="none" w:color="000000" w:sz="4" w:space="0"/>
+          <w:bottom w:val="none" w:color="000000" w:sz="4" w:space="0"/>
+          <w:right w:val="none" w:color="000000" w:sz="4" w:space="0"/>
         </w:tcBorders>
       </w:tcPr>
     </w:tblStylePr>
@@ -26025,9 +26721,9 @@
       </w:tcPr>
     </w:tblStylePr>
   </w:style>
-  <w:style w:type="table" w:styleId="116">
+  <w:style w:type="table" w:styleId="805">
     <w:name w:val="List Table 7 Colorful - Accent 6"/>
-    <w:basedOn w:val="666"/>
+    <w:basedOn w:val="889"/>
     <w:uiPriority w:val="99"/>
     <w:pPr>
       <w:pBdr/>
@@ -26126,11 +26822,11 @@
         <w:tblBorders/>
       </w:tblPr>
       <w:tcPr>
-        <w:shd w:color="ffffff"/>
+        <w:shd w:val="clear" w:color="ffffff"/>
         <w:tcBorders>
-          <w:top w:val="none"/>
-          <w:left w:val="none"/>
-          <w:bottom w:val="none"/>
+          <w:top w:val="none" w:color="000000" w:sz="4" w:space="0"/>
+          <w:left w:val="none" w:color="000000" w:sz="4" w:space="0"/>
+          <w:bottom w:val="none" w:color="000000" w:sz="4" w:space="0"/>
           <w:right w:val="single" w:color="000000" w:themeColor="accent6" w:themeTint="98" w:sz="4" w:space="0"/>
         </w:tcBorders>
       </w:tcPr>
@@ -26153,10 +26849,10 @@
       <w:tcPr>
         <w:shd w:val="clear" w:color="ffffff" w:themeColor="light1" w:fill="ffffff" w:themeFill="light1"/>
         <w:tcBorders>
-          <w:top w:val="none"/>
-          <w:left w:val="none"/>
+          <w:top w:val="none" w:color="000000" w:sz="4" w:space="0"/>
+          <w:left w:val="none" w:color="000000" w:sz="4" w:space="0"/>
           <w:bottom w:val="single" w:color="000000" w:themeColor="accent6" w:themeTint="98" w:sz="4" w:space="0"/>
-          <w:right w:val="none"/>
+          <w:right w:val="none" w:color="000000" w:sz="4" w:space="0"/>
         </w:tcBorders>
       </w:tcPr>
     </w:tblStylePr>
@@ -26176,12 +26872,12 @@
         <w:tblBorders/>
       </w:tblPr>
       <w:tcPr>
-        <w:shd w:color="ffffff"/>
+        <w:shd w:val="clear" w:color="ffffff"/>
         <w:tcBorders>
-          <w:top w:val="none"/>
+          <w:top w:val="none" w:color="000000" w:sz="4" w:space="0"/>
           <w:left w:val="single" w:color="000000" w:themeColor="accent6" w:themeTint="98" w:sz="4" w:space="0"/>
-          <w:bottom w:val="none"/>
-          <w:right w:val="none"/>
+          <w:bottom w:val="none" w:color="000000" w:sz="4" w:space="0"/>
+          <w:right w:val="none" w:color="000000" w:sz="4" w:space="0"/>
         </w:tcBorders>
       </w:tcPr>
     </w:tblStylePr>
@@ -26204,9 +26900,9 @@
         <w:shd w:val="clear" w:color="ffffff" w:themeColor="light1" w:fill="ffffff" w:themeFill="light1"/>
         <w:tcBorders>
           <w:top w:val="single" w:color="000000" w:themeColor="accent6" w:themeTint="98" w:sz="4" w:space="0"/>
-          <w:left w:val="none"/>
-          <w:bottom w:val="none"/>
-          <w:right w:val="none"/>
+          <w:left w:val="none" w:color="000000" w:sz="4" w:space="0"/>
+          <w:bottom w:val="none" w:color="000000" w:sz="4" w:space="0"/>
+          <w:right w:val="none" w:color="000000" w:sz="4" w:space="0"/>
         </w:tcBorders>
       </w:tcPr>
     </w:tblStylePr>
@@ -26281,9 +26977,9 @@
       </w:tcPr>
     </w:tblStylePr>
   </w:style>
-  <w:style w:type="table" w:styleId="117">
+  <w:style w:type="table" w:styleId="806">
     <w:name w:val="Lined - Accent"/>
-    <w:basedOn w:val="666"/>
+    <w:basedOn w:val="889"/>
     <w:uiPriority w:val="99"/>
     <w:pPr>
       <w:pBdr/>
@@ -26518,9 +27214,9 @@
       </w:tcPr>
     </w:tblStylePr>
   </w:style>
-  <w:style w:type="table" w:styleId="118">
+  <w:style w:type="table" w:styleId="807">
     <w:name w:val="Lined - Accent 1"/>
-    <w:basedOn w:val="666"/>
+    <w:basedOn w:val="889"/>
     <w:uiPriority w:val="99"/>
     <w:pPr>
       <w:pBdr/>
@@ -26755,9 +27451,9 @@
       </w:tcPr>
     </w:tblStylePr>
   </w:style>
-  <w:style w:type="table" w:styleId="119">
+  <w:style w:type="table" w:styleId="808">
     <w:name w:val="Lined - Accent 2"/>
-    <w:basedOn w:val="666"/>
+    <w:basedOn w:val="889"/>
     <w:uiPriority w:val="99"/>
     <w:pPr>
       <w:pBdr/>
@@ -26992,9 +27688,9 @@
       </w:tcPr>
     </w:tblStylePr>
   </w:style>
-  <w:style w:type="table" w:styleId="120">
+  <w:style w:type="table" w:styleId="809">
     <w:name w:val="Lined - Accent 3"/>
-    <w:basedOn w:val="666"/>
+    <w:basedOn w:val="889"/>
     <w:uiPriority w:val="99"/>
     <w:pPr>
       <w:pBdr/>
@@ -27229,9 +27925,9 @@
       </w:tcPr>
     </w:tblStylePr>
   </w:style>
-  <w:style w:type="table" w:styleId="121">
+  <w:style w:type="table" w:styleId="810">
     <w:name w:val="Lined - Accent 4"/>
-    <w:basedOn w:val="666"/>
+    <w:basedOn w:val="889"/>
     <w:uiPriority w:val="99"/>
     <w:pPr>
       <w:pBdr/>
@@ -27466,9 +28162,9 @@
       </w:tcPr>
     </w:tblStylePr>
   </w:style>
-  <w:style w:type="table" w:styleId="122">
+  <w:style w:type="table" w:styleId="811">
     <w:name w:val="Lined - Accent 5"/>
-    <w:basedOn w:val="666"/>
+    <w:basedOn w:val="889"/>
     <w:uiPriority w:val="99"/>
     <w:pPr>
       <w:pBdr/>
@@ -27703,9 +28399,9 @@
       </w:tcPr>
     </w:tblStylePr>
   </w:style>
-  <w:style w:type="table" w:styleId="123">
+  <w:style w:type="table" w:styleId="812">
     <w:name w:val="Lined - Accent 6"/>
-    <w:basedOn w:val="666"/>
+    <w:basedOn w:val="889"/>
     <w:uiPriority w:val="99"/>
     <w:pPr>
       <w:pBdr/>
@@ -27940,9 +28636,9 @@
       </w:tcPr>
     </w:tblStylePr>
   </w:style>
-  <w:style w:type="table" w:styleId="124">
+  <w:style w:type="table" w:styleId="813">
     <w:name w:val="Bordered &amp; Lined - Accent"/>
-    <w:basedOn w:val="666"/>
+    <w:basedOn w:val="889"/>
     <w:uiPriority w:val="99"/>
     <w:pPr>
       <w:pBdr/>
@@ -28184,9 +28880,9 @@
       </w:tcPr>
     </w:tblStylePr>
   </w:style>
-  <w:style w:type="table" w:styleId="125">
+  <w:style w:type="table" w:styleId="814">
     <w:name w:val="Bordered &amp; Lined - Accent 1"/>
-    <w:basedOn w:val="666"/>
+    <w:basedOn w:val="889"/>
     <w:uiPriority w:val="99"/>
     <w:pPr>
       <w:pBdr/>
@@ -28428,9 +29124,9 @@
       </w:tcPr>
     </w:tblStylePr>
   </w:style>
-  <w:style w:type="table" w:styleId="126">
+  <w:style w:type="table" w:styleId="815">
     <w:name w:val="Bordered &amp; Lined - Accent 2"/>
-    <w:basedOn w:val="666"/>
+    <w:basedOn w:val="889"/>
     <w:uiPriority w:val="99"/>
     <w:pPr>
       <w:pBdr/>
@@ -28672,9 +29368,9 @@
       </w:tcPr>
     </w:tblStylePr>
   </w:style>
-  <w:style w:type="table" w:styleId="127">
+  <w:style w:type="table" w:styleId="816">
     <w:name w:val="Bordered &amp; Lined - Accent 3"/>
-    <w:basedOn w:val="666"/>
+    <w:basedOn w:val="889"/>
     <w:uiPriority w:val="99"/>
     <w:pPr>
       <w:pBdr/>
@@ -28916,9 +29612,9 @@
       </w:tcPr>
     </w:tblStylePr>
   </w:style>
-  <w:style w:type="table" w:styleId="128">
+  <w:style w:type="table" w:styleId="817">
     <w:name w:val="Bordered &amp; Lined - Accent 4"/>
-    <w:basedOn w:val="666"/>
+    <w:basedOn w:val="889"/>
     <w:uiPriority w:val="99"/>
     <w:pPr>
       <w:pBdr/>
@@ -29160,9 +29856,9 @@
       </w:tcPr>
     </w:tblStylePr>
   </w:style>
-  <w:style w:type="table" w:styleId="129">
+  <w:style w:type="table" w:styleId="818">
     <w:name w:val="Bordered &amp; Lined - Accent 5"/>
-    <w:basedOn w:val="666"/>
+    <w:basedOn w:val="889"/>
     <w:uiPriority w:val="99"/>
     <w:pPr>
       <w:pBdr/>
@@ -29404,9 +30100,9 @@
       </w:tcPr>
     </w:tblStylePr>
   </w:style>
-  <w:style w:type="table" w:styleId="130">
+  <w:style w:type="table" w:styleId="819">
     <w:name w:val="Bordered &amp; Lined - Accent 6"/>
-    <w:basedOn w:val="666"/>
+    <w:basedOn w:val="889"/>
     <w:uiPriority w:val="99"/>
     <w:pPr>
       <w:pBdr/>
@@ -29648,9 +30344,9 @@
       </w:tcPr>
     </w:tblStylePr>
   </w:style>
-  <w:style w:type="table" w:styleId="131">
+  <w:style w:type="table" w:styleId="820">
     <w:name w:val="Bordered"/>
-    <w:basedOn w:val="666"/>
+    <w:basedOn w:val="889"/>
     <w:uiPriority w:val="99"/>
     <w:pPr>
       <w:pBdr/>
@@ -29879,9 +30575,9 @@
       </w:tcPr>
     </w:tblStylePr>
   </w:style>
-  <w:style w:type="table" w:styleId="132">
+  <w:style w:type="table" w:styleId="821">
     <w:name w:val="Bordered - Accent 1"/>
-    <w:basedOn w:val="666"/>
+    <w:basedOn w:val="889"/>
     <w:uiPriority w:val="99"/>
     <w:pPr>
       <w:pBdr/>
@@ -30110,9 +30806,9 @@
       </w:tcPr>
     </w:tblStylePr>
   </w:style>
-  <w:style w:type="table" w:styleId="133">
+  <w:style w:type="table" w:styleId="822">
     <w:name w:val="Bordered - Accent 2"/>
-    <w:basedOn w:val="666"/>
+    <w:basedOn w:val="889"/>
     <w:uiPriority w:val="99"/>
     <w:pPr>
       <w:pBdr/>
@@ -30341,9 +31037,9 @@
       </w:tcPr>
     </w:tblStylePr>
   </w:style>
-  <w:style w:type="table" w:styleId="134">
+  <w:style w:type="table" w:styleId="823">
     <w:name w:val="Bordered - Accent 3"/>
-    <w:basedOn w:val="666"/>
+    <w:basedOn w:val="889"/>
     <w:uiPriority w:val="99"/>
     <w:pPr>
       <w:pBdr/>
@@ -30572,9 +31268,9 @@
       </w:tcPr>
     </w:tblStylePr>
   </w:style>
-  <w:style w:type="table" w:styleId="135">
+  <w:style w:type="table" w:styleId="824">
     <w:name w:val="Bordered - Accent 4"/>
-    <w:basedOn w:val="666"/>
+    <w:basedOn w:val="889"/>
     <w:uiPriority w:val="99"/>
     <w:pPr>
       <w:pBdr/>
@@ -30803,9 +31499,9 @@
       </w:tcPr>
     </w:tblStylePr>
   </w:style>
-  <w:style w:type="table" w:styleId="136">
+  <w:style w:type="table" w:styleId="825">
     <w:name w:val="Bordered - Accent 5"/>
-    <w:basedOn w:val="666"/>
+    <w:basedOn w:val="889"/>
     <w:uiPriority w:val="99"/>
     <w:pPr>
       <w:pBdr/>
@@ -31034,9 +31730,9 @@
       </w:tcPr>
     </w:tblStylePr>
   </w:style>
-  <w:style w:type="table" w:styleId="137">
+  <w:style w:type="table" w:styleId="826">
     <w:name w:val="Bordered - Accent 6"/>
-    <w:basedOn w:val="666"/>
+    <w:basedOn w:val="889"/>
     <w:uiPriority w:val="99"/>
     <w:pPr>
       <w:pBdr/>
@@ -31265,11 +31961,11 @@
       </w:tcPr>
     </w:tblStylePr>
   </w:style>
-  <w:style w:type="paragraph" w:styleId="139">
+  <w:style w:type="paragraph" w:styleId="827">
     <w:name w:val="Heading 1"/>
-    <w:basedOn w:val="664"/>
-    <w:next w:val="664"/>
-    <w:link w:val="150"/>
+    <w:basedOn w:val="887"/>
+    <w:next w:val="887"/>
+    <w:link w:val="836"/>
     <w:uiPriority w:val="9"/>
     <w:qFormat/>
     <w:pPr>
@@ -31287,11 +31983,11 @@
       <w:szCs w:val="40"/>
     </w:rPr>
   </w:style>
-  <w:style w:type="paragraph" w:styleId="140">
+  <w:style w:type="paragraph" w:styleId="828">
     <w:name w:val="Heading 2"/>
-    <w:basedOn w:val="664"/>
-    <w:next w:val="664"/>
-    <w:link w:val="151"/>
+    <w:basedOn w:val="887"/>
+    <w:next w:val="887"/>
+    <w:link w:val="837"/>
     <w:uiPriority w:val="9"/>
     <w:unhideWhenUsed/>
     <w:qFormat/>
@@ -31310,11 +32006,11 @@
       <w:szCs w:val="32"/>
     </w:rPr>
   </w:style>
-  <w:style w:type="paragraph" w:styleId="141">
+  <w:style w:type="paragraph" w:styleId="829">
     <w:name w:val="Heading 3"/>
-    <w:basedOn w:val="664"/>
-    <w:next w:val="664"/>
-    <w:link w:val="152"/>
+    <w:basedOn w:val="887"/>
+    <w:next w:val="887"/>
+    <w:link w:val="838"/>
     <w:uiPriority w:val="9"/>
     <w:unhideWhenUsed/>
     <w:qFormat/>
@@ -31333,11 +32029,11 @@
       <w:szCs w:val="28"/>
     </w:rPr>
   </w:style>
-  <w:style w:type="paragraph" w:styleId="142">
+  <w:style w:type="paragraph" w:styleId="830">
     <w:name w:val="Heading 4"/>
-    <w:basedOn w:val="664"/>
-    <w:next w:val="664"/>
-    <w:link w:val="153"/>
+    <w:basedOn w:val="887"/>
+    <w:next w:val="887"/>
+    <w:link w:val="839"/>
     <w:uiPriority w:val="9"/>
     <w:unhideWhenUsed/>
     <w:qFormat/>
@@ -31356,11 +32052,11 @@
       <w:color w:val="0f4761" w:themeColor="accent1" w:themeShade="BF"/>
     </w:rPr>
   </w:style>
-  <w:style w:type="paragraph" w:styleId="143">
+  <w:style w:type="paragraph" w:styleId="831">
     <w:name w:val="Heading 5"/>
-    <w:basedOn w:val="664"/>
-    <w:next w:val="664"/>
-    <w:link w:val="154"/>
+    <w:basedOn w:val="887"/>
+    <w:next w:val="887"/>
+    <w:link w:val="840"/>
     <w:uiPriority w:val="9"/>
     <w:unhideWhenUsed/>
     <w:qFormat/>
@@ -31377,11 +32073,11 @@
       <w:color w:val="0f4761" w:themeColor="accent1" w:themeShade="BF"/>
     </w:rPr>
   </w:style>
-  <w:style w:type="paragraph" w:styleId="144">
+  <w:style w:type="paragraph" w:styleId="832">
     <w:name w:val="Heading 6"/>
-    <w:basedOn w:val="664"/>
-    <w:next w:val="664"/>
-    <w:link w:val="155"/>
+    <w:basedOn w:val="887"/>
+    <w:next w:val="887"/>
+    <w:link w:val="841"/>
     <w:uiPriority w:val="9"/>
     <w:unhideWhenUsed/>
     <w:qFormat/>
@@ -31400,11 +32096,11 @@
       <w:color w:val="595959" w:themeColor="text1" w:themeTint="A6"/>
     </w:rPr>
   </w:style>
-  <w:style w:type="paragraph" w:styleId="145">
+  <w:style w:type="paragraph" w:styleId="833">
     <w:name w:val="Heading 7"/>
-    <w:basedOn w:val="664"/>
-    <w:next w:val="664"/>
-    <w:link w:val="156"/>
+    <w:basedOn w:val="887"/>
+    <w:next w:val="887"/>
+    <w:link w:val="842"/>
     <w:uiPriority w:val="9"/>
     <w:unhideWhenUsed/>
     <w:qFormat/>
@@ -31421,11 +32117,11 @@
       <w:color w:val="595959" w:themeColor="text1" w:themeTint="A6"/>
     </w:rPr>
   </w:style>
-  <w:style w:type="paragraph" w:styleId="146">
+  <w:style w:type="paragraph" w:styleId="834">
     <w:name w:val="Heading 8"/>
-    <w:basedOn w:val="664"/>
-    <w:next w:val="664"/>
-    <w:link w:val="157"/>
+    <w:basedOn w:val="887"/>
+    <w:next w:val="887"/>
+    <w:link w:val="843"/>
     <w:uiPriority w:val="9"/>
     <w:unhideWhenUsed/>
     <w:qFormat/>
@@ -31444,11 +32140,11 @@
       <w:color w:val="272727" w:themeColor="text1" w:themeTint="D8"/>
     </w:rPr>
   </w:style>
-  <w:style w:type="paragraph" w:styleId="147">
+  <w:style w:type="paragraph" w:styleId="835">
     <w:name w:val="Heading 9"/>
-    <w:basedOn w:val="664"/>
-    <w:next w:val="664"/>
-    <w:link w:val="158"/>
+    <w:basedOn w:val="887"/>
+    <w:next w:val="887"/>
+    <w:link w:val="844"/>
     <w:uiPriority w:val="9"/>
     <w:unhideWhenUsed/>
     <w:qFormat/>
@@ -31467,10 +32163,10 @@
       <w:color w:val="272727" w:themeColor="text1" w:themeTint="D8"/>
     </w:rPr>
   </w:style>
-  <w:style w:type="character" w:styleId="150">
+  <w:style w:type="character" w:styleId="836">
     <w:name w:val="Heading 1 Char"/>
-    <w:basedOn w:val="665"/>
-    <w:link w:val="139"/>
+    <w:basedOn w:val="888"/>
+    <w:link w:val="827"/>
     <w:uiPriority w:val="9"/>
     <w:pPr>
       <w:pBdr/>
@@ -31484,10 +32180,10 @@
       <w:szCs w:val="40"/>
     </w:rPr>
   </w:style>
-  <w:style w:type="character" w:styleId="151">
+  <w:style w:type="character" w:styleId="837">
     <w:name w:val="Heading 2 Char"/>
-    <w:basedOn w:val="665"/>
-    <w:link w:val="140"/>
+    <w:basedOn w:val="888"/>
+    <w:link w:val="828"/>
     <w:uiPriority w:val="9"/>
     <w:pPr>
       <w:pBdr/>
@@ -31501,10 +32197,10 @@
       <w:szCs w:val="32"/>
     </w:rPr>
   </w:style>
-  <w:style w:type="character" w:styleId="152">
+  <w:style w:type="character" w:styleId="838">
     <w:name w:val="Heading 3 Char"/>
-    <w:basedOn w:val="665"/>
-    <w:link w:val="141"/>
+    <w:basedOn w:val="888"/>
+    <w:link w:val="829"/>
     <w:uiPriority w:val="9"/>
     <w:pPr>
       <w:pBdr/>
@@ -31518,10 +32214,10 @@
       <w:szCs w:val="28"/>
     </w:rPr>
   </w:style>
-  <w:style w:type="character" w:styleId="153">
+  <w:style w:type="character" w:styleId="839">
     <w:name w:val="Heading 4 Char"/>
-    <w:basedOn w:val="665"/>
-    <w:link w:val="142"/>
+    <w:basedOn w:val="888"/>
+    <w:link w:val="830"/>
     <w:uiPriority w:val="9"/>
     <w:pPr>
       <w:pBdr/>
@@ -31535,10 +32231,10 @@
       <w:color w:val="0f4761" w:themeColor="accent1" w:themeShade="BF"/>
     </w:rPr>
   </w:style>
-  <w:style w:type="character" w:styleId="154">
+  <w:style w:type="character" w:styleId="840">
     <w:name w:val="Heading 5 Char"/>
-    <w:basedOn w:val="665"/>
-    <w:link w:val="143"/>
+    <w:basedOn w:val="888"/>
+    <w:link w:val="831"/>
     <w:uiPriority w:val="9"/>
     <w:pPr>
       <w:pBdr/>
@@ -31550,10 +32246,10 @@
       <w:color w:val="0f4761" w:themeColor="accent1" w:themeShade="BF"/>
     </w:rPr>
   </w:style>
-  <w:style w:type="character" w:styleId="155">
+  <w:style w:type="character" w:styleId="841">
     <w:name w:val="Heading 6 Char"/>
-    <w:basedOn w:val="665"/>
-    <w:link w:val="144"/>
+    <w:basedOn w:val="888"/>
+    <w:link w:val="832"/>
     <w:uiPriority w:val="9"/>
     <w:pPr>
       <w:pBdr/>
@@ -31567,10 +32263,10 @@
       <w:color w:val="595959" w:themeColor="text1" w:themeTint="A6"/>
     </w:rPr>
   </w:style>
-  <w:style w:type="character" w:styleId="156">
+  <w:style w:type="character" w:styleId="842">
     <w:name w:val="Heading 7 Char"/>
-    <w:basedOn w:val="665"/>
-    <w:link w:val="145"/>
+    <w:basedOn w:val="888"/>
+    <w:link w:val="833"/>
     <w:uiPriority w:val="9"/>
     <w:pPr>
       <w:pBdr/>
@@ -31582,10 +32278,10 @@
       <w:color w:val="595959" w:themeColor="text1" w:themeTint="A6"/>
     </w:rPr>
   </w:style>
-  <w:style w:type="character" w:styleId="157">
+  <w:style w:type="character" w:styleId="843">
     <w:name w:val="Heading 8 Char"/>
-    <w:basedOn w:val="665"/>
-    <w:link w:val="146"/>
+    <w:basedOn w:val="888"/>
+    <w:link w:val="834"/>
     <w:uiPriority w:val="9"/>
     <w:pPr>
       <w:pBdr/>
@@ -31599,10 +32295,10 @@
       <w:color w:val="272727" w:themeColor="text1" w:themeTint="D8"/>
     </w:rPr>
   </w:style>
-  <w:style w:type="character" w:styleId="158">
+  <w:style w:type="character" w:styleId="844">
     <w:name w:val="Heading 9 Char"/>
-    <w:basedOn w:val="665"/>
-    <w:link w:val="147"/>
+    <w:basedOn w:val="888"/>
+    <w:link w:val="835"/>
     <w:uiPriority w:val="9"/>
     <w:pPr>
       <w:pBdr/>
@@ -31616,11 +32312,11 @@
       <w:color w:val="272727" w:themeColor="text1" w:themeTint="D8"/>
     </w:rPr>
   </w:style>
-  <w:style w:type="paragraph" w:styleId="159">
+  <w:style w:type="paragraph" w:styleId="845">
     <w:name w:val="Title"/>
-    <w:basedOn w:val="664"/>
-    <w:next w:val="664"/>
-    <w:link w:val="160"/>
+    <w:basedOn w:val="887"/>
+    <w:next w:val="887"/>
+    <w:link w:val="846"/>
     <w:uiPriority w:val="10"/>
     <w:qFormat/>
     <w:pPr>
@@ -31636,10 +32332,10 @@
       <w:szCs w:val="56"/>
     </w:rPr>
   </w:style>
-  <w:style w:type="character" w:styleId="160">
+  <w:style w:type="character" w:styleId="846">
     <w:name w:val="Title Char"/>
-    <w:basedOn w:val="665"/>
-    <w:link w:val="159"/>
+    <w:basedOn w:val="888"/>
+    <w:link w:val="845"/>
     <w:uiPriority w:val="10"/>
     <w:pPr>
       <w:pBdr/>
@@ -31653,11 +32349,11 @@
       <w:szCs w:val="56"/>
     </w:rPr>
   </w:style>
-  <w:style w:type="paragraph" w:styleId="161">
+  <w:style w:type="paragraph" w:styleId="847">
     <w:name w:val="Subtitle"/>
-    <w:basedOn w:val="664"/>
-    <w:next w:val="664"/>
-    <w:link w:val="162"/>
+    <w:basedOn w:val="887"/>
+    <w:next w:val="887"/>
+    <w:link w:val="848"/>
     <w:uiPriority w:val="11"/>
     <w:qFormat/>
     <w:pPr>
@@ -31675,10 +32371,10 @@
       <w:szCs w:val="28"/>
     </w:rPr>
   </w:style>
-  <w:style w:type="character" w:styleId="162">
+  <w:style w:type="character" w:styleId="848">
     <w:name w:val="Subtitle Char"/>
-    <w:basedOn w:val="665"/>
-    <w:link w:val="161"/>
+    <w:basedOn w:val="888"/>
+    <w:link w:val="847"/>
     <w:uiPriority w:val="11"/>
     <w:pPr>
       <w:pBdr/>
@@ -31692,11 +32388,11 @@
       <w:szCs w:val="28"/>
     </w:rPr>
   </w:style>
-  <w:style w:type="paragraph" w:styleId="163">
+  <w:style w:type="paragraph" w:styleId="849">
     <w:name w:val="Quote"/>
-    <w:basedOn w:val="664"/>
-    <w:next w:val="664"/>
-    <w:link w:val="164"/>
+    <w:basedOn w:val="887"/>
+    <w:next w:val="887"/>
+    <w:link w:val="850"/>
     <w:uiPriority w:val="29"/>
     <w:qFormat/>
     <w:pPr>
@@ -31711,10 +32407,10 @@
       <w:color w:val="404040" w:themeColor="text1" w:themeTint="BF"/>
     </w:rPr>
   </w:style>
-  <w:style w:type="character" w:styleId="164">
+  <w:style w:type="character" w:styleId="850">
     <w:name w:val="Quote Char"/>
-    <w:basedOn w:val="665"/>
-    <w:link w:val="163"/>
+    <w:basedOn w:val="888"/>
+    <w:link w:val="849"/>
     <w:uiPriority w:val="29"/>
     <w:pPr>
       <w:pBdr/>
@@ -31727,9 +32423,9 @@
       <w:color w:val="404040" w:themeColor="text1" w:themeTint="BF"/>
     </w:rPr>
   </w:style>
-  <w:style w:type="paragraph" w:styleId="165">
+  <w:style w:type="paragraph" w:styleId="851">
     <w:name w:val="List Paragraph"/>
-    <w:basedOn w:val="664"/>
+    <w:basedOn w:val="887"/>
     <w:uiPriority w:val="34"/>
     <w:qFormat/>
     <w:pPr>
@@ -31739,9 +32435,9 @@
       <w:contextualSpacing w:val="true"/>
     </w:pPr>
   </w:style>
-  <w:style w:type="character" w:styleId="166">
+  <w:style w:type="character" w:styleId="852">
     <w:name w:val="Intense Emphasis"/>
-    <w:basedOn w:val="665"/>
+    <w:basedOn w:val="888"/>
     <w:uiPriority w:val="21"/>
     <w:qFormat/>
     <w:pPr>
@@ -31755,11 +32451,11 @@
       <w:color w:val="0f4761" w:themeColor="accent1" w:themeShade="BF"/>
     </w:rPr>
   </w:style>
-  <w:style w:type="paragraph" w:styleId="167">
+  <w:style w:type="paragraph" w:styleId="853">
     <w:name w:val="Intense Quote"/>
-    <w:basedOn w:val="664"/>
-    <w:next w:val="664"/>
-    <w:link w:val="168"/>
+    <w:basedOn w:val="887"/>
+    <w:next w:val="887"/>
+    <w:link w:val="854"/>
     <w:uiPriority w:val="30"/>
     <w:qFormat/>
     <w:pPr>
@@ -31777,10 +32473,10 @@
       <w:color w:val="0f4761" w:themeColor="accent1" w:themeShade="BF"/>
     </w:rPr>
   </w:style>
-  <w:style w:type="character" w:styleId="168">
+  <w:style w:type="character" w:styleId="854">
     <w:name w:val="Intense Quote Char"/>
-    <w:basedOn w:val="665"/>
-    <w:link w:val="167"/>
+    <w:basedOn w:val="888"/>
+    <w:link w:val="853"/>
     <w:uiPriority w:val="30"/>
     <w:pPr>
       <w:pBdr/>
@@ -31793,9 +32489,9 @@
       <w:color w:val="0f4761" w:themeColor="accent1" w:themeShade="BF"/>
     </w:rPr>
   </w:style>
-  <w:style w:type="character" w:styleId="169">
+  <w:style w:type="character" w:styleId="855">
     <w:name w:val="Intense Reference"/>
-    <w:basedOn w:val="665"/>
+    <w:basedOn w:val="888"/>
     <w:uiPriority w:val="32"/>
     <w:qFormat/>
     <w:pPr>
@@ -31811,9 +32507,9 @@
       <w:spacing w:val="5"/>
     </w:rPr>
   </w:style>
-  <w:style w:type="paragraph" w:styleId="170">
+  <w:style w:type="paragraph" w:styleId="856">
     <w:name w:val="No Spacing"/>
-    <w:basedOn w:val="664"/>
+    <w:basedOn w:val="887"/>
     <w:uiPriority w:val="1"/>
     <w:qFormat/>
     <w:pPr>
@@ -31822,9 +32518,9 @@
       <w:ind/>
     </w:pPr>
   </w:style>
-  <w:style w:type="character" w:styleId="171">
+  <w:style w:type="character" w:styleId="857">
     <w:name w:val="Subtle Emphasis"/>
-    <w:basedOn w:val="665"/>
+    <w:basedOn w:val="888"/>
     <w:uiPriority w:val="19"/>
     <w:qFormat/>
     <w:pPr>
@@ -31838,9 +32534,9 @@
       <w:color w:val="404040" w:themeColor="text1" w:themeTint="BF"/>
     </w:rPr>
   </w:style>
-  <w:style w:type="character" w:styleId="172">
+  <w:style w:type="character" w:styleId="858">
     <w:name w:val="Emphasis"/>
-    <w:basedOn w:val="665"/>
+    <w:basedOn w:val="888"/>
     <w:uiPriority w:val="20"/>
     <w:qFormat/>
     <w:pPr>
@@ -31853,9 +32549,9 @@
       <w:iCs/>
     </w:rPr>
   </w:style>
-  <w:style w:type="character" w:styleId="173">
+  <w:style w:type="character" w:styleId="859">
     <w:name w:val="Strong"/>
-    <w:basedOn w:val="665"/>
+    <w:basedOn w:val="888"/>
     <w:uiPriority w:val="22"/>
     <w:qFormat/>
     <w:pPr>
@@ -31868,9 +32564,9 @@
       <w:bCs/>
     </w:rPr>
   </w:style>
-  <w:style w:type="character" w:styleId="174">
+  <w:style w:type="character" w:styleId="860">
     <w:name w:val="Subtle Reference"/>
-    <w:basedOn w:val="665"/>
+    <w:basedOn w:val="888"/>
     <w:uiPriority w:val="31"/>
     <w:qFormat/>
     <w:pPr>
@@ -31883,9 +32579,9 @@
       <w:color w:val="5a5a5a" w:themeColor="text1" w:themeTint="A5"/>
     </w:rPr>
   </w:style>
-  <w:style w:type="character" w:styleId="175">
+  <w:style w:type="character" w:styleId="861">
     <w:name w:val="Book Title"/>
-    <w:basedOn w:val="665"/>
+    <w:basedOn w:val="888"/>
     <w:uiPriority w:val="33"/>
     <w:qFormat/>
     <w:pPr>
@@ -31901,10 +32597,10 @@
       <w:spacing w:val="5"/>
     </w:rPr>
   </w:style>
-  <w:style w:type="paragraph" w:styleId="176">
+  <w:style w:type="paragraph" w:styleId="862">
     <w:name w:val="Header"/>
-    <w:basedOn w:val="664"/>
-    <w:link w:val="177"/>
+    <w:basedOn w:val="887"/>
+    <w:link w:val="863"/>
     <w:uiPriority w:val="99"/>
     <w:unhideWhenUsed/>
     <w:pPr>
@@ -31917,10 +32613,10 @@
       <w:ind/>
     </w:pPr>
   </w:style>
-  <w:style w:type="character" w:styleId="177">
+  <w:style w:type="character" w:styleId="863">
     <w:name w:val="Header Char"/>
-    <w:basedOn w:val="665"/>
-    <w:link w:val="176"/>
+    <w:basedOn w:val="888"/>
+    <w:link w:val="862"/>
     <w:uiPriority w:val="99"/>
     <w:pPr>
       <w:pBdr/>
@@ -31928,10 +32624,10 @@
       <w:ind/>
     </w:pPr>
   </w:style>
-  <w:style w:type="paragraph" w:styleId="178">
+  <w:style w:type="paragraph" w:styleId="864">
     <w:name w:val="Footer"/>
-    <w:basedOn w:val="664"/>
-    <w:link w:val="179"/>
+    <w:basedOn w:val="887"/>
+    <w:link w:val="865"/>
     <w:uiPriority w:val="99"/>
     <w:unhideWhenUsed/>
     <w:pPr>
@@ -31944,10 +32640,10 @@
       <w:ind/>
     </w:pPr>
   </w:style>
-  <w:style w:type="character" w:styleId="179">
+  <w:style w:type="character" w:styleId="865">
     <w:name w:val="Footer Char"/>
-    <w:basedOn w:val="665"/>
-    <w:link w:val="178"/>
+    <w:basedOn w:val="888"/>
+    <w:link w:val="864"/>
     <w:uiPriority w:val="99"/>
     <w:pPr>
       <w:pBdr/>
@@ -31955,10 +32651,10 @@
       <w:ind/>
     </w:pPr>
   </w:style>
-  <w:style w:type="paragraph" w:styleId="180">
+  <w:style w:type="paragraph" w:styleId="866">
     <w:name w:val="Caption"/>
-    <w:basedOn w:val="664"/>
-    <w:next w:val="664"/>
+    <w:basedOn w:val="887"/>
+    <w:next w:val="887"/>
     <w:uiPriority w:val="35"/>
     <w:unhideWhenUsed/>
     <w:qFormat/>
@@ -31975,10 +32671,10 @@
       <w:szCs w:val="18"/>
     </w:rPr>
   </w:style>
-  <w:style w:type="paragraph" w:styleId="181">
+  <w:style w:type="paragraph" w:styleId="867">
     <w:name w:val="footnote text"/>
-    <w:basedOn w:val="664"/>
-    <w:link w:val="182"/>
+    <w:basedOn w:val="887"/>
+    <w:link w:val="868"/>
     <w:uiPriority w:val="99"/>
     <w:semiHidden/>
     <w:unhideWhenUsed/>
@@ -31992,10 +32688,10 @@
       <w:szCs w:val="20"/>
     </w:rPr>
   </w:style>
-  <w:style w:type="character" w:styleId="182">
+  <w:style w:type="character" w:styleId="868">
     <w:name w:val="Footnote Text Char"/>
-    <w:basedOn w:val="665"/>
-    <w:link w:val="181"/>
+    <w:basedOn w:val="888"/>
+    <w:link w:val="867"/>
     <w:uiPriority w:val="99"/>
     <w:semiHidden/>
     <w:pPr>
@@ -32008,9 +32704,9 @@
       <w:szCs w:val="20"/>
     </w:rPr>
   </w:style>
-  <w:style w:type="character" w:styleId="183">
+  <w:style w:type="character" w:styleId="869">
     <w:name w:val="footnote reference"/>
-    <w:basedOn w:val="665"/>
+    <w:basedOn w:val="888"/>
     <w:uiPriority w:val="99"/>
     <w:semiHidden/>
     <w:unhideWhenUsed/>
@@ -32023,10 +32719,10 @@
       <w:vertAlign w:val="superscript"/>
     </w:rPr>
   </w:style>
-  <w:style w:type="paragraph" w:styleId="184">
+  <w:style w:type="paragraph" w:styleId="870">
     <w:name w:val="endnote text"/>
-    <w:basedOn w:val="664"/>
-    <w:link w:val="185"/>
+    <w:basedOn w:val="887"/>
+    <w:link w:val="871"/>
     <w:uiPriority w:val="99"/>
     <w:semiHidden/>
     <w:unhideWhenUsed/>
@@ -32040,10 +32736,10 @@
       <w:szCs w:val="20"/>
     </w:rPr>
   </w:style>
-  <w:style w:type="character" w:styleId="185">
+  <w:style w:type="character" w:styleId="871">
     <w:name w:val="Endnote Text Char"/>
-    <w:basedOn w:val="665"/>
-    <w:link w:val="184"/>
+    <w:basedOn w:val="888"/>
+    <w:link w:val="870"/>
     <w:uiPriority w:val="99"/>
     <w:semiHidden/>
     <w:pPr>
@@ -32056,9 +32752,9 @@
       <w:szCs w:val="20"/>
     </w:rPr>
   </w:style>
-  <w:style w:type="character" w:styleId="186">
+  <w:style w:type="character" w:styleId="872">
     <w:name w:val="endnote reference"/>
-    <w:basedOn w:val="665"/>
+    <w:basedOn w:val="888"/>
     <w:uiPriority w:val="99"/>
     <w:semiHidden/>
     <w:unhideWhenUsed/>
@@ -32071,9 +32767,9 @@
       <w:vertAlign w:val="superscript"/>
     </w:rPr>
   </w:style>
-  <w:style w:type="character" w:styleId="187">
+  <w:style w:type="character" w:styleId="873">
     <w:name w:val="Hyperlink"/>
-    <w:basedOn w:val="665"/>
+    <w:basedOn w:val="888"/>
     <w:uiPriority w:val="99"/>
     <w:unhideWhenUsed/>
     <w:pPr>
@@ -32086,9 +32782,9 @@
       <w:u w:val="single"/>
     </w:rPr>
   </w:style>
-  <w:style w:type="character" w:styleId="188">
+  <w:style w:type="character" w:styleId="874">
     <w:name w:val="FollowedHyperlink"/>
-    <w:basedOn w:val="665"/>
+    <w:basedOn w:val="888"/>
     <w:uiPriority w:val="99"/>
     <w:semiHidden/>
     <w:unhideWhenUsed/>
@@ -32102,10 +32798,10 @@
       <w:u w:val="single"/>
     </w:rPr>
   </w:style>
-  <w:style w:type="paragraph" w:styleId="189">
+  <w:style w:type="paragraph" w:styleId="875">
     <w:name w:val="toc 1"/>
-    <w:basedOn w:val="664"/>
-    <w:next w:val="664"/>
+    <w:basedOn w:val="887"/>
+    <w:next w:val="887"/>
     <w:uiPriority w:val="39"/>
     <w:unhideWhenUsed/>
     <w:pPr>
@@ -32114,10 +32810,10 @@
       <w:ind/>
     </w:pPr>
   </w:style>
-  <w:style w:type="paragraph" w:styleId="190">
+  <w:style w:type="paragraph" w:styleId="876">
     <w:name w:val="toc 2"/>
-    <w:basedOn w:val="664"/>
-    <w:next w:val="664"/>
+    <w:basedOn w:val="887"/>
+    <w:next w:val="887"/>
     <w:uiPriority w:val="39"/>
     <w:unhideWhenUsed/>
     <w:pPr>
@@ -32126,10 +32822,10 @@
       <w:ind w:left="220"/>
     </w:pPr>
   </w:style>
-  <w:style w:type="paragraph" w:styleId="191">
+  <w:style w:type="paragraph" w:styleId="877">
     <w:name w:val="toc 3"/>
-    <w:basedOn w:val="664"/>
-    <w:next w:val="664"/>
+    <w:basedOn w:val="887"/>
+    <w:next w:val="887"/>
     <w:uiPriority w:val="39"/>
     <w:unhideWhenUsed/>
     <w:pPr>
@@ -32138,10 +32834,10 @@
       <w:ind w:left="440"/>
     </w:pPr>
   </w:style>
-  <w:style w:type="paragraph" w:styleId="192">
+  <w:style w:type="paragraph" w:styleId="878">
     <w:name w:val="toc 4"/>
-    <w:basedOn w:val="664"/>
-    <w:next w:val="664"/>
+    <w:basedOn w:val="887"/>
+    <w:next w:val="887"/>
     <w:uiPriority w:val="39"/>
     <w:unhideWhenUsed/>
     <w:pPr>
@@ -32150,10 +32846,10 @@
       <w:ind w:left="660"/>
     </w:pPr>
   </w:style>
-  <w:style w:type="paragraph" w:styleId="193">
+  <w:style w:type="paragraph" w:styleId="879">
     <w:name w:val="toc 5"/>
-    <w:basedOn w:val="664"/>
-    <w:next w:val="664"/>
+    <w:basedOn w:val="887"/>
+    <w:next w:val="887"/>
     <w:uiPriority w:val="39"/>
     <w:unhideWhenUsed/>
     <w:pPr>
@@ -32162,10 +32858,10 @@
       <w:ind w:left="880"/>
     </w:pPr>
   </w:style>
-  <w:style w:type="paragraph" w:styleId="194">
+  <w:style w:type="paragraph" w:styleId="880">
     <w:name w:val="toc 6"/>
-    <w:basedOn w:val="664"/>
-    <w:next w:val="664"/>
+    <w:basedOn w:val="887"/>
+    <w:next w:val="887"/>
     <w:uiPriority w:val="39"/>
     <w:unhideWhenUsed/>
     <w:pPr>
@@ -32174,10 +32870,10 @@
       <w:ind w:left="1100"/>
     </w:pPr>
   </w:style>
-  <w:style w:type="paragraph" w:styleId="195">
+  <w:style w:type="paragraph" w:styleId="881">
     <w:name w:val="toc 7"/>
-    <w:basedOn w:val="664"/>
-    <w:next w:val="664"/>
+    <w:basedOn w:val="887"/>
+    <w:next w:val="887"/>
     <w:uiPriority w:val="39"/>
     <w:unhideWhenUsed/>
     <w:pPr>
@@ -32186,10 +32882,10 @@
       <w:ind w:left="1320"/>
     </w:pPr>
   </w:style>
-  <w:style w:type="paragraph" w:styleId="196">
+  <w:style w:type="paragraph" w:styleId="882">
     <w:name w:val="toc 8"/>
-    <w:basedOn w:val="664"/>
-    <w:next w:val="664"/>
+    <w:basedOn w:val="887"/>
+    <w:next w:val="887"/>
     <w:uiPriority w:val="39"/>
     <w:unhideWhenUsed/>
     <w:pPr>
@@ -32198,10 +32894,10 @@
       <w:ind w:left="1540"/>
     </w:pPr>
   </w:style>
-  <w:style w:type="paragraph" w:styleId="197">
+  <w:style w:type="paragraph" w:styleId="883">
     <w:name w:val="toc 9"/>
-    <w:basedOn w:val="664"/>
-    <w:next w:val="664"/>
+    <w:basedOn w:val="887"/>
+    <w:next w:val="887"/>
     <w:uiPriority w:val="39"/>
     <w:unhideWhenUsed/>
     <w:pPr>
@@ -32210,9 +32906,9 @@
       <w:ind w:left="1760"/>
     </w:pPr>
   </w:style>
-  <w:style w:type="character" w:styleId="198">
+  <w:style w:type="character" w:styleId="884">
     <w:name w:val="Placeholder Text"/>
-    <w:basedOn w:val="665"/>
+    <w:basedOn w:val="888"/>
     <w:uiPriority w:val="99"/>
     <w:semiHidden/>
     <w:pPr>
@@ -32224,7 +32920,7 @@
       <w:color w:val="666666"/>
     </w:rPr>
   </w:style>
-  <w:style w:type="paragraph" w:styleId="208">
+  <w:style w:type="paragraph" w:styleId="885">
     <w:name w:val="TOC Heading"/>
     <w:uiPriority w:val="39"/>
     <w:unhideWhenUsed/>
@@ -32234,10 +32930,10 @@
       <w:ind/>
     </w:pPr>
   </w:style>
-  <w:style w:type="paragraph" w:styleId="209">
+  <w:style w:type="paragraph" w:styleId="886">
     <w:name w:val="table of figures"/>
-    <w:basedOn w:val="664"/>
-    <w:next w:val="664"/>
+    <w:basedOn w:val="887"/>
+    <w:next w:val="887"/>
     <w:uiPriority w:val="99"/>
     <w:unhideWhenUsed/>
     <w:pPr>
@@ -32246,7 +32942,7 @@
       <w:ind/>
     </w:pPr>
   </w:style>
-  <w:style w:type="paragraph" w:styleId="664" w:default="1">
+  <w:style w:type="paragraph" w:styleId="887" w:default="1">
     <w:name w:val="Normal"/>
     <w:qFormat/>
     <w:pPr>
@@ -32255,7 +32951,7 @@
       <w:ind/>
     </w:pPr>
   </w:style>
-  <w:style w:type="character" w:styleId="665" w:default="1">
+  <w:style w:type="character" w:styleId="888" w:default="1">
     <w:name w:val="Default Paragraph Font"/>
     <w:uiPriority w:val="1"/>
     <w:semiHidden/>
@@ -32266,7 +32962,7 @@
       <w:ind/>
     </w:pPr>
   </w:style>
-  <w:style w:type="table" w:styleId="666" w:default="1">
+  <w:style w:type="table" w:styleId="889" w:default="1">
     <w:name w:val="Normal Table"/>
     <w:uiPriority w:val="99"/>
     <w:semiHidden/>
@@ -32459,7 +33155,7 @@
       </w:tcPr>
     </w:tblStylePr>
   </w:style>
-  <w:style w:type="numbering" w:styleId="667" w:default="1">
+  <w:style w:type="numbering" w:styleId="890" w:default="1">
     <w:name w:val="No List"/>
     <w:uiPriority w:val="99"/>
     <w:semiHidden/>

--- a/GsdAutomatico/pdf/PATD_Alegacao_DF.docx
+++ b/GsdAutomatico/pdf/PATD_Alegacao_DF.docx
@@ -9,7 +9,7 @@
           <w:tab w:val="center" w:leader="none" w:pos="4252"/>
           <w:tab w:val="right" w:leader="none" w:pos="8504"/>
         </w:tabs>
-        <w:spacing w:after="0" w:afterAutospacing="0" w:line="240" w:lineRule="auto"/>
+        <w:spacing w:after="28" w:afterAutospacing="0" w:line="240" w:lineRule="auto"/>
         <w:ind w:left="0"/>
         <w:jc w:val="center"/>
         <w:rPr>
@@ -32,46 +32,8 @@
       </w:r>
       <w:r>
         <w:rPr>
-          <w:rFonts w:ascii="Times New Roman" w:hAnsi="Times New Roman" w:eastAsia="Times New Roman" w:cs="Times New Roman"/>
+          <w:rFonts w:ascii="Times New Roman" w:hAnsi="Times New Roman" w:cs="Times New Roman"/>
           <w:color w:val="ff0000"/>
-          <w:sz w:val="24"/>
-          <w:szCs w:val="24"/>
-        </w:rPr>
-      </w:r>
-      <w:r>
-        <w:rPr>
-          <w:rFonts w:ascii="Times New Roman" w:hAnsi="Times New Roman" w:eastAsia="Times New Roman" w:cs="Times New Roman"/>
-          <w:color w:val="ff0000"/>
-          <w:sz w:val="24"/>
-          <w:szCs w:val="24"/>
-        </w:rPr>
-      </w:r>
-      <w:r>
-        <w:rPr>
-          <w:rFonts w:ascii="Times New Roman" w:hAnsi="Times New Roman" w:eastAsia="Times New Roman" w:cs="Times New Roman"/>
-          <w:b w:val="0"/>
-          <w:bCs w:val="0"/>
-          <w:color w:val="000000" w:themeColor="text1"/>
-          <w:sz w:val="24"/>
-          <w:szCs w:val="24"/>
-        </w:rPr>
-      </w:r>
-      <w:r>
-        <w:rPr>
-          <w:rFonts w:ascii="Times New Roman" w:hAnsi="Times New Roman" w:eastAsia="Times New Roman" w:cs="Times New Roman"/>
-          <w:b w:val="0"/>
-          <w:bCs w:val="0"/>
-          <w:color w:val="000000" w:themeColor="text1"/>
-          <w:sz w:val="24"/>
-          <w:szCs w:val="24"/>
-        </w:rPr>
-      </w:r>
-      <w:r>
-        <w:rPr>
-          <w:rFonts w:ascii="Times New Roman" w:hAnsi="Times New Roman" w:eastAsia="Times New Roman" w:cs="Times New Roman"/>
-          <w:b w:val="0"/>
-          <w:bCs w:val="0"/>
-          <w:color w:val="000000" w:themeColor="text1"/>
           <w:sz w:val="24"/>
           <w:szCs w:val="24"/>
         </w:rPr>
@@ -88,7 +50,7 @@
     <w:p>
       <w:pPr>
         <w:pBdr/>
-        <w:spacing w:after="0" w:afterAutospacing="0" w:line="240" w:lineRule="auto"/>
+        <w:spacing w:after="28" w:afterAutospacing="0" w:line="240" w:lineRule="auto"/>
         <w:ind/>
         <w:jc w:val="center"/>
         <w:rPr>
@@ -123,7 +85,7 @@
       </w:r>
       <w:r>
         <w:rPr>
-          <w:rFonts w:ascii="Times New Roman" w:hAnsi="Times New Roman" w:eastAsia="Times New Roman" w:cs="Times New Roman"/>
+          <w:rFonts w:ascii="Times New Roman" w:hAnsi="Times New Roman" w:cs="Times New Roman"/>
           <w:b w:val="0"/>
           <w:bCs w:val="0"/>
           <w:color w:val="ff0000"/>
@@ -135,7 +97,7 @@
     <w:p>
       <w:pPr>
         <w:pBdr/>
-        <w:spacing w:after="0" w:afterAutospacing="0" w:line="240" w:lineRule="auto"/>
+        <w:spacing w:after="28" w:afterAutospacing="0" w:line="240" w:lineRule="auto"/>
         <w:ind/>
         <w:jc w:val="center"/>
         <w:rPr>
@@ -170,7 +132,7 @@
       </w:r>
       <w:r>
         <w:rPr>
-          <w:rFonts w:ascii="Times New Roman" w:hAnsi="Times New Roman" w:eastAsia="Times New Roman" w:cs="Times New Roman"/>
+          <w:rFonts w:ascii="Times New Roman" w:hAnsi="Times New Roman" w:cs="Times New Roman"/>
           <w:b w:val="0"/>
           <w:bCs w:val="0"/>
           <w:color w:val="ff0000"/>
@@ -182,7 +144,7 @@
     <w:p>
       <w:pPr>
         <w:pBdr/>
-        <w:spacing w:after="0" w:afterAutospacing="0" w:line="240" w:lineRule="auto"/>
+        <w:spacing w:after="28" w:afterAutospacing="0" w:line="240" w:lineRule="auto"/>
         <w:ind/>
         <w:jc w:val="center"/>
         <w:rPr>
@@ -228,7 +190,7 @@
       </w:r>
       <w:r>
         <w:rPr>
-          <w:rFonts w:ascii="Times New Roman" w:hAnsi="Times New Roman" w:eastAsia="Times New Roman" w:cs="Times New Roman"/>
+          <w:rFonts w:ascii="Times New Roman" w:hAnsi="Times New Roman" w:cs="Times New Roman"/>
           <w:b w:val="0"/>
           <w:bCs w:val="0"/>
           <w:color w:val="ff0000"/>
@@ -240,7 +202,7 @@
     <w:p>
       <w:pPr>
         <w:pBdr/>
-        <w:spacing w:after="0" w:afterAutospacing="0" w:line="240" w:lineRule="auto"/>
+        <w:spacing w:after="28" w:afterAutospacing="0" w:line="240" w:lineRule="auto"/>
         <w:ind/>
         <w:jc w:val="center"/>
         <w:rPr>
@@ -268,7 +230,7 @@
       </w:r>
       <w:r>
         <w:rPr>
-          <w:rFonts w:ascii="Times New Roman" w:hAnsi="Times New Roman" w:eastAsia="Times New Roman" w:cs="Times New Roman"/>
+          <w:rFonts w:ascii="Times New Roman" w:hAnsi="Times New Roman" w:cs="Times New Roman"/>
           <w:color w:val="000000" w:themeColor="text1"/>
           <w:sz w:val="24"/>
           <w:szCs w:val="24"/>
@@ -278,7 +240,7 @@
     <w:p>
       <w:pPr>
         <w:pBdr/>
-        <w:spacing w:after="0" w:afterAutospacing="0" w:line="240" w:lineRule="auto"/>
+        <w:spacing w:after="28" w:afterAutospacing="0" w:line="240" w:lineRule="auto"/>
         <w:ind/>
         <w:jc w:val="center"/>
         <w:rPr>
@@ -309,7 +271,7 @@
       </w:r>
       <w:r>
         <w:rPr>
-          <w:rFonts w:ascii="Times New Roman" w:hAnsi="Times New Roman" w:eastAsia="Times New Roman" w:cs="Times New Roman"/>
+          <w:rFonts w:ascii="Times New Roman" w:hAnsi="Times New Roman" w:cs="Times New Roman"/>
           <w:color w:val="000000" w:themeColor="text1"/>
           <w:sz w:val="24"/>
           <w:szCs w:val="24"/>
@@ -319,7 +281,7 @@
     <w:p>
       <w:pPr>
         <w:pBdr/>
-        <w:spacing w:after="0" w:afterAutospacing="0" w:line="240" w:lineRule="auto"/>
+        <w:spacing w:after="28" w:afterAutospacing="0" w:line="240" w:lineRule="auto"/>
         <w:ind/>
         <w:jc w:val="center"/>
         <w:rPr>
@@ -347,7 +309,7 @@
       </w:r>
       <w:r>
         <w:rPr>
-          <w:rFonts w:ascii="Times New Roman" w:hAnsi="Times New Roman" w:eastAsia="Times New Roman" w:cs="Times New Roman"/>
+          <w:rFonts w:ascii="Times New Roman" w:hAnsi="Times New Roman" w:cs="Times New Roman"/>
           <w:color w:val="000000" w:themeColor="text1"/>
           <w:sz w:val="24"/>
           <w:szCs w:val="24"/>
@@ -357,7 +319,7 @@
     <w:p>
       <w:pPr>
         <w:pBdr/>
-        <w:spacing w:after="0" w:afterAutospacing="0" w:line="240" w:lineRule="auto"/>
+        <w:spacing w:after="28" w:afterAutospacing="0" w:line="240" w:lineRule="auto"/>
         <w:ind/>
         <w:jc w:val="center"/>
         <w:rPr>
@@ -385,7 +347,7 @@
       </w:r>
       <w:r>
         <w:rPr>
-          <w:rFonts w:ascii="Times New Roman" w:hAnsi="Times New Roman" w:eastAsia="Times New Roman" w:cs="Times New Roman"/>
+          <w:rFonts w:ascii="Times New Roman" w:hAnsi="Times New Roman" w:cs="Times New Roman"/>
           <w:color w:val="000000" w:themeColor="text1"/>
           <w:sz w:val="24"/>
           <w:szCs w:val="24"/>
@@ -395,7 +357,7 @@
     <w:p>
       <w:pPr>
         <w:pBdr/>
-        <w:spacing w:after="0" w:afterAutospacing="0" w:line="240" w:lineRule="auto"/>
+        <w:spacing w:after="28" w:afterAutospacing="0" w:line="240" w:lineRule="auto"/>
         <w:ind/>
         <w:jc w:val="center"/>
         <w:rPr>
@@ -424,7 +386,7 @@
       </w:r>
       <w:r>
         <w:rPr>
-          <w:rFonts w:ascii="Times New Roman" w:hAnsi="Times New Roman" w:eastAsia="Times New Roman" w:cs="Times New Roman"/>
+          <w:rFonts w:ascii="Times New Roman" w:hAnsi="Times New Roman" w:cs="Times New Roman"/>
           <w:color w:val="000000" w:themeColor="text1"/>
           <w:sz w:val="24"/>
           <w:szCs w:val="24"/>
@@ -434,7 +396,7 @@
     <w:p>
       <w:pPr>
         <w:pBdr/>
-        <w:spacing w:after="0" w:afterAutospacing="0" w:line="240" w:lineRule="auto"/>
+        <w:spacing w:after="28" w:afterAutospacing="0" w:line="240" w:lineRule="auto"/>
         <w:ind/>
         <w:rPr>
           <w:rFonts w:ascii="Times New Roman" w:hAnsi="Times New Roman" w:cs="Times New Roman"/>
@@ -461,7 +423,7 @@
       </w:r>
       <w:r>
         <w:rPr>
-          <w:rFonts w:ascii="Times New Roman" w:hAnsi="Times New Roman" w:eastAsia="Times New Roman" w:cs="Times New Roman"/>
+          <w:rFonts w:ascii="Times New Roman" w:hAnsi="Times New Roman" w:cs="Times New Roman"/>
           <w:color w:val="000000" w:themeColor="text1"/>
           <w:sz w:val="24"/>
           <w:szCs w:val="24"/>
@@ -471,7 +433,7 @@
     <w:p>
       <w:pPr>
         <w:pBdr/>
-        <w:spacing w:after="0" w:afterAutospacing="0" w:line="240" w:lineRule="auto"/>
+        <w:spacing w:after="28" w:afterAutospacing="0" w:line="240" w:lineRule="auto"/>
         <w:ind/>
         <w:rPr>
           <w:rFonts w:ascii="Times New Roman" w:hAnsi="Times New Roman" w:cs="Times New Roman"/>
@@ -498,7 +460,7 @@
       </w:r>
       <w:r>
         <w:rPr>
-          <w:rFonts w:ascii="Times New Roman" w:hAnsi="Times New Roman" w:eastAsia="Times New Roman" w:cs="Times New Roman"/>
+          <w:rFonts w:ascii="Times New Roman" w:hAnsi="Times New Roman" w:cs="Times New Roman"/>
           <w:color w:val="000000" w:themeColor="text1"/>
           <w:sz w:val="24"/>
           <w:szCs w:val="24"/>
@@ -508,7 +470,7 @@
     <w:p>
       <w:pPr>
         <w:pBdr/>
-        <w:spacing w:after="0" w:afterAutospacing="0" w:line="240" w:lineRule="auto"/>
+        <w:spacing w:after="28" w:afterAutospacing="0" w:line="240" w:lineRule="auto"/>
         <w:ind/>
         <w:rPr>
           <w:rFonts w:ascii="Times New Roman" w:hAnsi="Times New Roman" w:cs="Times New Roman"/>
@@ -535,7 +497,7 @@
       </w:r>
       <w:r>
         <w:rPr>
-          <w:rFonts w:ascii="Times New Roman" w:hAnsi="Times New Roman" w:eastAsia="Times New Roman" w:cs="Times New Roman"/>
+          <w:rFonts w:ascii="Times New Roman" w:hAnsi="Times New Roman" w:cs="Times New Roman"/>
           <w:color w:val="000000" w:themeColor="text1"/>
           <w:sz w:val="24"/>
           <w:szCs w:val="24"/>
@@ -545,7 +507,7 @@
     <w:p>
       <w:pPr>
         <w:pBdr/>
-        <w:spacing w:after="0" w:afterAutospacing="0" w:line="240" w:lineRule="auto"/>
+        <w:spacing w:after="28" w:afterAutospacing="0" w:line="240" w:lineRule="auto"/>
         <w:ind/>
         <w:rPr>
           <w:rFonts w:ascii="Times New Roman" w:hAnsi="Times New Roman" w:cs="Times New Roman"/>
@@ -572,7 +534,7 @@
       </w:r>
       <w:r>
         <w:rPr>
-          <w:rFonts w:ascii="Times New Roman" w:hAnsi="Times New Roman" w:eastAsia="Times New Roman" w:cs="Times New Roman"/>
+          <w:rFonts w:ascii="Times New Roman" w:hAnsi="Times New Roman" w:cs="Times New Roman"/>
           <w:color w:val="000000" w:themeColor="text1"/>
           <w:sz w:val="24"/>
           <w:szCs w:val="24"/>
@@ -582,7 +544,7 @@
     <w:p>
       <w:pPr>
         <w:pBdr/>
-        <w:spacing w:after="0" w:afterAutospacing="0" w:line="240" w:lineRule="auto"/>
+        <w:spacing w:after="28" w:afterAutospacing="0" w:line="240" w:lineRule="auto"/>
         <w:ind/>
         <w:rPr>
           <w:rFonts w:ascii="Times New Roman" w:hAnsi="Times New Roman" w:cs="Times New Roman"/>
@@ -609,7 +571,7 @@
       </w:r>
       <w:r>
         <w:rPr>
-          <w:rFonts w:ascii="Times New Roman" w:hAnsi="Times New Roman" w:eastAsia="Times New Roman" w:cs="Times New Roman"/>
+          <w:rFonts w:ascii="Times New Roman" w:hAnsi="Times New Roman" w:cs="Times New Roman"/>
           <w:color w:val="000000" w:themeColor="text1"/>
           <w:sz w:val="24"/>
           <w:szCs w:val="24"/>
@@ -619,7 +581,7 @@
     <w:p>
       <w:pPr>
         <w:pBdr/>
-        <w:spacing w:after="0" w:afterAutospacing="0" w:line="240" w:lineRule="auto"/>
+        <w:spacing w:after="28" w:afterAutospacing="0" w:line="240" w:lineRule="auto"/>
         <w:ind/>
         <w:rPr>
           <w:rFonts w:ascii="Times New Roman" w:hAnsi="Times New Roman" w:cs="Times New Roman"/>
@@ -646,7 +608,7 @@
       </w:r>
       <w:r>
         <w:rPr>
-          <w:rFonts w:ascii="Times New Roman" w:hAnsi="Times New Roman" w:eastAsia="Times New Roman" w:cs="Times New Roman"/>
+          <w:rFonts w:ascii="Times New Roman" w:hAnsi="Times New Roman" w:cs="Times New Roman"/>
           <w:color w:val="000000" w:themeColor="text1"/>
           <w:sz w:val="24"/>
           <w:szCs w:val="24"/>
@@ -656,7 +618,7 @@
     <w:p>
       <w:pPr>
         <w:pBdr/>
-        <w:spacing w:after="0" w:afterAutospacing="0" w:line="240" w:lineRule="auto"/>
+        <w:spacing w:after="28" w:afterAutospacing="0" w:line="240" w:lineRule="auto"/>
         <w:ind/>
         <w:rPr>
           <w:rFonts w:ascii="Times New Roman" w:hAnsi="Times New Roman" w:cs="Times New Roman"/>
@@ -683,7 +645,7 @@
       </w:r>
       <w:r>
         <w:rPr>
-          <w:rFonts w:ascii="Times New Roman" w:hAnsi="Times New Roman" w:eastAsia="Times New Roman" w:cs="Times New Roman"/>
+          <w:rFonts w:ascii="Times New Roman" w:hAnsi="Times New Roman" w:cs="Times New Roman"/>
           <w:color w:val="000000" w:themeColor="text1"/>
           <w:sz w:val="24"/>
           <w:szCs w:val="24"/>
@@ -693,7 +655,7 @@
     <w:p>
       <w:pPr>
         <w:pBdr/>
-        <w:spacing w:after="0" w:afterAutospacing="0" w:line="240" w:lineRule="auto"/>
+        <w:spacing w:after="28" w:afterAutospacing="0" w:line="240" w:lineRule="auto"/>
         <w:ind/>
         <w:rPr>
           <w:rFonts w:ascii="Times New Roman" w:hAnsi="Times New Roman" w:cs="Times New Roman"/>
@@ -720,7 +682,7 @@
       </w:r>
       <w:r>
         <w:rPr>
-          <w:rFonts w:ascii="Times New Roman" w:hAnsi="Times New Roman" w:eastAsia="Times New Roman" w:cs="Times New Roman"/>
+          <w:rFonts w:ascii="Times New Roman" w:hAnsi="Times New Roman" w:cs="Times New Roman"/>
           <w:color w:val="000000" w:themeColor="text1"/>
           <w:sz w:val="24"/>
           <w:szCs w:val="24"/>
@@ -730,7 +692,7 @@
     <w:p>
       <w:pPr>
         <w:pBdr/>
-        <w:spacing w:after="0" w:afterAutospacing="0" w:line="240" w:lineRule="auto"/>
+        <w:spacing w:after="28" w:afterAutospacing="0" w:line="240" w:lineRule="auto"/>
         <w:ind/>
         <w:rPr>
           <w:rFonts w:ascii="Times New Roman" w:hAnsi="Times New Roman" w:cs="Times New Roman"/>
@@ -757,7 +719,7 @@
       </w:r>
       <w:r>
         <w:rPr>
-          <w:rFonts w:ascii="Times New Roman" w:hAnsi="Times New Roman" w:eastAsia="Times New Roman" w:cs="Times New Roman"/>
+          <w:rFonts w:ascii="Times New Roman" w:hAnsi="Times New Roman" w:cs="Times New Roman"/>
           <w:color w:val="000000" w:themeColor="text1"/>
           <w:sz w:val="24"/>
           <w:szCs w:val="24"/>
@@ -767,7 +729,7 @@
     <w:p>
       <w:pPr>
         <w:pBdr/>
-        <w:spacing w:after="0" w:afterAutospacing="0" w:line="240" w:lineRule="auto"/>
+        <w:spacing w:after="28" w:afterAutospacing="0" w:line="240" w:lineRule="auto"/>
         <w:ind/>
         <w:rPr>
           <w:rFonts w:ascii="Times New Roman" w:hAnsi="Times New Roman" w:cs="Times New Roman"/>
@@ -794,7 +756,7 @@
       </w:r>
       <w:r>
         <w:rPr>
-          <w:rFonts w:ascii="Times New Roman" w:hAnsi="Times New Roman" w:eastAsia="Times New Roman" w:cs="Times New Roman"/>
+          <w:rFonts w:ascii="Times New Roman" w:hAnsi="Times New Roman" w:cs="Times New Roman"/>
           <w:color w:val="000000" w:themeColor="text1"/>
           <w:sz w:val="24"/>
           <w:szCs w:val="24"/>
@@ -804,7 +766,7 @@
     <w:p>
       <w:pPr>
         <w:pBdr/>
-        <w:spacing w:after="0" w:afterAutospacing="0" w:line="240" w:lineRule="auto"/>
+        <w:spacing w:after="28" w:afterAutospacing="0" w:line="240" w:lineRule="auto"/>
         <w:ind/>
         <w:rPr>
           <w:rFonts w:ascii="Times New Roman" w:hAnsi="Times New Roman" w:cs="Times New Roman"/>
@@ -831,7 +793,7 @@
       </w:r>
       <w:r>
         <w:rPr>
-          <w:rFonts w:ascii="Times New Roman" w:hAnsi="Times New Roman" w:eastAsia="Times New Roman" w:cs="Times New Roman"/>
+          <w:rFonts w:ascii="Times New Roman" w:hAnsi="Times New Roman" w:cs="Times New Roman"/>
           <w:color w:val="000000" w:themeColor="text1"/>
           <w:sz w:val="24"/>
           <w:szCs w:val="24"/>
@@ -841,7 +803,7 @@
     <w:p>
       <w:pPr>
         <w:pBdr/>
-        <w:spacing w:after="0" w:afterAutospacing="0" w:line="240" w:lineRule="auto"/>
+        <w:spacing w:after="28" w:afterAutospacing="0" w:line="240" w:lineRule="auto"/>
         <w:ind/>
         <w:rPr>
           <w:rFonts w:ascii="Times New Roman" w:hAnsi="Times New Roman" w:cs="Times New Roman"/>
@@ -868,7 +830,7 @@
       </w:r>
       <w:r>
         <w:rPr>
-          <w:rFonts w:ascii="Times New Roman" w:hAnsi="Times New Roman" w:eastAsia="Times New Roman" w:cs="Times New Roman"/>
+          <w:rFonts w:ascii="Times New Roman" w:hAnsi="Times New Roman" w:cs="Times New Roman"/>
           <w:color w:val="000000" w:themeColor="text1"/>
           <w:sz w:val="24"/>
           <w:szCs w:val="24"/>
@@ -878,7 +840,7 @@
     <w:p>
       <w:pPr>
         <w:pBdr/>
-        <w:spacing w:after="0" w:afterAutospacing="0" w:line="240" w:lineRule="auto"/>
+        <w:spacing w:after="28" w:afterAutospacing="0" w:line="240" w:lineRule="auto"/>
         <w:ind/>
         <w:rPr>
           <w:rFonts w:ascii="Times New Roman" w:hAnsi="Times New Roman" w:cs="Times New Roman"/>
@@ -905,7 +867,7 @@
       </w:r>
       <w:r>
         <w:rPr>
-          <w:rFonts w:ascii="Times New Roman" w:hAnsi="Times New Roman" w:eastAsia="Times New Roman" w:cs="Times New Roman"/>
+          <w:rFonts w:ascii="Times New Roman" w:hAnsi="Times New Roman" w:cs="Times New Roman"/>
           <w:color w:val="000000" w:themeColor="text1"/>
           <w:sz w:val="24"/>
           <w:szCs w:val="24"/>
@@ -915,7 +877,7 @@
     <w:p>
       <w:pPr>
         <w:pBdr/>
-        <w:spacing w:after="0" w:afterAutospacing="0" w:line="240" w:lineRule="auto"/>
+        <w:spacing w:after="28" w:afterAutospacing="0" w:line="240" w:lineRule="auto"/>
         <w:ind/>
         <w:rPr>
           <w:rFonts w:ascii="Times New Roman" w:hAnsi="Times New Roman" w:cs="Times New Roman"/>
@@ -942,7 +904,7 @@
       </w:r>
       <w:r>
         <w:rPr>
-          <w:rFonts w:ascii="Times New Roman" w:hAnsi="Times New Roman" w:eastAsia="Times New Roman" w:cs="Times New Roman"/>
+          <w:rFonts w:ascii="Times New Roman" w:hAnsi="Times New Roman" w:cs="Times New Roman"/>
           <w:color w:val="000000" w:themeColor="text1"/>
           <w:sz w:val="24"/>
           <w:szCs w:val="24"/>
@@ -952,7 +914,7 @@
     <w:p>
       <w:pPr>
         <w:pBdr/>
-        <w:spacing w:after="0" w:afterAutospacing="0" w:line="240" w:lineRule="auto"/>
+        <w:spacing w:after="28" w:afterAutospacing="0" w:line="240" w:lineRule="auto"/>
         <w:ind/>
         <w:rPr>
           <w:rFonts w:ascii="Times New Roman" w:hAnsi="Times New Roman" w:cs="Times New Roman"/>
@@ -979,7 +941,7 @@
       </w:r>
       <w:r>
         <w:rPr>
-          <w:rFonts w:ascii="Times New Roman" w:hAnsi="Times New Roman" w:eastAsia="Times New Roman" w:cs="Times New Roman"/>
+          <w:rFonts w:ascii="Times New Roman" w:hAnsi="Times New Roman" w:cs="Times New Roman"/>
           <w:color w:val="000000" w:themeColor="text1"/>
           <w:sz w:val="24"/>
           <w:szCs w:val="24"/>
@@ -989,7 +951,7 @@
     <w:p>
       <w:pPr>
         <w:pBdr/>
-        <w:spacing w:after="0" w:afterAutospacing="0" w:line="240" w:lineRule="auto"/>
+        <w:spacing w:after="28" w:afterAutospacing="0" w:line="240" w:lineRule="auto"/>
         <w:ind/>
         <w:rPr>
           <w:rFonts w:ascii="Times New Roman" w:hAnsi="Times New Roman" w:cs="Times New Roman"/>
@@ -1016,7 +978,7 @@
       </w:r>
       <w:r>
         <w:rPr>
-          <w:rFonts w:ascii="Times New Roman" w:hAnsi="Times New Roman" w:eastAsia="Times New Roman" w:cs="Times New Roman"/>
+          <w:rFonts w:ascii="Times New Roman" w:hAnsi="Times New Roman" w:cs="Times New Roman"/>
           <w:color w:val="000000" w:themeColor="text1"/>
           <w:sz w:val="24"/>
           <w:szCs w:val="24"/>
@@ -1026,7 +988,7 @@
     <w:p>
       <w:pPr>
         <w:pBdr/>
-        <w:spacing w:after="0" w:afterAutospacing="0" w:line="240" w:lineRule="auto"/>
+        <w:spacing w:after="28" w:afterAutospacing="0" w:line="240" w:lineRule="auto"/>
         <w:ind/>
         <w:rPr>
           <w:rFonts w:ascii="Times New Roman" w:hAnsi="Times New Roman" w:cs="Times New Roman"/>
@@ -1053,7 +1015,7 @@
       </w:r>
       <w:r>
         <w:rPr>
-          <w:rFonts w:ascii="Times New Roman" w:hAnsi="Times New Roman" w:eastAsia="Times New Roman" w:cs="Times New Roman"/>
+          <w:rFonts w:ascii="Times New Roman" w:hAnsi="Times New Roman" w:cs="Times New Roman"/>
           <w:color w:val="000000" w:themeColor="text1"/>
           <w:sz w:val="24"/>
           <w:szCs w:val="24"/>
@@ -1063,7 +1025,7 @@
     <w:p>
       <w:pPr>
         <w:pBdr/>
-        <w:spacing w:after="0" w:afterAutospacing="0" w:line="240" w:lineRule="auto"/>
+        <w:spacing w:after="28" w:afterAutospacing="0" w:line="240" w:lineRule="auto"/>
         <w:ind/>
         <w:rPr>
           <w:rFonts w:ascii="Times New Roman" w:hAnsi="Times New Roman" w:cs="Times New Roman"/>
@@ -1090,7 +1052,7 @@
       </w:r>
       <w:r>
         <w:rPr>
-          <w:rFonts w:ascii="Times New Roman" w:hAnsi="Times New Roman" w:eastAsia="Times New Roman" w:cs="Times New Roman"/>
+          <w:rFonts w:ascii="Times New Roman" w:hAnsi="Times New Roman" w:cs="Times New Roman"/>
           <w:color w:val="000000" w:themeColor="text1"/>
           <w:sz w:val="24"/>
           <w:szCs w:val="24"/>
@@ -1100,7 +1062,7 @@
     <w:p>
       <w:pPr>
         <w:pBdr/>
-        <w:spacing w:after="0" w:afterAutospacing="0" w:afterLines="0" w:line="240" w:lineRule="auto"/>
+        <w:spacing w:after="28" w:afterAutospacing="0" w:line="240" w:lineRule="auto"/>
         <w:ind/>
         <w:jc w:val="left"/>
         <w:rPr>
@@ -1138,7 +1100,7 @@
     <w:p>
       <w:pPr>
         <w:pBdr/>
-        <w:spacing w:after="0" w:afterAutospacing="0" w:afterLines="0" w:line="240" w:lineRule="auto"/>
+        <w:spacing w:after="28" w:afterAutospacing="0" w:afterLines="0" w:line="240" w:lineRule="auto"/>
         <w:ind/>
         <w:jc w:val="left"/>
         <w:rPr>
@@ -1176,7 +1138,7 @@
     <w:p>
       <w:pPr>
         <w:pBdr/>
-        <w:spacing w:after="0" w:afterAutospacing="0" w:afterLines="0" w:line="240" w:lineRule="auto"/>
+        <w:spacing w:after="28" w:afterAutospacing="0" w:line="240" w:lineRule="auto"/>
         <w:ind/>
         <w:jc w:val="left"/>
         <w:rPr>
@@ -1214,9 +1176,9 @@
     <w:p>
       <w:pPr>
         <w:pBdr/>
-        <w:spacing w:after="0" w:afterAutospacing="0" w:afterLines="0" w:line="240" w:lineRule="auto"/>
-        <w:ind/>
-        <w:jc w:val="left"/>
+        <w:spacing w:after="28" w:afterAutospacing="0" w:line="240" w:lineRule="auto"/>
+        <w:ind/>
+        <w:jc w:val="right"/>
         <w:rPr>
           <w:rFonts w:ascii="Times New Roman" w:hAnsi="Times New Roman" w:cs="Times New Roman"/>
           <w:color w:val="ff0000"/>
@@ -1252,151 +1214,7 @@
     <w:p>
       <w:pPr>
         <w:pBdr/>
-        <w:spacing w:after="0" w:afterAutospacing="0" w:line="240" w:lineRule="auto"/>
-        <w:ind/>
-        <w:jc w:val="left"/>
-        <w:rPr>
-          <w:rFonts w:ascii="Times New Roman" w:hAnsi="Times New Roman" w:cs="Times New Roman"/>
-          <w:color w:val="ff0000"/>
-          <w:sz w:val="24"/>
-          <w:szCs w:val="24"/>
-        </w:rPr>
-      </w:pPr>
-      <w:r>
-        <w:rPr>
-          <w:rFonts w:ascii="Times New Roman" w:hAnsi="Times New Roman" w:eastAsia="Times New Roman" w:cs="Times New Roman"/>
-          <w:color w:val="ff0000"/>
-          <w:sz w:val="24"/>
-          <w:szCs w:val="24"/>
-        </w:rPr>
-      </w:r>
-      <w:r>
-        <w:rPr>
-          <w:rFonts w:ascii="Times New Roman" w:hAnsi="Times New Roman" w:eastAsia="Times New Roman" w:cs="Times New Roman"/>
-          <w:color w:val="ff0000"/>
-          <w:sz w:val="24"/>
-          <w:szCs w:val="24"/>
-        </w:rPr>
-      </w:r>
-    </w:p>
-    <w:p>
-      <w:pPr>
-        <w:pBdr/>
-        <w:spacing w:after="0" w:afterAutospacing="0" w:afterLines="0" w:line="240" w:lineRule="auto"/>
-        <w:ind/>
-        <w:jc w:val="right"/>
-        <w:rPr>
-          <w:rFonts w:ascii="Times New Roman" w:hAnsi="Times New Roman" w:cs="Times New Roman"/>
-          <w:color w:val="ff0000"/>
-          <w:sz w:val="24"/>
-          <w:szCs w:val="24"/>
-        </w:rPr>
-      </w:pPr>
-      <w:r>
-        <w:rPr>
-          <w:rFonts w:ascii="Times New Roman" w:hAnsi="Times New Roman" w:cs="Times New Roman"/>
-          <w:color w:val="ff0000"/>
-          <w:sz w:val="24"/>
-          <w:szCs w:val="24"/>
-        </w:rPr>
-      </w:r>
-      <w:r>
-        <w:rPr>
-          <w:rFonts w:ascii="Times New Roman" w:hAnsi="Times New Roman" w:cs="Times New Roman"/>
-          <w:color w:val="ff0000"/>
-          <w:sz w:val="24"/>
-          <w:szCs w:val="24"/>
-        </w:rPr>
-      </w:r>
-      <w:r>
-        <w:rPr>
-          <w:rFonts w:ascii="Times New Roman" w:hAnsi="Times New Roman" w:cs="Times New Roman"/>
-          <w:color w:val="ff0000"/>
-          <w:sz w:val="24"/>
-          <w:szCs w:val="24"/>
-        </w:rPr>
-      </w:r>
-    </w:p>
-    <w:p>
-      <w:pPr>
-        <w:pBdr/>
-        <w:spacing w:after="0" w:afterAutospacing="0" w:afterLines="0" w:line="240" w:lineRule="auto"/>
-        <w:ind/>
-        <w:jc w:val="right"/>
-        <w:rPr>
-          <w:rFonts w:ascii="Times New Roman" w:hAnsi="Times New Roman" w:cs="Times New Roman"/>
-          <w:color w:val="ff0000"/>
-          <w:sz w:val="24"/>
-          <w:szCs w:val="24"/>
-        </w:rPr>
-      </w:pPr>
-      <w:r>
-        <w:rPr>
-          <w:rFonts w:ascii="Times New Roman" w:hAnsi="Times New Roman" w:cs="Times New Roman"/>
-          <w:color w:val="ff0000"/>
-          <w:sz w:val="24"/>
-          <w:szCs w:val="24"/>
-        </w:rPr>
-      </w:r>
-      <w:r>
-        <w:rPr>
-          <w:rFonts w:ascii="Times New Roman" w:hAnsi="Times New Roman" w:cs="Times New Roman"/>
-          <w:color w:val="ff0000"/>
-          <w:sz w:val="24"/>
-          <w:szCs w:val="24"/>
-        </w:rPr>
-      </w:r>
-      <w:r>
-        <w:rPr>
-          <w:rFonts w:ascii="Times New Roman" w:hAnsi="Times New Roman" w:cs="Times New Roman"/>
-          <w:color w:val="ff0000"/>
-          <w:sz w:val="24"/>
-          <w:szCs w:val="24"/>
-        </w:rPr>
-      </w:r>
-    </w:p>
-    <w:p>
-      <w:pPr>
-        <w:pBdr/>
-        <w:spacing w:after="0" w:afterAutospacing="0" w:afterLines="0" w:line="240" w:lineRule="auto"/>
-        <w:ind/>
-        <w:jc w:val="right"/>
-        <w:rPr>
-          <w:rFonts w:ascii="Times New Roman" w:hAnsi="Times New Roman" w:cs="Times New Roman"/>
-          <w:color w:val="ff0000"/>
-          <w:sz w:val="24"/>
-          <w:szCs w:val="24"/>
-        </w:rPr>
-      </w:pPr>
-      <w:r>
-        <w:rPr>
-          <w:rFonts w:ascii="Times New Roman" w:hAnsi="Times New Roman" w:cs="Times New Roman"/>
-          <w:color w:val="ff0000"/>
-          <w:sz w:val="24"/>
-          <w:szCs w:val="24"/>
-        </w:rPr>
-      </w:r>
-      <w:r>
-        <w:rPr>
-          <w:rFonts w:ascii="Times New Roman" w:hAnsi="Times New Roman" w:cs="Times New Roman"/>
-          <w:color w:val="ff0000"/>
-          <w:sz w:val="24"/>
-          <w:szCs w:val="24"/>
-        </w:rPr>
-      </w:r>
-      <w:r>
-        <w:rPr>
-          <w:rFonts w:ascii="Times New Roman" w:hAnsi="Times New Roman" w:cs="Times New Roman"/>
-          <w:color w:val="ff0000"/>
-          <w:sz w:val="24"/>
-          <w:szCs w:val="24"/>
-        </w:rPr>
-      </w:r>
-    </w:p>
-    <w:p>
-      <w:pPr>
-        <w:pBdr/>
-        <w:spacing w:after="0" w:afterAutospacing="0" w:line="240" w:lineRule="auto"/>
+        <w:spacing w:after="28" w:afterAutospacing="0" w:line="240" w:lineRule="auto"/>
         <w:ind/>
         <w:jc w:val="left"/>
         <w:rPr>
@@ -1424,7 +1242,7 @@
       </w:r>
       <w:r>
         <w:rPr>
-          <w:rFonts w:ascii="Times New Roman" w:hAnsi="Times New Roman" w:eastAsia="Times New Roman" w:cs="Times New Roman"/>
+          <w:rFonts w:ascii="Times New Roman" w:hAnsi="Times New Roman" w:cs="Times New Roman"/>
           <w:color w:val="ff0000"/>
           <w:sz w:val="24"/>
           <w:szCs w:val="24"/>
@@ -1434,7 +1252,7 @@
     <w:p>
       <w:pPr>
         <w:pBdr/>
-        <w:spacing w:after="0" w:afterAutospacing="0" w:line="240" w:lineRule="auto"/>
+        <w:spacing w:after="28" w:afterAutospacing="0" w:line="240" w:lineRule="auto"/>
         <w:ind/>
         <w:jc w:val="right"/>
         <w:rPr>
@@ -1462,7 +1280,7 @@
       </w:r>
       <w:r>
         <w:rPr>
-          <w:rFonts w:ascii="Times New Roman" w:hAnsi="Times New Roman" w:eastAsia="Times New Roman" w:cs="Times New Roman"/>
+          <w:rFonts w:ascii="Times New Roman" w:hAnsi="Times New Roman" w:cs="Times New Roman"/>
           <w:color w:val="ff0000"/>
           <w:sz w:val="24"/>
           <w:szCs w:val="24"/>
@@ -1472,7 +1290,7 @@
     <w:p>
       <w:pPr>
         <w:pBdr/>
-        <w:spacing w:after="0" w:afterAutospacing="0" w:line="240" w:lineRule="auto"/>
+        <w:spacing w:after="28" w:afterAutospacing="0" w:line="240" w:lineRule="auto"/>
         <w:ind/>
         <w:jc w:val="right"/>
         <w:rPr>
@@ -1609,7 +1427,7 @@
       </w:r>
       <w:r>
         <w:rPr>
-          <w:rFonts w:ascii="Times New Roman" w:hAnsi="Times New Roman" w:eastAsia="Times New Roman" w:cs="Times New Roman"/>
+          <w:rFonts w:ascii="Times New Roman" w:hAnsi="Times New Roman" w:cs="Times New Roman"/>
           <w:color w:val="000000" w:themeColor="text1"/>
           <w:sz w:val="24"/>
           <w:szCs w:val="24"/>
@@ -1619,7 +1437,7 @@
     <w:p>
       <w:pPr>
         <w:pBdr/>
-        <w:spacing w:after="0" w:afterAutospacing="0" w:line="240" w:lineRule="auto"/>
+        <w:spacing w:after="28" w:afterAutospacing="0" w:line="240" w:lineRule="auto"/>
         <w:ind/>
         <w:jc w:val="center"/>
         <w:rPr>
@@ -1647,7 +1465,7 @@
       </w:r>
       <w:r>
         <w:rPr>
-          <w:rFonts w:ascii="Times New Roman" w:hAnsi="Times New Roman" w:eastAsia="Times New Roman" w:cs="Times New Roman"/>
+          <w:rFonts w:ascii="Times New Roman" w:hAnsi="Times New Roman" w:cs="Times New Roman"/>
           <w:color w:val="000000" w:themeColor="text1"/>
           <w:sz w:val="24"/>
           <w:szCs w:val="24"/>
@@ -1657,7 +1475,7 @@
     <w:p>
       <w:pPr>
         <w:pBdr/>
-        <w:spacing w:after="0" w:afterAutospacing="0" w:line="240" w:lineRule="auto"/>
+        <w:spacing w:after="28" w:afterAutospacing="0" w:line="240" w:lineRule="auto"/>
         <w:ind w:left="0"/>
         <w:jc w:val="center"/>
         <w:rPr>
@@ -1686,7 +1504,7 @@
       </w:r>
       <w:r>
         <w:rPr>
-          <w:rFonts w:ascii="Times New Roman" w:hAnsi="Times New Roman" w:eastAsia="Times New Roman" w:cs="Times New Roman"/>
+          <w:rFonts w:ascii="Times New Roman" w:hAnsi="Times New Roman" w:cs="Times New Roman"/>
           <w:color w:val="000000" w:themeColor="text1"/>
           <w:sz w:val="24"/>
           <w:szCs w:val="24"/>
@@ -1696,7 +1514,7 @@
     <w:p>
       <w:pPr>
         <w:pBdr/>
-        <w:spacing w:after="0" w:afterAutospacing="0" w:line="240" w:lineRule="auto"/>
+        <w:spacing w:after="28" w:afterAutospacing="0" w:line="240" w:lineRule="auto"/>
         <w:ind/>
         <w:jc w:val="center"/>
         <w:rPr>
@@ -1725,7 +1543,7 @@
       </w:r>
       <w:r>
         <w:rPr>
-          <w:rFonts w:ascii="Times New Roman" w:hAnsi="Times New Roman" w:eastAsia="Times New Roman" w:cs="Times New Roman"/>
+          <w:rFonts w:ascii="Times New Roman" w:hAnsi="Times New Roman" w:cs="Times New Roman"/>
           <w:color w:val="000000" w:themeColor="text1"/>
           <w:sz w:val="24"/>
           <w:szCs w:val="24"/>
@@ -1735,7 +1553,7 @@
     <w:p>
       <w:pPr>
         <w:pBdr/>
-        <w:spacing w:after="0" w:afterAutospacing="0" w:line="240" w:lineRule="auto"/>
+        <w:spacing w:after="28" w:afterAutospacing="0" w:line="240" w:lineRule="auto"/>
         <w:ind/>
         <w:jc w:val="center"/>
         <w:rPr>
@@ -1770,7 +1588,7 @@
       </w:r>
       <w:r>
         <w:rPr>
-          <w:rFonts w:ascii="Times New Roman" w:hAnsi="Times New Roman" w:eastAsia="Times New Roman" w:cs="Times New Roman"/>
+          <w:rFonts w:ascii="Times New Roman" w:hAnsi="Times New Roman" w:cs="Times New Roman"/>
           <w:b w:val="0"/>
           <w:bCs w:val="0"/>
           <w:color w:val="000000" w:themeColor="text1"/>
@@ -1782,7 +1600,7 @@
     <w:p>
       <w:pPr>
         <w:pBdr/>
-        <w:spacing w:after="0" w:afterAutospacing="0" w:line="240" w:lineRule="auto"/>
+        <w:spacing w:after="28" w:afterAutospacing="0" w:line="240" w:lineRule="auto"/>
         <w:ind/>
         <w:jc w:val="left"/>
         <w:rPr>
@@ -1810,7 +1628,7 @@
       </w:r>
       <w:r>
         <w:rPr>
-          <w:rFonts w:ascii="Times New Roman" w:hAnsi="Times New Roman" w:eastAsia="Times New Roman" w:cs="Times New Roman"/>
+          <w:rFonts w:ascii="Times New Roman" w:hAnsi="Times New Roman" w:cs="Times New Roman"/>
           <w:color w:val="000000" w:themeColor="text1"/>
           <w:sz w:val="24"/>
           <w:szCs w:val="24"/>
@@ -1820,7 +1638,7 @@
     <w:p>
       <w:pPr>
         <w:pBdr/>
-        <w:spacing w:after="0" w:afterAutospacing="0" w:line="240" w:lineRule="auto"/>
+        <w:spacing w:after="28" w:afterAutospacing="0" w:line="240" w:lineRule="auto"/>
         <w:ind/>
         <w:jc w:val="right"/>
         <w:rPr>
@@ -1849,7 +1667,7 @@
       </w:r>
       <w:r>
         <w:rPr>
-          <w:rFonts w:ascii="Times New Roman" w:hAnsi="Times New Roman" w:eastAsia="Times New Roman" w:cs="Times New Roman"/>
+          <w:rFonts w:ascii="Times New Roman" w:hAnsi="Times New Roman" w:cs="Times New Roman"/>
           <w:color w:val="000000" w:themeColor="text1"/>
           <w:sz w:val="24"/>
           <w:szCs w:val="24"/>
@@ -1859,7 +1677,7 @@
     <w:p>
       <w:pPr>
         <w:pBdr/>
-        <w:spacing w:after="0" w:afterAutospacing="0" w:line="240" w:lineRule="auto"/>
+        <w:spacing w:after="28" w:afterAutospacing="0" w:line="240" w:lineRule="auto"/>
         <w:ind/>
         <w:jc w:val="right"/>
         <w:rPr>
@@ -1888,7 +1706,7 @@
       </w:r>
       <w:r>
         <w:rPr>
-          <w:rFonts w:ascii="Times New Roman" w:hAnsi="Times New Roman" w:eastAsia="Times New Roman" w:cs="Times New Roman"/>
+          <w:rFonts w:ascii="Times New Roman" w:hAnsi="Times New Roman" w:cs="Times New Roman"/>
           <w:color w:val="000000" w:themeColor="text1"/>
           <w:sz w:val="24"/>
           <w:szCs w:val="24"/>
@@ -1898,7 +1716,7 @@
     <w:p>
       <w:pPr>
         <w:pBdr/>
-        <w:spacing w:after="0" w:afterAutospacing="0" w:line="240" w:lineRule="auto"/>
+        <w:spacing w:after="28" w:afterAutospacing="0" w:line="240" w:lineRule="auto"/>
         <w:ind/>
         <w:rPr>
           <w:rFonts w:ascii="Times New Roman" w:hAnsi="Times New Roman" w:cs="Times New Roman"/>
@@ -1925,7 +1743,7 @@
       </w:r>
       <w:r>
         <w:rPr>
-          <w:rFonts w:ascii="Times New Roman" w:hAnsi="Times New Roman" w:eastAsia="Times New Roman" w:cs="Times New Roman"/>
+          <w:rFonts w:ascii="Times New Roman" w:hAnsi="Times New Roman" w:cs="Times New Roman"/>
           <w:color w:val="000000" w:themeColor="text1"/>
           <w:sz w:val="24"/>
           <w:szCs w:val="24"/>
@@ -1935,7 +1753,7 @@
     <w:p>
       <w:pPr>
         <w:pBdr/>
-        <w:spacing w:after="0" w:afterAutospacing="0" w:line="240" w:lineRule="auto"/>
+        <w:spacing w:after="28" w:afterAutospacing="0" w:line="240" w:lineRule="auto"/>
         <w:ind/>
         <w:jc w:val="center"/>
         <w:rPr>
@@ -1963,7 +1781,7 @@
       </w:r>
       <w:r>
         <w:rPr>
-          <w:rFonts w:ascii="Times New Roman" w:hAnsi="Times New Roman" w:eastAsia="Times New Roman" w:cs="Times New Roman"/>
+          <w:rFonts w:ascii="Times New Roman" w:hAnsi="Times New Roman" w:cs="Times New Roman"/>
           <w:color w:val="000000" w:themeColor="text1"/>
           <w:sz w:val="24"/>
           <w:szCs w:val="24"/>
@@ -1973,7 +1791,7 @@
     <w:p>
       <w:pPr>
         <w:pBdr/>
-        <w:spacing w:after="0" w:afterAutospacing="0" w:line="240" w:lineRule="auto"/>
+        <w:spacing w:after="28" w:afterAutospacing="0" w:line="240" w:lineRule="auto"/>
         <w:ind/>
         <w:jc w:val="center"/>
         <w:rPr>
@@ -2002,7 +1820,7 @@
       </w:r>
       <w:r>
         <w:rPr>
-          <w:rFonts w:ascii="Times New Roman" w:hAnsi="Times New Roman" w:eastAsia="Times New Roman" w:cs="Times New Roman"/>
+          <w:rFonts w:ascii="Times New Roman" w:hAnsi="Times New Roman" w:cs="Times New Roman"/>
           <w:color w:val="000000" w:themeColor="text1"/>
           <w:sz w:val="24"/>
           <w:szCs w:val="24"/>
@@ -2012,7 +1830,7 @@
     <w:p>
       <w:pPr>
         <w:pBdr/>
-        <w:spacing w:after="0" w:afterAutospacing="0" w:line="240" w:lineRule="auto"/>
+        <w:spacing w:after="28" w:afterAutospacing="0" w:line="240" w:lineRule="auto"/>
         <w:ind/>
         <w:jc w:val="center"/>
         <w:rPr>
@@ -2041,7 +1859,7 @@
       </w:r>
       <w:r>
         <w:rPr>
-          <w:rFonts w:ascii="Times New Roman" w:hAnsi="Times New Roman" w:eastAsia="Times New Roman" w:cs="Times New Roman"/>
+          <w:rFonts w:ascii="Times New Roman" w:hAnsi="Times New Roman" w:cs="Times New Roman"/>
           <w:color w:val="000000" w:themeColor="text1"/>
           <w:sz w:val="24"/>
           <w:szCs w:val="24"/>
@@ -2051,7 +1869,7 @@
     <w:p>
       <w:pPr>
         <w:pBdr/>
-        <w:spacing w:after="0" w:afterAutospacing="0" w:line="240" w:lineRule="auto"/>
+        <w:spacing w:after="28" w:afterAutospacing="0" w:line="240" w:lineRule="auto"/>
         <w:ind/>
         <w:jc w:val="center"/>
         <w:rPr>
@@ -2080,7 +1898,7 @@
       </w:r>
       <w:r>
         <w:rPr>
-          <w:rFonts w:ascii="Times New Roman" w:hAnsi="Times New Roman" w:eastAsia="Times New Roman" w:cs="Times New Roman"/>
+          <w:rFonts w:ascii="Times New Roman" w:hAnsi="Times New Roman" w:cs="Times New Roman"/>
           <w:color w:val="000000" w:themeColor="text1"/>
           <w:sz w:val="24"/>
           <w:szCs w:val="24"/>
@@ -2090,7 +1908,7 @@
     <w:p>
       <w:pPr>
         <w:pBdr/>
-        <w:spacing w:after="0" w:afterAutospacing="0" w:line="240" w:lineRule="auto"/>
+        <w:spacing w:after="28" w:afterAutospacing="0" w:line="240" w:lineRule="auto"/>
         <w:ind/>
         <w:jc w:val="center"/>
         <w:rPr>
@@ -2130,7 +1948,7 @@
       </w:r>
       <w:r>
         <w:rPr>
-          <w:rFonts w:ascii="Times New Roman" w:hAnsi="Times New Roman" w:eastAsia="Times New Roman" w:cs="Times New Roman"/>
+          <w:rFonts w:ascii="Times New Roman" w:hAnsi="Times New Roman" w:cs="Times New Roman"/>
           <w:color w:val="000000" w:themeColor="text1"/>
           <w:sz w:val="24"/>
           <w:szCs w:val="24"/>
@@ -2140,7 +1958,7 @@
     <w:p>
       <w:pPr>
         <w:pBdr/>
-        <w:spacing w:after="0" w:afterAutospacing="0" w:line="240" w:lineRule="auto"/>
+        <w:spacing w:after="28" w:afterAutospacing="0" w:line="240" w:lineRule="auto"/>
         <w:ind/>
         <w:jc w:val="right"/>
         <w:rPr>
@@ -2277,21 +2095,20 @@
           <w:rFonts w:ascii="Times New Roman" w:hAnsi="Times New Roman" w:eastAsia="Times New Roman" w:cs="Times New Roman"/>
           <w:b/>
           <w:bCs/>
-          <w:color w:val="000000" w:themeColor="text1"/>
-          <w:sz w:val="20"/>
-          <w:szCs w:val="20"/>
+          <w:color w:val="ff0000"/>
+          <w:sz w:val="24"/>
+          <w:szCs w:val="24"/>
           <w:lang w:val="en-US"/>
         </w:rPr>
       </w:r>
       <w:r>
         <w:rPr>
-          <w:rFonts w:ascii="Times New Roman" w:hAnsi="Times New Roman" w:eastAsia="Times New Roman" w:cs="Times New Roman"/>
+          <w:rFonts w:ascii="Times New Roman" w:hAnsi="Times New Roman" w:cs="Times New Roman"/>
           <w:b/>
           <w:bCs/>
           <w:color w:val="ff0000"/>
           <w:sz w:val="24"/>
           <w:szCs w:val="24"/>
-          <w:lang w:val="en-US"/>
         </w:rPr>
       </w:r>
     </w:p>
